--- a/docs/technical-specification/ТЗ_мессенджер.docx
+++ b/docs/technical-specification/ТЗ_мессенджер.docx
@@ -1006,7 +1006,7 @@
             </w:rPr>
             <w:fldChar w:fldCharType="separate"/>
           </w:r>
-          <w:hyperlink w:anchor="_Toc233309851" w:history="1">
+          <w:hyperlink w:anchor="_Toc233384154" w:history="1">
             <w:r>
               <w:rPr>
                 <w:rStyle w:val="aff8"/>
@@ -1043,7 +1043,7 @@
                 <w:sz w:val="28"/>
                 <w:szCs w:val="28"/>
               </w:rPr>
-              <w:instrText xml:space="preserve"> PAGEREF _Toc233309851 \h </w:instrText>
+              <w:instrText xml:space="preserve"> PAGEREF _Toc233384154 \h </w:instrText>
             </w:r>
             <w:r>
               <w:rPr>
@@ -1099,7 +1099,7 @@
               <w14:ligatures w14:val="standardContextual"/>
             </w:rPr>
           </w:pPr>
-          <w:hyperlink w:anchor="_Toc233309852" w:history="1">
+          <w:hyperlink w:anchor="_Toc233384155" w:history="1">
             <w:r>
               <w:rPr>
                 <w:rStyle w:val="aff8"/>
@@ -1136,7 +1136,7 @@
                 <w:sz w:val="28"/>
                 <w:szCs w:val="28"/>
               </w:rPr>
-              <w:instrText xml:space="preserve"> PAGEREF _Toc233309852 \h </w:instrText>
+              <w:instrText xml:space="preserve"> PAGEREF _Toc233384155 \h </w:instrText>
             </w:r>
             <w:r>
               <w:rPr>
@@ -1192,7 +1192,7 @@
               <w14:ligatures w14:val="standardContextual"/>
             </w:rPr>
           </w:pPr>
-          <w:hyperlink w:anchor="_Toc233309853" w:history="1">
+          <w:hyperlink w:anchor="_Toc233384156" w:history="1">
             <w:r>
               <w:rPr>
                 <w:rStyle w:val="aff8"/>
@@ -1229,7 +1229,7 @@
                 <w:sz w:val="28"/>
                 <w:szCs w:val="28"/>
               </w:rPr>
-              <w:instrText xml:space="preserve"> PAGEREF _Toc233309853 \h </w:instrText>
+              <w:instrText xml:space="preserve"> PAGEREF _Toc233384156 \h </w:instrText>
             </w:r>
             <w:r>
               <w:rPr>
@@ -1285,7 +1285,7 @@
               <w14:ligatures w14:val="standardContextual"/>
             </w:rPr>
           </w:pPr>
-          <w:hyperlink w:anchor="_Toc233309854" w:history="1">
+          <w:hyperlink w:anchor="_Toc233384157" w:history="1">
             <w:r>
               <w:rPr>
                 <w:rStyle w:val="aff8"/>
@@ -1332,7 +1332,7 @@
                 <w:sz w:val="28"/>
                 <w:szCs w:val="28"/>
               </w:rPr>
-              <w:instrText xml:space="preserve"> PAGEREF _Toc233309854 \h </w:instrText>
+              <w:instrText xml:space="preserve"> PAGEREF _Toc233384157 \h </w:instrText>
             </w:r>
             <w:r>
               <w:rPr>
@@ -1384,7 +1384,7 @@
               <w14:ligatures w14:val="standardContextual"/>
             </w:rPr>
           </w:pPr>
-          <w:hyperlink w:anchor="_Toc233309855" w:history="1">
+          <w:hyperlink w:anchor="_Toc233384158" w:history="1">
             <w:r>
               <w:rPr>
                 <w:rStyle w:val="aff8"/>
@@ -1444,7 +1444,7 @@
                 <w:sz w:val="28"/>
                 <w:szCs w:val="28"/>
               </w:rPr>
-              <w:instrText xml:space="preserve"> PAGEREF _Toc233309855 \h </w:instrText>
+              <w:instrText xml:space="preserve"> PAGEREF _Toc233384158 \h </w:instrText>
             </w:r>
             <w:r>
               <w:rPr>
@@ -1496,7 +1496,7 @@
               <w14:ligatures w14:val="standardContextual"/>
             </w:rPr>
           </w:pPr>
-          <w:hyperlink w:anchor="_Toc233309856" w:history="1">
+          <w:hyperlink w:anchor="_Toc233384159" w:history="1">
             <w:r>
               <w:rPr>
                 <w:rStyle w:val="aff8"/>
@@ -1533,7 +1533,7 @@
                 <w:sz w:val="28"/>
                 <w:szCs w:val="28"/>
               </w:rPr>
-              <w:instrText xml:space="preserve"> PAGEREF _Toc233309856 \h </w:instrText>
+              <w:instrText xml:space="preserve"> PAGEREF _Toc233384159 \h </w:instrText>
             </w:r>
             <w:r>
               <w:rPr>
@@ -1585,7 +1585,7 @@
               <w14:ligatures w14:val="standardContextual"/>
             </w:rPr>
           </w:pPr>
-          <w:hyperlink w:anchor="_Toc233309857" w:history="1">
+          <w:hyperlink w:anchor="_Toc233384160" w:history="1">
             <w:r>
               <w:rPr>
                 <w:rStyle w:val="aff8"/>
@@ -1622,7 +1622,7 @@
                 <w:sz w:val="28"/>
                 <w:szCs w:val="28"/>
               </w:rPr>
-              <w:instrText xml:space="preserve"> PAGEREF _Toc233309857 \h </w:instrText>
+              <w:instrText xml:space="preserve"> PAGEREF _Toc233384160 \h </w:instrText>
             </w:r>
             <w:r>
               <w:rPr>
@@ -1674,7 +1674,7 @@
               <w14:ligatures w14:val="standardContextual"/>
             </w:rPr>
           </w:pPr>
-          <w:hyperlink w:anchor="_Toc233309858" w:history="1">
+          <w:hyperlink w:anchor="_Toc233384161" w:history="1">
             <w:r>
               <w:rPr>
                 <w:rStyle w:val="aff8"/>
@@ -1711,7 +1711,7 @@
                 <w:sz w:val="28"/>
                 <w:szCs w:val="28"/>
               </w:rPr>
-              <w:instrText xml:space="preserve"> PAGEREF _Toc233309858 \h </w:instrText>
+              <w:instrText xml:space="preserve"> PAGEREF _Toc233384161 \h </w:instrText>
             </w:r>
             <w:r>
               <w:rPr>
@@ -1763,7 +1763,7 @@
               <w14:ligatures w14:val="standardContextual"/>
             </w:rPr>
           </w:pPr>
-          <w:hyperlink w:anchor="_Toc233309859" w:history="1">
+          <w:hyperlink w:anchor="_Toc233384162" w:history="1">
             <w:r>
               <w:rPr>
                 <w:rStyle w:val="aff8"/>
@@ -1800,7 +1800,7 @@
                 <w:sz w:val="28"/>
                 <w:szCs w:val="28"/>
               </w:rPr>
-              <w:instrText xml:space="preserve"> PAGEREF _Toc233309859 \h </w:instrText>
+              <w:instrText xml:space="preserve"> PAGEREF _Toc233384162 \h </w:instrText>
             </w:r>
             <w:r>
               <w:rPr>
@@ -1852,7 +1852,7 @@
               <w14:ligatures w14:val="standardContextual"/>
             </w:rPr>
           </w:pPr>
-          <w:hyperlink w:anchor="_Toc233309860" w:history="1">
+          <w:hyperlink w:anchor="_Toc233384163" w:history="1">
             <w:r>
               <w:rPr>
                 <w:rStyle w:val="aff8"/>
@@ -1889,7 +1889,7 @@
                 <w:sz w:val="28"/>
                 <w:szCs w:val="28"/>
               </w:rPr>
-              <w:instrText xml:space="preserve"> PAGEREF _Toc233309860 \h </w:instrText>
+              <w:instrText xml:space="preserve"> PAGEREF _Toc233384163 \h </w:instrText>
             </w:r>
             <w:r>
               <w:rPr>
@@ -1941,7 +1941,7 @@
               <w14:ligatures w14:val="standardContextual"/>
             </w:rPr>
           </w:pPr>
-          <w:hyperlink w:anchor="_Toc233309861" w:history="1">
+          <w:hyperlink w:anchor="_Toc233384164" w:history="1">
             <w:r>
               <w:rPr>
                 <w:rStyle w:val="aff8"/>
@@ -1978,7 +1978,7 @@
                 <w:sz w:val="28"/>
                 <w:szCs w:val="28"/>
               </w:rPr>
-              <w:instrText xml:space="preserve"> PAGEREF _Toc233309861 \h </w:instrText>
+              <w:instrText xml:space="preserve"> PAGEREF _Toc233384164 \h </w:instrText>
             </w:r>
             <w:r>
               <w:rPr>
@@ -2005,6 +2005,657 @@
                 <w:szCs w:val="28"/>
               </w:rPr>
               <w:t>6</w:t>
+            </w:r>
+            <w:r>
+              <w:rPr>
+                <w:noProof/>
+                <w:webHidden/>
+                <w:sz w:val="28"/>
+                <w:szCs w:val="28"/>
+              </w:rPr>
+              <w:fldChar w:fldCharType="end"/>
+            </w:r>
+          </w:hyperlink>
+        </w:p>
+        <w:p>
+          <w:pPr>
+            <w:pStyle w:val="14"/>
+            <w:tabs>
+              <w:tab w:val="right" w:leader="dot" w:pos="9678"/>
+            </w:tabs>
+            <w:ind w:firstLine="0"/>
+            <w:rPr>
+              <w:rFonts w:asciiTheme="minorHAnsi" w:eastAsiaTheme="minorEastAsia" w:hAnsiTheme="minorHAnsi"/>
+              <w:noProof/>
+              <w:kern w:val="2"/>
+              <w:sz w:val="28"/>
+              <w:szCs w:val="28"/>
+              <w:lang w:val="ru-RU" w:eastAsia="ru-RU"/>
+              <w14:ligatures w14:val="standardContextual"/>
+            </w:rPr>
+          </w:pPr>
+          <w:hyperlink w:anchor="_Toc233384165" w:history="1">
+            <w:r>
+              <w:rPr>
+                <w:rStyle w:val="aff8"/>
+                <w:rFonts w:eastAsiaTheme="majorEastAsia" w:cs="Times New Roman"/>
+                <w:noProof/>
+                <w:sz w:val="28"/>
+                <w:szCs w:val="28"/>
+              </w:rPr>
+              <w:t>4 ПРОЕКТИРОВАНИЕ БАЗЫ ДАННЫХ</w:t>
+            </w:r>
+            <w:r>
+              <w:rPr>
+                <w:noProof/>
+                <w:webHidden/>
+                <w:sz w:val="28"/>
+                <w:szCs w:val="28"/>
+              </w:rPr>
+              <w:tab/>
+            </w:r>
+            <w:r>
+              <w:rPr>
+                <w:noProof/>
+                <w:webHidden/>
+                <w:sz w:val="28"/>
+                <w:szCs w:val="28"/>
+              </w:rPr>
+              <w:fldChar w:fldCharType="begin"/>
+            </w:r>
+            <w:r>
+              <w:rPr>
+                <w:noProof/>
+                <w:webHidden/>
+                <w:sz w:val="28"/>
+                <w:szCs w:val="28"/>
+              </w:rPr>
+              <w:instrText xml:space="preserve"> PAGEREF _Toc233384165 \h </w:instrText>
+            </w:r>
+            <w:r>
+              <w:rPr>
+                <w:noProof/>
+                <w:webHidden/>
+                <w:sz w:val="28"/>
+                <w:szCs w:val="28"/>
+              </w:rPr>
+            </w:r>
+            <w:r>
+              <w:rPr>
+                <w:noProof/>
+                <w:webHidden/>
+                <w:sz w:val="28"/>
+                <w:szCs w:val="28"/>
+              </w:rPr>
+              <w:fldChar w:fldCharType="separate"/>
+            </w:r>
+            <w:r>
+              <w:rPr>
+                <w:noProof/>
+                <w:webHidden/>
+                <w:sz w:val="28"/>
+                <w:szCs w:val="28"/>
+              </w:rPr>
+              <w:t>7</w:t>
+            </w:r>
+            <w:r>
+              <w:rPr>
+                <w:noProof/>
+                <w:webHidden/>
+                <w:sz w:val="28"/>
+                <w:szCs w:val="28"/>
+              </w:rPr>
+              <w:fldChar w:fldCharType="end"/>
+            </w:r>
+          </w:hyperlink>
+        </w:p>
+        <w:p>
+          <w:pPr>
+            <w:pStyle w:val="2c"/>
+            <w:rPr>
+              <w:rFonts w:asciiTheme="minorHAnsi" w:eastAsiaTheme="minorEastAsia" w:hAnsiTheme="minorHAnsi"/>
+              <w:noProof/>
+              <w:kern w:val="2"/>
+              <w:sz w:val="28"/>
+              <w:szCs w:val="28"/>
+              <w:lang w:val="ru-RU" w:eastAsia="ru-RU"/>
+              <w14:ligatures w14:val="standardContextual"/>
+            </w:rPr>
+          </w:pPr>
+          <w:hyperlink w:anchor="_Toc233384166" w:history="1">
+            <w:r>
+              <w:rPr>
+                <w:rStyle w:val="aff8"/>
+                <w:rFonts w:eastAsiaTheme="majorEastAsia" w:cs="Times New Roman"/>
+                <w:noProof/>
+                <w:sz w:val="28"/>
+                <w:szCs w:val="28"/>
+                <w:lang w:val="ru-RU"/>
+              </w:rPr>
+              <w:t>4.1 Назначение базы данных</w:t>
+            </w:r>
+            <w:r>
+              <w:rPr>
+                <w:noProof/>
+                <w:webHidden/>
+                <w:sz w:val="28"/>
+                <w:szCs w:val="28"/>
+              </w:rPr>
+              <w:tab/>
+            </w:r>
+            <w:r>
+              <w:rPr>
+                <w:noProof/>
+                <w:webHidden/>
+                <w:sz w:val="28"/>
+                <w:szCs w:val="28"/>
+              </w:rPr>
+              <w:fldChar w:fldCharType="begin"/>
+            </w:r>
+            <w:r>
+              <w:rPr>
+                <w:noProof/>
+                <w:webHidden/>
+                <w:sz w:val="28"/>
+                <w:szCs w:val="28"/>
+              </w:rPr>
+              <w:instrText xml:space="preserve"> PAGEREF _Toc233384166 \h </w:instrText>
+            </w:r>
+            <w:r>
+              <w:rPr>
+                <w:noProof/>
+                <w:webHidden/>
+                <w:sz w:val="28"/>
+                <w:szCs w:val="28"/>
+              </w:rPr>
+            </w:r>
+            <w:r>
+              <w:rPr>
+                <w:noProof/>
+                <w:webHidden/>
+                <w:sz w:val="28"/>
+                <w:szCs w:val="28"/>
+              </w:rPr>
+              <w:fldChar w:fldCharType="separate"/>
+            </w:r>
+            <w:r>
+              <w:rPr>
+                <w:noProof/>
+                <w:webHidden/>
+                <w:sz w:val="28"/>
+                <w:szCs w:val="28"/>
+              </w:rPr>
+              <w:t>7</w:t>
+            </w:r>
+            <w:r>
+              <w:rPr>
+                <w:noProof/>
+                <w:webHidden/>
+                <w:sz w:val="28"/>
+                <w:szCs w:val="28"/>
+              </w:rPr>
+              <w:fldChar w:fldCharType="end"/>
+            </w:r>
+          </w:hyperlink>
+        </w:p>
+        <w:p>
+          <w:pPr>
+            <w:pStyle w:val="2c"/>
+            <w:rPr>
+              <w:rFonts w:asciiTheme="minorHAnsi" w:eastAsiaTheme="minorEastAsia" w:hAnsiTheme="minorHAnsi"/>
+              <w:noProof/>
+              <w:kern w:val="2"/>
+              <w:sz w:val="28"/>
+              <w:szCs w:val="28"/>
+              <w:lang w:val="ru-RU" w:eastAsia="ru-RU"/>
+              <w14:ligatures w14:val="standardContextual"/>
+            </w:rPr>
+          </w:pPr>
+          <w:hyperlink w:anchor="_Toc233384167" w:history="1">
+            <w:r>
+              <w:rPr>
+                <w:rStyle w:val="aff8"/>
+                <w:rFonts w:eastAsiaTheme="majorEastAsia" w:cs="Times New Roman"/>
+                <w:noProof/>
+                <w:sz w:val="28"/>
+                <w:szCs w:val="28"/>
+                <w:lang w:val="ru-RU"/>
+              </w:rPr>
+              <w:t xml:space="preserve">4.2 </w:t>
+            </w:r>
+            <w:r>
+              <w:rPr>
+                <w:rStyle w:val="aff8"/>
+                <w:rFonts w:eastAsiaTheme="majorEastAsia" w:cs="Times New Roman"/>
+                <w:noProof/>
+                <w:sz w:val="28"/>
+                <w:szCs w:val="28"/>
+              </w:rPr>
+              <w:t>ER</w:t>
+            </w:r>
+            <w:r>
+              <w:rPr>
+                <w:rStyle w:val="aff8"/>
+                <w:rFonts w:eastAsiaTheme="majorEastAsia" w:cs="Times New Roman"/>
+                <w:noProof/>
+                <w:sz w:val="28"/>
+                <w:szCs w:val="28"/>
+                <w:lang w:val="ru-RU"/>
+              </w:rPr>
+              <w:t>-модель базы данных</w:t>
+            </w:r>
+            <w:r>
+              <w:rPr>
+                <w:noProof/>
+                <w:webHidden/>
+                <w:sz w:val="28"/>
+                <w:szCs w:val="28"/>
+              </w:rPr>
+              <w:tab/>
+            </w:r>
+            <w:r>
+              <w:rPr>
+                <w:noProof/>
+                <w:webHidden/>
+                <w:sz w:val="28"/>
+                <w:szCs w:val="28"/>
+              </w:rPr>
+              <w:fldChar w:fldCharType="begin"/>
+            </w:r>
+            <w:r>
+              <w:rPr>
+                <w:noProof/>
+                <w:webHidden/>
+                <w:sz w:val="28"/>
+                <w:szCs w:val="28"/>
+              </w:rPr>
+              <w:instrText xml:space="preserve"> PAGEREF _Toc233384167 \h </w:instrText>
+            </w:r>
+            <w:r>
+              <w:rPr>
+                <w:noProof/>
+                <w:webHidden/>
+                <w:sz w:val="28"/>
+                <w:szCs w:val="28"/>
+              </w:rPr>
+            </w:r>
+            <w:r>
+              <w:rPr>
+                <w:noProof/>
+                <w:webHidden/>
+                <w:sz w:val="28"/>
+                <w:szCs w:val="28"/>
+              </w:rPr>
+              <w:fldChar w:fldCharType="separate"/>
+            </w:r>
+            <w:r>
+              <w:rPr>
+                <w:noProof/>
+                <w:webHidden/>
+                <w:sz w:val="28"/>
+                <w:szCs w:val="28"/>
+              </w:rPr>
+              <w:t>7</w:t>
+            </w:r>
+            <w:r>
+              <w:rPr>
+                <w:noProof/>
+                <w:webHidden/>
+                <w:sz w:val="28"/>
+                <w:szCs w:val="28"/>
+              </w:rPr>
+              <w:fldChar w:fldCharType="end"/>
+            </w:r>
+          </w:hyperlink>
+        </w:p>
+        <w:p>
+          <w:pPr>
+            <w:pStyle w:val="2c"/>
+            <w:rPr>
+              <w:rFonts w:asciiTheme="minorHAnsi" w:eastAsiaTheme="minorEastAsia" w:hAnsiTheme="minorHAnsi"/>
+              <w:noProof/>
+              <w:kern w:val="2"/>
+              <w:sz w:val="28"/>
+              <w:szCs w:val="28"/>
+              <w:lang w:val="ru-RU" w:eastAsia="ru-RU"/>
+              <w14:ligatures w14:val="standardContextual"/>
+            </w:rPr>
+          </w:pPr>
+          <w:hyperlink w:anchor="_Toc233384168" w:history="1">
+            <w:r>
+              <w:rPr>
+                <w:rStyle w:val="aff8"/>
+                <w:rFonts w:eastAsiaTheme="majorEastAsia" w:cs="Times New Roman"/>
+                <w:noProof/>
+                <w:sz w:val="28"/>
+                <w:szCs w:val="28"/>
+                <w:lang w:val="ru-RU"/>
+              </w:rPr>
+              <w:t>4.3 Описание сущностей и атрибутов</w:t>
+            </w:r>
+            <w:r>
+              <w:rPr>
+                <w:noProof/>
+                <w:webHidden/>
+                <w:sz w:val="28"/>
+                <w:szCs w:val="28"/>
+              </w:rPr>
+              <w:tab/>
+            </w:r>
+            <w:r>
+              <w:rPr>
+                <w:noProof/>
+                <w:webHidden/>
+                <w:sz w:val="28"/>
+                <w:szCs w:val="28"/>
+              </w:rPr>
+              <w:fldChar w:fldCharType="begin"/>
+            </w:r>
+            <w:r>
+              <w:rPr>
+                <w:noProof/>
+                <w:webHidden/>
+                <w:sz w:val="28"/>
+                <w:szCs w:val="28"/>
+              </w:rPr>
+              <w:instrText xml:space="preserve"> PAGEREF _Toc233384168 \h </w:instrText>
+            </w:r>
+            <w:r>
+              <w:rPr>
+                <w:noProof/>
+                <w:webHidden/>
+                <w:sz w:val="28"/>
+                <w:szCs w:val="28"/>
+              </w:rPr>
+            </w:r>
+            <w:r>
+              <w:rPr>
+                <w:noProof/>
+                <w:webHidden/>
+                <w:sz w:val="28"/>
+                <w:szCs w:val="28"/>
+              </w:rPr>
+              <w:fldChar w:fldCharType="separate"/>
+            </w:r>
+            <w:r>
+              <w:rPr>
+                <w:noProof/>
+                <w:webHidden/>
+                <w:sz w:val="28"/>
+                <w:szCs w:val="28"/>
+              </w:rPr>
+              <w:t>7</w:t>
+            </w:r>
+            <w:r>
+              <w:rPr>
+                <w:noProof/>
+                <w:webHidden/>
+                <w:sz w:val="28"/>
+                <w:szCs w:val="28"/>
+              </w:rPr>
+              <w:fldChar w:fldCharType="end"/>
+            </w:r>
+          </w:hyperlink>
+        </w:p>
+        <w:p>
+          <w:pPr>
+            <w:pStyle w:val="2c"/>
+            <w:rPr>
+              <w:rFonts w:asciiTheme="minorHAnsi" w:eastAsiaTheme="minorEastAsia" w:hAnsiTheme="minorHAnsi"/>
+              <w:noProof/>
+              <w:kern w:val="2"/>
+              <w:sz w:val="28"/>
+              <w:szCs w:val="28"/>
+              <w:lang w:val="ru-RU" w:eastAsia="ru-RU"/>
+              <w14:ligatures w14:val="standardContextual"/>
+            </w:rPr>
+          </w:pPr>
+          <w:hyperlink w:anchor="_Toc233384169" w:history="1">
+            <w:r>
+              <w:rPr>
+                <w:rStyle w:val="aff8"/>
+                <w:rFonts w:eastAsiaTheme="majorEastAsia" w:cs="Times New Roman"/>
+                <w:noProof/>
+                <w:sz w:val="28"/>
+                <w:szCs w:val="28"/>
+                <w:lang w:val="ru-RU"/>
+              </w:rPr>
+              <w:t>4.4 Ограничения целостности данных</w:t>
+            </w:r>
+            <w:r>
+              <w:rPr>
+                <w:noProof/>
+                <w:webHidden/>
+                <w:sz w:val="28"/>
+                <w:szCs w:val="28"/>
+              </w:rPr>
+              <w:tab/>
+            </w:r>
+            <w:r>
+              <w:rPr>
+                <w:noProof/>
+                <w:webHidden/>
+                <w:sz w:val="28"/>
+                <w:szCs w:val="28"/>
+              </w:rPr>
+              <w:fldChar w:fldCharType="begin"/>
+            </w:r>
+            <w:r>
+              <w:rPr>
+                <w:noProof/>
+                <w:webHidden/>
+                <w:sz w:val="28"/>
+                <w:szCs w:val="28"/>
+              </w:rPr>
+              <w:instrText xml:space="preserve"> PAGEREF _Toc233384169 \h </w:instrText>
+            </w:r>
+            <w:r>
+              <w:rPr>
+                <w:noProof/>
+                <w:webHidden/>
+                <w:sz w:val="28"/>
+                <w:szCs w:val="28"/>
+              </w:rPr>
+            </w:r>
+            <w:r>
+              <w:rPr>
+                <w:noProof/>
+                <w:webHidden/>
+                <w:sz w:val="28"/>
+                <w:szCs w:val="28"/>
+              </w:rPr>
+              <w:fldChar w:fldCharType="separate"/>
+            </w:r>
+            <w:r>
+              <w:rPr>
+                <w:noProof/>
+                <w:webHidden/>
+                <w:sz w:val="28"/>
+                <w:szCs w:val="28"/>
+              </w:rPr>
+              <w:t>8</w:t>
+            </w:r>
+            <w:r>
+              <w:rPr>
+                <w:noProof/>
+                <w:webHidden/>
+                <w:sz w:val="28"/>
+                <w:szCs w:val="28"/>
+              </w:rPr>
+              <w:fldChar w:fldCharType="end"/>
+            </w:r>
+          </w:hyperlink>
+        </w:p>
+        <w:p>
+          <w:pPr>
+            <w:pStyle w:val="14"/>
+            <w:tabs>
+              <w:tab w:val="right" w:leader="dot" w:pos="9678"/>
+            </w:tabs>
+            <w:ind w:firstLine="0"/>
+            <w:rPr>
+              <w:rFonts w:asciiTheme="minorHAnsi" w:eastAsiaTheme="minorEastAsia" w:hAnsiTheme="minorHAnsi"/>
+              <w:noProof/>
+              <w:kern w:val="2"/>
+              <w:sz w:val="28"/>
+              <w:szCs w:val="28"/>
+              <w:lang w:val="ru-RU" w:eastAsia="ru-RU"/>
+              <w14:ligatures w14:val="standardContextual"/>
+            </w:rPr>
+          </w:pPr>
+          <w:hyperlink w:anchor="_Toc233384170" w:history="1">
+            <w:r>
+              <w:rPr>
+                <w:rStyle w:val="aff8"/>
+                <w:rFonts w:eastAsiaTheme="majorEastAsia" w:cs="Times New Roman"/>
+                <w:noProof/>
+                <w:sz w:val="28"/>
+                <w:szCs w:val="28"/>
+                <w:lang w:val="ru-RU"/>
+              </w:rPr>
+              <w:t>ПРИЛОЖЕНИЕ</w:t>
+            </w:r>
+            <w:r>
+              <w:rPr>
+                <w:noProof/>
+                <w:webHidden/>
+                <w:sz w:val="28"/>
+                <w:szCs w:val="28"/>
+              </w:rPr>
+              <w:tab/>
+            </w:r>
+            <w:r>
+              <w:rPr>
+                <w:noProof/>
+                <w:webHidden/>
+                <w:sz w:val="28"/>
+                <w:szCs w:val="28"/>
+              </w:rPr>
+              <w:fldChar w:fldCharType="begin"/>
+            </w:r>
+            <w:r>
+              <w:rPr>
+                <w:noProof/>
+                <w:webHidden/>
+                <w:sz w:val="28"/>
+                <w:szCs w:val="28"/>
+              </w:rPr>
+              <w:instrText xml:space="preserve"> PAGEREF _Toc233384170 \h </w:instrText>
+            </w:r>
+            <w:r>
+              <w:rPr>
+                <w:noProof/>
+                <w:webHidden/>
+                <w:sz w:val="28"/>
+                <w:szCs w:val="28"/>
+              </w:rPr>
+            </w:r>
+            <w:r>
+              <w:rPr>
+                <w:noProof/>
+                <w:webHidden/>
+                <w:sz w:val="28"/>
+                <w:szCs w:val="28"/>
+              </w:rPr>
+              <w:fldChar w:fldCharType="separate"/>
+            </w:r>
+            <w:r>
+              <w:rPr>
+                <w:noProof/>
+                <w:webHidden/>
+                <w:sz w:val="28"/>
+                <w:szCs w:val="28"/>
+              </w:rPr>
+              <w:t>9</w:t>
+            </w:r>
+            <w:r>
+              <w:rPr>
+                <w:noProof/>
+                <w:webHidden/>
+                <w:sz w:val="28"/>
+                <w:szCs w:val="28"/>
+              </w:rPr>
+              <w:fldChar w:fldCharType="end"/>
+            </w:r>
+          </w:hyperlink>
+        </w:p>
+        <w:p>
+          <w:pPr>
+            <w:pStyle w:val="2c"/>
+            <w:rPr>
+              <w:rFonts w:asciiTheme="minorHAnsi" w:eastAsiaTheme="minorEastAsia" w:hAnsiTheme="minorHAnsi"/>
+              <w:noProof/>
+              <w:kern w:val="2"/>
+              <w:sz w:val="28"/>
+              <w:szCs w:val="28"/>
+              <w:lang w:val="ru-RU" w:eastAsia="ru-RU"/>
+              <w14:ligatures w14:val="standardContextual"/>
+            </w:rPr>
+          </w:pPr>
+          <w:hyperlink w:anchor="_Toc233384171" w:history="1">
+            <w:r>
+              <w:rPr>
+                <w:rStyle w:val="aff8"/>
+                <w:rFonts w:eastAsiaTheme="majorEastAsia" w:cs="Times New Roman"/>
+                <w:noProof/>
+                <w:sz w:val="28"/>
+                <w:szCs w:val="28"/>
+                <w:lang w:val="ru-RU"/>
+              </w:rPr>
+              <w:t>Приложение А – UML-диаграммы</w:t>
+            </w:r>
+            <w:r>
+              <w:rPr>
+                <w:noProof/>
+                <w:webHidden/>
+                <w:sz w:val="28"/>
+                <w:szCs w:val="28"/>
+              </w:rPr>
+              <w:tab/>
+            </w:r>
+            <w:r>
+              <w:rPr>
+                <w:noProof/>
+                <w:webHidden/>
+                <w:sz w:val="28"/>
+                <w:szCs w:val="28"/>
+              </w:rPr>
+              <w:fldChar w:fldCharType="begin"/>
+            </w:r>
+            <w:r>
+              <w:rPr>
+                <w:noProof/>
+                <w:webHidden/>
+                <w:sz w:val="28"/>
+                <w:szCs w:val="28"/>
+              </w:rPr>
+              <w:instrText xml:space="preserve"> PAGEREF _Toc233384171 \h </w:instrText>
+            </w:r>
+            <w:r>
+              <w:rPr>
+                <w:noProof/>
+                <w:webHidden/>
+                <w:sz w:val="28"/>
+                <w:szCs w:val="28"/>
+              </w:rPr>
+            </w:r>
+            <w:r>
+              <w:rPr>
+                <w:noProof/>
+                <w:webHidden/>
+                <w:sz w:val="28"/>
+                <w:szCs w:val="28"/>
+              </w:rPr>
+              <w:fldChar w:fldCharType="separate"/>
+            </w:r>
+            <w:r>
+              <w:rPr>
+                <w:noProof/>
+                <w:webHidden/>
+                <w:sz w:val="28"/>
+                <w:szCs w:val="28"/>
+              </w:rPr>
+              <w:t>9</w:t>
             </w:r>
             <w:r>
               <w:rPr>
@@ -2056,78 +2707,6 @@
     </w:p>
     <w:p>
       <w:pPr>
-        <w:ind w:firstLine="0"/>
-        <w:rPr>
-          <w:rFonts w:cs="Times New Roman"/>
-          <w:color w:val="000000"/>
-          <w:sz w:val="32"/>
-          <w:szCs w:val="32"/>
-          <w:lang w:val="ru-RU"/>
-        </w:rPr>
-      </w:pPr>
-    </w:p>
-    <w:p>
-      <w:pPr>
-        <w:ind w:firstLine="0"/>
-        <w:rPr>
-          <w:rFonts w:cs="Times New Roman"/>
-          <w:color w:val="000000"/>
-          <w:sz w:val="32"/>
-          <w:szCs w:val="32"/>
-          <w:lang w:val="ru-RU"/>
-        </w:rPr>
-      </w:pPr>
-    </w:p>
-    <w:p>
-      <w:pPr>
-        <w:ind w:firstLine="0"/>
-        <w:rPr>
-          <w:rFonts w:cs="Times New Roman"/>
-          <w:color w:val="000000"/>
-          <w:sz w:val="32"/>
-          <w:szCs w:val="32"/>
-          <w:lang w:val="ru-RU"/>
-        </w:rPr>
-      </w:pPr>
-    </w:p>
-    <w:p>
-      <w:pPr>
-        <w:ind w:firstLine="0"/>
-        <w:rPr>
-          <w:rFonts w:cs="Times New Roman"/>
-          <w:color w:val="000000"/>
-          <w:sz w:val="32"/>
-          <w:szCs w:val="32"/>
-          <w:lang w:val="ru-RU"/>
-        </w:rPr>
-      </w:pPr>
-    </w:p>
-    <w:p>
-      <w:pPr>
-        <w:ind w:firstLine="0"/>
-        <w:rPr>
-          <w:rFonts w:cs="Times New Roman"/>
-          <w:color w:val="000000"/>
-          <w:sz w:val="32"/>
-          <w:szCs w:val="32"/>
-          <w:lang w:val="ru-RU"/>
-        </w:rPr>
-      </w:pPr>
-    </w:p>
-    <w:p>
-      <w:pPr>
-        <w:ind w:firstLine="0"/>
-        <w:rPr>
-          <w:rFonts w:cs="Times New Roman"/>
-          <w:color w:val="000000"/>
-          <w:sz w:val="32"/>
-          <w:szCs w:val="32"/>
-          <w:lang w:val="ru-RU"/>
-        </w:rPr>
-      </w:pPr>
-    </w:p>
-    <w:p>
-      <w:pPr>
         <w:pStyle w:val="1"/>
         <w:spacing w:after="240"/>
         <w:ind w:firstLine="0"/>
@@ -2140,7 +2719,7 @@
           <w:lang w:val="ru-RU"/>
         </w:rPr>
       </w:pPr>
-      <w:bookmarkStart w:id="0" w:name="_Toc233309851"/>
+      <w:bookmarkStart w:id="0" w:name="_Toc233384154"/>
       <w:r>
         <w:rPr>
           <w:rFonts w:ascii="Times New Roman" w:hAnsi="Times New Roman" w:cs="Times New Roman"/>
@@ -2240,7 +2819,7 @@
           <w:lang w:val="ru-RU"/>
         </w:rPr>
       </w:pPr>
-      <w:bookmarkStart w:id="1" w:name="_Toc233309852"/>
+      <w:bookmarkStart w:id="1" w:name="_Toc233384155"/>
       <w:r>
         <w:rPr>
           <w:rFonts w:ascii="Times New Roman" w:hAnsi="Times New Roman" w:cs="Times New Roman"/>
@@ -2362,7 +2941,7 @@
           <w:lang w:val="ru-RU"/>
         </w:rPr>
       </w:pPr>
-      <w:bookmarkStart w:id="2" w:name="_Toc233309853"/>
+      <w:bookmarkStart w:id="2" w:name="_Toc233384156"/>
       <w:r>
         <w:rPr>
           <w:rFonts w:ascii="Times New Roman" w:hAnsi="Times New Roman" w:cs="Times New Roman"/>
@@ -2540,7 +3119,7 @@
           <w:lang w:val="ru-RU"/>
         </w:rPr>
       </w:pPr>
-      <w:bookmarkStart w:id="3" w:name="_Toc233309854"/>
+      <w:bookmarkStart w:id="3" w:name="_Toc233384157"/>
       <w:r>
         <w:rPr>
           <w:rFonts w:ascii="Times New Roman" w:hAnsi="Times New Roman" w:cs="Times New Roman"/>
@@ -2588,7 +3167,7 @@
         </w:rPr>
         <w:t xml:space="preserve"> </w:t>
       </w:r>
-      <w:bookmarkStart w:id="4" w:name="_Toc233309855"/>
+      <w:bookmarkStart w:id="4" w:name="_Toc233384158"/>
       <w:r>
         <w:rPr>
           <w:rFonts w:ascii="Times New Roman" w:hAnsi="Times New Roman" w:cs="Times New Roman"/>
@@ -2912,6 +3491,56 @@
     </w:p>
     <w:p>
       <w:pPr>
+        <w:spacing w:after="0"/>
+        <w:ind w:firstLine="360"/>
+        <w:jc w:val="both"/>
+        <w:rPr>
+          <w:sz w:val="28"/>
+          <w:szCs w:val="28"/>
+          <w:lang w:val="ru-RU"/>
+        </w:rPr>
+      </w:pPr>
+      <w:r>
+        <w:rPr>
+          <w:sz w:val="28"/>
+          <w:szCs w:val="28"/>
+          <w:lang w:val="ru-RU"/>
+        </w:rPr>
+        <w:t xml:space="preserve">UML-диаграммы основных сценариев приведены в </w:t>
+      </w:r>
+      <w:r>
+        <w:rPr>
+          <w:b/>
+          <w:bCs/>
+          <w:sz w:val="28"/>
+          <w:szCs w:val="28"/>
+          <w:u w:val="single"/>
+          <w:lang w:val="ru-RU"/>
+        </w:rPr>
+        <w:t>П</w:t>
+      </w:r>
+      <w:r>
+        <w:rPr>
+          <w:b/>
+          <w:bCs/>
+          <w:sz w:val="28"/>
+          <w:szCs w:val="28"/>
+          <w:u w:val="single"/>
+          <w:lang w:val="ru-RU"/>
+        </w:rPr>
+        <w:t>риложении А</w:t>
+      </w:r>
+      <w:r>
+        <w:rPr>
+          <w:sz w:val="28"/>
+          <w:szCs w:val="28"/>
+          <w:lang w:val="ru-RU"/>
+        </w:rPr>
+        <w:t>.</w:t>
+      </w:r>
+    </w:p>
+    <w:p>
+      <w:pPr>
         <w:pStyle w:val="21"/>
         <w:ind w:firstLine="0"/>
         <w:rPr>
@@ -2922,7 +3551,7 @@
           <w:lang w:val="ru-RU"/>
         </w:rPr>
       </w:pPr>
-      <w:bookmarkStart w:id="5" w:name="_Toc233309856"/>
+      <w:bookmarkStart w:id="5" w:name="_Toc233384159"/>
       <w:r>
         <w:rPr>
           <w:rFonts w:ascii="Times New Roman" w:hAnsi="Times New Roman" w:cs="Times New Roman"/>
@@ -3065,6 +3694,59 @@
         </w:rPr>
         <w:t>. После восстановления доступа к сети приложение должно автоматически восстановить соединение с сервером.</w:t>
       </w:r>
+      <w:r>
+        <w:rPr>
+          <w:rFonts w:cs="Times New Roman"/>
+          <w:szCs w:val="24"/>
+          <w:lang w:val="ru-RU" w:eastAsia="ru-RU"/>
+        </w:rPr>
+        <w:t xml:space="preserve"> </w:t>
+      </w:r>
+      <w:r>
+        <w:rPr>
+          <w:sz w:val="28"/>
+          <w:szCs w:val="28"/>
+          <w:lang w:val="ru-RU"/>
+        </w:rPr>
+        <w:t xml:space="preserve">Диаграмма состояний </w:t>
+      </w:r>
+      <w:proofErr w:type="spellStart"/>
+      <w:r>
+        <w:rPr>
+          <w:sz w:val="28"/>
+          <w:szCs w:val="28"/>
+          <w:lang w:val="ru-RU"/>
+        </w:rPr>
+        <w:t>WebSocket</w:t>
+      </w:r>
+      <w:proofErr w:type="spellEnd"/>
+      <w:r>
+        <w:rPr>
+          <w:sz w:val="28"/>
+          <w:szCs w:val="28"/>
+          <w:lang w:val="ru-RU"/>
+        </w:rPr>
+        <w:t xml:space="preserve">-соединения приведена в </w:t>
+      </w:r>
+      <w:r>
+        <w:rPr>
+          <w:b/>
+          <w:bCs/>
+          <w:sz w:val="28"/>
+          <w:szCs w:val="28"/>
+          <w:u w:val="single"/>
+          <w:lang w:val="ru-RU"/>
+        </w:rPr>
+        <w:t>Приложении А</w:t>
+      </w:r>
+      <w:r>
+        <w:rPr>
+          <w:sz w:val="28"/>
+          <w:szCs w:val="28"/>
+          <w:lang w:val="ru-RU"/>
+        </w:rPr>
+        <w:t xml:space="preserve"> на рисунке А.6.</w:t>
+      </w:r>
     </w:p>
     <w:p>
       <w:pPr>
@@ -3126,7 +3808,7 @@
           <w:lang w:val="ru-RU"/>
         </w:rPr>
       </w:pPr>
-      <w:bookmarkStart w:id="6" w:name="_Toc233309857"/>
+      <w:bookmarkStart w:id="6" w:name="_Toc233384160"/>
       <w:r>
         <w:rPr>
           <w:rFonts w:ascii="Times New Roman" w:hAnsi="Times New Roman" w:cs="Times New Roman"/>
@@ -3257,7 +3939,7 @@
           <w:lang w:val="ru-RU"/>
         </w:rPr>
       </w:pPr>
-      <w:bookmarkStart w:id="7" w:name="_Toc233309858"/>
+      <w:bookmarkStart w:id="7" w:name="_Toc233384161"/>
       <w:r>
         <w:rPr>
           <w:rFonts w:ascii="Times New Roman" w:hAnsi="Times New Roman" w:cs="Times New Roman"/>
@@ -3266,9 +3948,112 @@
           <w:szCs w:val="32"/>
           <w:lang w:val="ru-RU"/>
         </w:rPr>
-        <w:t xml:space="preserve">3.4 </w:t>
-      </w:r>
-      <w:r>
+        <w:t>3.4 Требования к составу и параметрам технических средств</w:t>
+      </w:r>
+      <w:bookmarkEnd w:id="7"/>
+    </w:p>
+    <w:p>
+      <w:pPr>
+        <w:spacing w:after="0"/>
+        <w:ind w:firstLine="720"/>
+        <w:jc w:val="both"/>
+        <w:rPr>
+          <w:sz w:val="28"/>
+          <w:szCs w:val="28"/>
+          <w:lang w:val="ru-RU"/>
+        </w:rPr>
+      </w:pPr>
+      <w:r>
+        <w:rPr>
+          <w:sz w:val="28"/>
+          <w:szCs w:val="28"/>
+          <w:lang w:val="ru-RU"/>
+        </w:rPr>
+        <w:t xml:space="preserve">Клиентское приложение должно работать на мобильных устройствах с операционной системой </w:t>
+      </w:r>
+      <w:proofErr w:type="spellStart"/>
+      <w:r>
+        <w:rPr>
+          <w:sz w:val="28"/>
+          <w:szCs w:val="28"/>
+          <w:lang w:val="ru-RU"/>
+        </w:rPr>
+        <w:t>Android</w:t>
+      </w:r>
+      <w:proofErr w:type="spellEnd"/>
+      <w:r>
+        <w:rPr>
+          <w:sz w:val="28"/>
+          <w:szCs w:val="28"/>
+          <w:lang w:val="ru-RU"/>
+        </w:rPr>
+        <w:t xml:space="preserve"> 8.0 (API 26) и выше.</w:t>
+      </w:r>
+    </w:p>
+    <w:p>
+      <w:pPr>
+        <w:spacing w:after="0"/>
+        <w:ind w:firstLine="720"/>
+        <w:jc w:val="both"/>
+        <w:rPr>
+          <w:sz w:val="28"/>
+          <w:szCs w:val="28"/>
+          <w:lang w:val="ru-RU"/>
+        </w:rPr>
+      </w:pPr>
+      <w:r>
+        <w:rPr>
+          <w:sz w:val="28"/>
+          <w:szCs w:val="28"/>
+          <w:lang w:val="ru-RU"/>
+        </w:rPr>
+        <w:t>Для работы приложения устройство должно иметь доступ к сети Интернет.</w:t>
+      </w:r>
+    </w:p>
+    <w:p>
+      <w:pPr>
+        <w:spacing w:after="0"/>
+        <w:ind w:firstLine="720"/>
+        <w:jc w:val="both"/>
+        <w:rPr>
+          <w:sz w:val="28"/>
+          <w:szCs w:val="28"/>
+          <w:lang w:val="ru-RU"/>
+        </w:rPr>
+      </w:pPr>
+      <w:r>
+        <w:rPr>
+          <w:sz w:val="28"/>
+          <w:szCs w:val="28"/>
+          <w:lang w:val="ru-RU"/>
+        </w:rPr>
+        <w:t>Серверная часть и база данных должны быть размещены на тестовом сервере, доступном мобильному приложению по сети.</w:t>
+      </w:r>
+    </w:p>
+    <w:p>
+      <w:pPr>
+        <w:spacing w:after="0"/>
+        <w:ind w:firstLine="720"/>
+        <w:jc w:val="both"/>
+        <w:rPr>
+          <w:sz w:val="28"/>
+          <w:szCs w:val="28"/>
+          <w:lang w:val="ru-RU"/>
+        </w:rPr>
+      </w:pPr>
+      <w:r>
+        <w:rPr>
+          <w:sz w:val="28"/>
+          <w:szCs w:val="28"/>
+          <w:lang w:val="ru-RU"/>
+        </w:rPr>
+        <w:t xml:space="preserve">Требования к процессору, оперативке и дисковому пространству не устанавливаются, так как нет информации об ожидаемой нагрузке. </w:t>
+      </w:r>
+    </w:p>
+    <w:p>
+      <w:pPr>
+        <w:pStyle w:val="21"/>
+        <w:ind w:firstLine="0"/>
         <w:rPr>
           <w:rFonts w:ascii="Times New Roman" w:hAnsi="Times New Roman" w:cs="Times New Roman"/>
           <w:color w:val="auto"/>
@@ -3276,112 +4061,9 @@
           <w:szCs w:val="32"/>
           <w:lang w:val="ru-RU"/>
         </w:rPr>
-        <w:t>Требования к составу и параметрам технических средств</w:t>
-      </w:r>
-      <w:bookmarkEnd w:id="7"/>
-    </w:p>
-    <w:p>
-      <w:pPr>
-        <w:spacing w:after="0"/>
-        <w:ind w:firstLine="720"/>
-        <w:jc w:val="both"/>
-        <w:rPr>
-          <w:sz w:val="28"/>
-          <w:szCs w:val="28"/>
-          <w:lang w:val="ru-RU"/>
-        </w:rPr>
-      </w:pPr>
-      <w:r>
-        <w:rPr>
-          <w:sz w:val="28"/>
-          <w:szCs w:val="28"/>
-          <w:lang w:val="ru-RU"/>
-        </w:rPr>
-        <w:t xml:space="preserve">Клиентское приложение должно работать на мобильных устройствах с операционной системой </w:t>
-      </w:r>
-      <w:proofErr w:type="spellStart"/>
-      <w:r>
-        <w:rPr>
-          <w:sz w:val="28"/>
-          <w:szCs w:val="28"/>
-          <w:lang w:val="ru-RU"/>
-        </w:rPr>
-        <w:t>Android</w:t>
-      </w:r>
-      <w:proofErr w:type="spellEnd"/>
-      <w:r>
-        <w:rPr>
-          <w:sz w:val="28"/>
-          <w:szCs w:val="28"/>
-          <w:lang w:val="ru-RU"/>
-        </w:rPr>
-        <w:t xml:space="preserve"> 8.0 (API 26) и выше.</w:t>
-      </w:r>
-    </w:p>
-    <w:p>
-      <w:pPr>
-        <w:spacing w:after="0"/>
-        <w:ind w:firstLine="720"/>
-        <w:jc w:val="both"/>
-        <w:rPr>
-          <w:sz w:val="28"/>
-          <w:szCs w:val="28"/>
-          <w:lang w:val="ru-RU"/>
-        </w:rPr>
-      </w:pPr>
-      <w:r>
-        <w:rPr>
-          <w:sz w:val="28"/>
-          <w:szCs w:val="28"/>
-          <w:lang w:val="ru-RU"/>
-        </w:rPr>
-        <w:t>Для работы приложения устройство должно иметь доступ к сети Интернет.</w:t>
-      </w:r>
-    </w:p>
-    <w:p>
-      <w:pPr>
-        <w:spacing w:after="0"/>
-        <w:ind w:firstLine="720"/>
-        <w:jc w:val="both"/>
-        <w:rPr>
-          <w:sz w:val="28"/>
-          <w:szCs w:val="28"/>
-          <w:lang w:val="ru-RU"/>
-        </w:rPr>
-      </w:pPr>
-      <w:r>
-        <w:rPr>
-          <w:sz w:val="28"/>
-          <w:szCs w:val="28"/>
-          <w:lang w:val="ru-RU"/>
-        </w:rPr>
-        <w:t>Серверная часть и база данных должны быть размещены на тестовом сервере, доступном мобильному приложению по сети.</w:t>
-      </w:r>
-    </w:p>
-    <w:p>
-      <w:pPr>
-        <w:spacing w:after="0"/>
-        <w:ind w:firstLine="720"/>
-        <w:jc w:val="both"/>
-        <w:rPr>
-          <w:sz w:val="28"/>
-          <w:szCs w:val="28"/>
-          <w:lang w:val="ru-RU"/>
-        </w:rPr>
-      </w:pPr>
-      <w:r>
-        <w:rPr>
-          <w:sz w:val="28"/>
-          <w:szCs w:val="28"/>
-          <w:lang w:val="ru-RU"/>
-        </w:rPr>
-        <w:t xml:space="preserve">Требования к процессору, оперативке и дисковому пространству не устанавливаются, так как нет информации об ожидаемой нагрузке. </w:t>
-      </w:r>
-    </w:p>
-    <w:p>
-      <w:pPr>
-        <w:pStyle w:val="21"/>
-        <w:ind w:firstLine="0"/>
+      </w:pPr>
+      <w:bookmarkStart w:id="8" w:name="_Toc233384162"/>
+      <w:r>
         <w:rPr>
           <w:rFonts w:ascii="Times New Roman" w:hAnsi="Times New Roman" w:cs="Times New Roman"/>
           <w:color w:val="auto"/>
@@ -3389,9 +4071,524 @@
           <w:szCs w:val="32"/>
           <w:lang w:val="ru-RU"/>
         </w:rPr>
-      </w:pPr>
-      <w:bookmarkStart w:id="8" w:name="_Toc233309859"/>
-      <w:r>
+        <w:lastRenderedPageBreak/>
+        <w:t>3.5 Требования к информационной и программной совместимости</w:t>
+      </w:r>
+      <w:bookmarkEnd w:id="8"/>
+    </w:p>
+    <w:p>
+      <w:pPr>
+        <w:spacing w:after="0"/>
+        <w:ind w:firstLine="720"/>
+        <w:jc w:val="both"/>
+        <w:rPr>
+          <w:sz w:val="28"/>
+          <w:szCs w:val="28"/>
+          <w:lang w:val="ru-RU"/>
+        </w:rPr>
+      </w:pPr>
+      <w:r>
+        <w:rPr>
+          <w:sz w:val="28"/>
+          <w:szCs w:val="28"/>
+          <w:lang w:val="ru-RU"/>
+        </w:rPr>
+        <w:t xml:space="preserve">Разработка клиентского приложения должна выполняться на </w:t>
+      </w:r>
+      <w:r>
+        <w:rPr>
+          <w:sz w:val="28"/>
+          <w:szCs w:val="28"/>
+        </w:rPr>
+        <w:t>Kotlin</w:t>
+      </w:r>
+      <w:r>
+        <w:rPr>
+          <w:sz w:val="28"/>
+          <w:szCs w:val="28"/>
+          <w:lang w:val="ru-RU"/>
+        </w:rPr>
+        <w:t xml:space="preserve"> </w:t>
+      </w:r>
+      <w:r>
+        <w:rPr>
+          <w:sz w:val="28"/>
+          <w:szCs w:val="28"/>
+        </w:rPr>
+        <w:t>Multiplatform</w:t>
+      </w:r>
+      <w:r>
+        <w:rPr>
+          <w:sz w:val="28"/>
+          <w:szCs w:val="28"/>
+          <w:lang w:val="ru-RU"/>
+        </w:rPr>
+        <w:t xml:space="preserve"> с использованием </w:t>
+      </w:r>
+      <w:r>
+        <w:rPr>
+          <w:sz w:val="28"/>
+          <w:szCs w:val="28"/>
+        </w:rPr>
+        <w:t>Compose</w:t>
+      </w:r>
+      <w:r>
+        <w:rPr>
+          <w:sz w:val="28"/>
+          <w:szCs w:val="28"/>
+          <w:lang w:val="ru-RU"/>
+        </w:rPr>
+        <w:t xml:space="preserve"> </w:t>
+      </w:r>
+      <w:r>
+        <w:rPr>
+          <w:sz w:val="28"/>
+          <w:szCs w:val="28"/>
+        </w:rPr>
+        <w:t>Multiplatform</w:t>
+      </w:r>
+      <w:r>
+        <w:rPr>
+          <w:sz w:val="28"/>
+          <w:szCs w:val="28"/>
+          <w:lang w:val="ru-RU"/>
+        </w:rPr>
+        <w:t xml:space="preserve">. Приложение должно быть предназначено для работы на устройствах с ОС </w:t>
+      </w:r>
+      <w:proofErr w:type="spellStart"/>
+      <w:r>
+        <w:rPr>
+          <w:sz w:val="28"/>
+          <w:szCs w:val="28"/>
+          <w:lang w:val="ru-RU"/>
+        </w:rPr>
+        <w:t>Android</w:t>
+      </w:r>
+      <w:proofErr w:type="spellEnd"/>
+      <w:r>
+        <w:rPr>
+          <w:sz w:val="28"/>
+          <w:szCs w:val="28"/>
+          <w:lang w:val="ru-RU"/>
+        </w:rPr>
+        <w:t>.</w:t>
+      </w:r>
+    </w:p>
+    <w:p>
+      <w:pPr>
+        <w:spacing w:after="0"/>
+        <w:ind w:firstLine="720"/>
+        <w:jc w:val="both"/>
+        <w:rPr>
+          <w:sz w:val="28"/>
+          <w:szCs w:val="28"/>
+          <w:lang w:val="ru-RU"/>
+        </w:rPr>
+      </w:pPr>
+      <w:r>
+        <w:rPr>
+          <w:sz w:val="28"/>
+          <w:szCs w:val="28"/>
+          <w:lang w:val="ru-RU"/>
+        </w:rPr>
+        <w:t xml:space="preserve">Разработка серверной части должна выполняться на </w:t>
+      </w:r>
+      <w:r>
+        <w:rPr>
+          <w:sz w:val="28"/>
+          <w:szCs w:val="28"/>
+        </w:rPr>
+        <w:t>Java</w:t>
+      </w:r>
+      <w:r>
+        <w:rPr>
+          <w:sz w:val="28"/>
+          <w:szCs w:val="28"/>
+          <w:lang w:val="ru-RU"/>
+        </w:rPr>
+        <w:t xml:space="preserve"> 21 с использованием </w:t>
+      </w:r>
+      <w:r>
+        <w:rPr>
+          <w:sz w:val="28"/>
+          <w:szCs w:val="28"/>
+        </w:rPr>
+        <w:t>Spring</w:t>
+      </w:r>
+      <w:r>
+        <w:rPr>
+          <w:sz w:val="28"/>
+          <w:szCs w:val="28"/>
+          <w:lang w:val="ru-RU"/>
+        </w:rPr>
+        <w:t xml:space="preserve"> </w:t>
+      </w:r>
+      <w:r>
+        <w:rPr>
+          <w:sz w:val="28"/>
+          <w:szCs w:val="28"/>
+        </w:rPr>
+        <w:t>Boot</w:t>
+      </w:r>
+      <w:r>
+        <w:rPr>
+          <w:sz w:val="28"/>
+          <w:szCs w:val="28"/>
+          <w:lang w:val="ru-RU"/>
+        </w:rPr>
+        <w:t>.</w:t>
+      </w:r>
+      <w:r>
+        <w:rPr>
+          <w:lang w:val="ru-RU"/>
+        </w:rPr>
+        <w:t xml:space="preserve"> </w:t>
+      </w:r>
+      <w:r>
+        <w:rPr>
+          <w:sz w:val="28"/>
+          <w:szCs w:val="28"/>
+          <w:lang w:val="ru-RU"/>
+        </w:rPr>
+        <w:t xml:space="preserve">Структура классов серверной части приложения приведена в </w:t>
+      </w:r>
+      <w:r>
+        <w:rPr>
+          <w:b/>
+          <w:bCs/>
+          <w:sz w:val="28"/>
+          <w:szCs w:val="28"/>
+          <w:u w:val="single"/>
+          <w:lang w:val="ru-RU"/>
+        </w:rPr>
+        <w:t>Приложении А</w:t>
+      </w:r>
+      <w:r>
+        <w:rPr>
+          <w:sz w:val="28"/>
+          <w:szCs w:val="28"/>
+          <w:lang w:val="ru-RU"/>
+        </w:rPr>
+        <w:t xml:space="preserve"> на рисунке А.5.</w:t>
+      </w:r>
+    </w:p>
+    <w:p>
+      <w:pPr>
+        <w:spacing w:after="0"/>
+        <w:ind w:firstLine="720"/>
+        <w:jc w:val="both"/>
+        <w:rPr>
+          <w:sz w:val="28"/>
+          <w:szCs w:val="28"/>
+          <w:lang w:val="ru-RU"/>
+        </w:rPr>
+      </w:pPr>
+      <w:r>
+        <w:rPr>
+          <w:sz w:val="28"/>
+          <w:szCs w:val="28"/>
+          <w:lang w:val="ru-RU"/>
+        </w:rPr>
+        <w:t xml:space="preserve">Для регистрации, аутентификации, поиска пользователей, получения списка диалогов и истории сообщений должен использоваться </w:t>
+      </w:r>
+      <w:r>
+        <w:rPr>
+          <w:sz w:val="28"/>
+          <w:szCs w:val="28"/>
+        </w:rPr>
+        <w:t>SOAP</w:t>
+      </w:r>
+      <w:r>
+        <w:rPr>
+          <w:sz w:val="28"/>
+          <w:szCs w:val="28"/>
+          <w:lang w:val="ru-RU"/>
+        </w:rPr>
+        <w:t xml:space="preserve">-сервис. Его описание должно быть представлено в </w:t>
+      </w:r>
+      <w:r>
+        <w:rPr>
+          <w:sz w:val="28"/>
+          <w:szCs w:val="28"/>
+        </w:rPr>
+        <w:t>WSDL</w:t>
+      </w:r>
+      <w:r>
+        <w:rPr>
+          <w:sz w:val="28"/>
+          <w:szCs w:val="28"/>
+          <w:lang w:val="ru-RU"/>
+        </w:rPr>
+        <w:t xml:space="preserve">. Обмен данными с </w:t>
+      </w:r>
+      <w:r>
+        <w:rPr>
+          <w:sz w:val="28"/>
+          <w:szCs w:val="28"/>
+        </w:rPr>
+        <w:t>SOAP</w:t>
+      </w:r>
+      <w:r>
+        <w:rPr>
+          <w:sz w:val="28"/>
+          <w:szCs w:val="28"/>
+          <w:lang w:val="ru-RU"/>
+        </w:rPr>
+        <w:t xml:space="preserve">-сервисом должен </w:t>
+      </w:r>
+      <w:r>
+        <w:rPr>
+          <w:sz w:val="28"/>
+          <w:szCs w:val="28"/>
+          <w:lang w:val="ru-RU"/>
+        </w:rPr>
+        <w:t>выполняться</w:t>
+      </w:r>
+      <w:r>
+        <w:rPr>
+          <w:sz w:val="28"/>
+          <w:szCs w:val="28"/>
+          <w:lang w:val="ru-RU"/>
+        </w:rPr>
+        <w:t xml:space="preserve"> в формате </w:t>
+      </w:r>
+      <w:r>
+        <w:rPr>
+          <w:sz w:val="28"/>
+          <w:szCs w:val="28"/>
+        </w:rPr>
+        <w:t>XML</w:t>
+      </w:r>
+      <w:r>
+        <w:rPr>
+          <w:sz w:val="28"/>
+          <w:szCs w:val="28"/>
+          <w:lang w:val="ru-RU"/>
+        </w:rPr>
+        <w:t>.</w:t>
+      </w:r>
+    </w:p>
+    <w:p>
+      <w:pPr>
+        <w:spacing w:after="0"/>
+        <w:ind w:firstLine="720"/>
+        <w:jc w:val="both"/>
+        <w:rPr>
+          <w:sz w:val="28"/>
+          <w:szCs w:val="28"/>
+          <w:lang w:val="ru-RU"/>
+        </w:rPr>
+      </w:pPr>
+      <w:r>
+        <w:rPr>
+          <w:sz w:val="28"/>
+          <w:szCs w:val="28"/>
+          <w:lang w:val="ru-RU"/>
+        </w:rPr>
+        <w:t xml:space="preserve">Для отправки и получения новых сообщений в реальном времени должно использоваться </w:t>
+      </w:r>
+      <w:r>
+        <w:rPr>
+          <w:sz w:val="28"/>
+          <w:szCs w:val="28"/>
+        </w:rPr>
+        <w:t>WebSocket</w:t>
+      </w:r>
+      <w:r>
+        <w:rPr>
+          <w:sz w:val="28"/>
+          <w:szCs w:val="28"/>
+          <w:lang w:val="ru-RU"/>
+        </w:rPr>
+        <w:t xml:space="preserve">-соединение. Сообщения должны передаваться в формате </w:t>
+      </w:r>
+      <w:r>
+        <w:rPr>
+          <w:sz w:val="28"/>
+          <w:szCs w:val="28"/>
+        </w:rPr>
+        <w:t>JSON</w:t>
+      </w:r>
+      <w:r>
+        <w:rPr>
+          <w:sz w:val="28"/>
+          <w:szCs w:val="28"/>
+          <w:lang w:val="ru-RU"/>
+        </w:rPr>
+        <w:t xml:space="preserve">. </w:t>
+      </w:r>
+      <w:r>
+        <w:rPr>
+          <w:sz w:val="28"/>
+          <w:szCs w:val="28"/>
+        </w:rPr>
+        <w:t>SOAP</w:t>
+      </w:r>
+      <w:r>
+        <w:rPr>
+          <w:sz w:val="28"/>
+          <w:szCs w:val="28"/>
+          <w:lang w:val="ru-RU"/>
+        </w:rPr>
+        <w:t xml:space="preserve">-сообщения через </w:t>
+      </w:r>
+      <w:r>
+        <w:rPr>
+          <w:sz w:val="28"/>
+          <w:szCs w:val="28"/>
+        </w:rPr>
+        <w:t>WebSocket</w:t>
+      </w:r>
+      <w:r>
+        <w:rPr>
+          <w:sz w:val="28"/>
+          <w:szCs w:val="28"/>
+          <w:lang w:val="ru-RU"/>
+        </w:rPr>
+        <w:t xml:space="preserve"> не передаются.</w:t>
+      </w:r>
+    </w:p>
+    <w:p>
+      <w:pPr>
+        <w:spacing w:after="0"/>
+        <w:ind w:firstLine="720"/>
+        <w:jc w:val="both"/>
+        <w:rPr>
+          <w:sz w:val="28"/>
+          <w:szCs w:val="28"/>
+          <w:lang w:val="ru-RU"/>
+        </w:rPr>
+      </w:pPr>
+      <w:r>
+        <w:rPr>
+          <w:sz w:val="28"/>
+          <w:szCs w:val="28"/>
+          <w:lang w:val="ru-RU"/>
+        </w:rPr>
+        <w:t xml:space="preserve">Для хранения данных пользователей, диалогов и сообщений должна использоваться </w:t>
+      </w:r>
+      <w:proofErr w:type="spellStart"/>
+      <w:r>
+        <w:rPr>
+          <w:sz w:val="28"/>
+          <w:szCs w:val="28"/>
+          <w:lang w:val="ru-RU"/>
+        </w:rPr>
+        <w:t>PostgreSQL</w:t>
+      </w:r>
+      <w:proofErr w:type="spellEnd"/>
+      <w:r>
+        <w:rPr>
+          <w:sz w:val="28"/>
+          <w:szCs w:val="28"/>
+          <w:lang w:val="ru-RU"/>
+        </w:rPr>
+        <w:t>.</w:t>
+      </w:r>
+    </w:p>
+    <w:p>
+      <w:pPr>
+        <w:spacing w:after="0"/>
+        <w:ind w:firstLine="720"/>
+        <w:jc w:val="both"/>
+        <w:rPr>
+          <w:sz w:val="28"/>
+          <w:szCs w:val="28"/>
+          <w:lang w:val="ru-RU"/>
+        </w:rPr>
+      </w:pPr>
+      <w:r>
+        <w:rPr>
+          <w:sz w:val="28"/>
+          <w:szCs w:val="28"/>
+          <w:lang w:val="ru-RU"/>
+        </w:rPr>
+        <w:t xml:space="preserve">После успешного входа сервер должен выдавать пользователю </w:t>
+      </w:r>
+      <w:r>
+        <w:rPr>
+          <w:sz w:val="28"/>
+          <w:szCs w:val="28"/>
+        </w:rPr>
+        <w:t>JWT</w:t>
+      </w:r>
+      <w:r>
+        <w:rPr>
+          <w:sz w:val="28"/>
+          <w:szCs w:val="28"/>
+          <w:lang w:val="ru-RU"/>
+        </w:rPr>
+        <w:t xml:space="preserve">, который используется при обращении к </w:t>
+      </w:r>
+      <w:r>
+        <w:rPr>
+          <w:sz w:val="28"/>
+          <w:szCs w:val="28"/>
+        </w:rPr>
+        <w:t>SOAP</w:t>
+      </w:r>
+      <w:r>
+        <w:rPr>
+          <w:sz w:val="28"/>
+          <w:szCs w:val="28"/>
+          <w:lang w:val="ru-RU"/>
+        </w:rPr>
+        <w:t>-</w:t>
+      </w:r>
+      <w:r>
+        <w:rPr>
+          <w:sz w:val="28"/>
+          <w:szCs w:val="28"/>
+          <w:lang w:val="ru-RU"/>
+        </w:rPr>
+        <w:t xml:space="preserve">сервису и подключении к </w:t>
+      </w:r>
+      <w:r>
+        <w:rPr>
+          <w:sz w:val="28"/>
+          <w:szCs w:val="28"/>
+        </w:rPr>
+        <w:t>WebSocket</w:t>
+      </w:r>
+      <w:r>
+        <w:rPr>
+          <w:sz w:val="28"/>
+          <w:szCs w:val="28"/>
+          <w:lang w:val="ru-RU"/>
+        </w:rPr>
+        <w:t xml:space="preserve">. </w:t>
+      </w:r>
+      <w:r>
+        <w:rPr>
+          <w:sz w:val="28"/>
+          <w:szCs w:val="28"/>
+          <w:lang w:val="ru-RU"/>
+        </w:rPr>
+        <w:t xml:space="preserve">Пароли пользователей должны храниться в виде </w:t>
+      </w:r>
+      <w:proofErr w:type="spellStart"/>
+      <w:r>
+        <w:rPr>
+          <w:sz w:val="28"/>
+          <w:szCs w:val="28"/>
+          <w:lang w:val="ru-RU"/>
+        </w:rPr>
+        <w:t>хеша</w:t>
+      </w:r>
+      <w:proofErr w:type="spellEnd"/>
+      <w:r>
+        <w:rPr>
+          <w:sz w:val="28"/>
+          <w:szCs w:val="28"/>
+          <w:lang w:val="ru-RU"/>
+        </w:rPr>
+        <w:t>.</w:t>
+      </w:r>
+    </w:p>
+    <w:p>
+      <w:pPr>
+        <w:pStyle w:val="21"/>
+        <w:ind w:firstLine="0"/>
         <w:rPr>
           <w:rFonts w:ascii="Times New Roman" w:hAnsi="Times New Roman" w:cs="Times New Roman"/>
           <w:color w:val="auto"/>
@@ -3399,491 +4596,9 @@
           <w:szCs w:val="32"/>
           <w:lang w:val="ru-RU"/>
         </w:rPr>
-        <w:lastRenderedPageBreak/>
-        <w:t>3.5 Требования к информационной и программной совместимости</w:t>
-      </w:r>
-      <w:bookmarkEnd w:id="8"/>
-    </w:p>
-    <w:p>
-      <w:pPr>
-        <w:spacing w:after="0"/>
-        <w:ind w:firstLine="720"/>
-        <w:jc w:val="both"/>
-        <w:rPr>
-          <w:sz w:val="28"/>
-          <w:szCs w:val="28"/>
-          <w:lang w:val="ru-RU"/>
-        </w:rPr>
-      </w:pPr>
-      <w:r>
-        <w:rPr>
-          <w:sz w:val="28"/>
-          <w:szCs w:val="28"/>
-          <w:lang w:val="ru-RU"/>
-        </w:rPr>
-        <w:t xml:space="preserve">Разработка клиентского приложения должна выполняться на </w:t>
-      </w:r>
-      <w:r>
-        <w:rPr>
-          <w:sz w:val="28"/>
-          <w:szCs w:val="28"/>
-        </w:rPr>
-        <w:t>Kotlin</w:t>
-      </w:r>
-      <w:r>
-        <w:rPr>
-          <w:sz w:val="28"/>
-          <w:szCs w:val="28"/>
-          <w:lang w:val="ru-RU"/>
-        </w:rPr>
-        <w:t xml:space="preserve"> </w:t>
-      </w:r>
-      <w:r>
-        <w:rPr>
-          <w:sz w:val="28"/>
-          <w:szCs w:val="28"/>
-        </w:rPr>
-        <w:t>Multiplatform</w:t>
-      </w:r>
-      <w:r>
-        <w:rPr>
-          <w:sz w:val="28"/>
-          <w:szCs w:val="28"/>
-          <w:lang w:val="ru-RU"/>
-        </w:rPr>
-        <w:t xml:space="preserve"> с использованием </w:t>
-      </w:r>
-      <w:r>
-        <w:rPr>
-          <w:sz w:val="28"/>
-          <w:szCs w:val="28"/>
-        </w:rPr>
-        <w:t>Compose</w:t>
-      </w:r>
-      <w:r>
-        <w:rPr>
-          <w:sz w:val="28"/>
-          <w:szCs w:val="28"/>
-          <w:lang w:val="ru-RU"/>
-        </w:rPr>
-        <w:t xml:space="preserve"> </w:t>
-      </w:r>
-      <w:r>
-        <w:rPr>
-          <w:sz w:val="28"/>
-          <w:szCs w:val="28"/>
-        </w:rPr>
-        <w:t>Multiplatform</w:t>
-      </w:r>
-      <w:r>
-        <w:rPr>
-          <w:sz w:val="28"/>
-          <w:szCs w:val="28"/>
-          <w:lang w:val="ru-RU"/>
-        </w:rPr>
-        <w:t xml:space="preserve">. Приложение должно быть предназначено для работы на устройствах с ОС </w:t>
-      </w:r>
-      <w:proofErr w:type="spellStart"/>
-      <w:r>
-        <w:rPr>
-          <w:sz w:val="28"/>
-          <w:szCs w:val="28"/>
-          <w:lang w:val="ru-RU"/>
-        </w:rPr>
-        <w:t>Android</w:t>
-      </w:r>
-      <w:proofErr w:type="spellEnd"/>
-      <w:r>
-        <w:rPr>
-          <w:sz w:val="28"/>
-          <w:szCs w:val="28"/>
-          <w:lang w:val="ru-RU"/>
-        </w:rPr>
-        <w:t>.</w:t>
-      </w:r>
-    </w:p>
-    <w:p>
-      <w:pPr>
-        <w:spacing w:after="0"/>
-        <w:ind w:firstLine="720"/>
-        <w:jc w:val="both"/>
-        <w:rPr>
-          <w:sz w:val="28"/>
-          <w:szCs w:val="28"/>
-          <w:lang w:val="ru-RU"/>
-        </w:rPr>
-      </w:pPr>
-      <w:r>
-        <w:rPr>
-          <w:sz w:val="28"/>
-          <w:szCs w:val="28"/>
-          <w:lang w:val="ru-RU"/>
-        </w:rPr>
-        <w:t xml:space="preserve">Разработка серверной части должна выполняться на </w:t>
-      </w:r>
-      <w:r>
-        <w:rPr>
-          <w:sz w:val="28"/>
-          <w:szCs w:val="28"/>
-        </w:rPr>
-        <w:t>Java</w:t>
-      </w:r>
-      <w:r>
-        <w:rPr>
-          <w:sz w:val="28"/>
-          <w:szCs w:val="28"/>
-          <w:lang w:val="ru-RU"/>
-        </w:rPr>
-        <w:t xml:space="preserve"> 21 с использованием </w:t>
-      </w:r>
-      <w:r>
-        <w:rPr>
-          <w:sz w:val="28"/>
-          <w:szCs w:val="28"/>
-        </w:rPr>
-        <w:t>Spring</w:t>
-      </w:r>
-      <w:r>
-        <w:rPr>
-          <w:sz w:val="28"/>
-          <w:szCs w:val="28"/>
-          <w:lang w:val="ru-RU"/>
-        </w:rPr>
-        <w:t xml:space="preserve"> </w:t>
-      </w:r>
-      <w:r>
-        <w:rPr>
-          <w:sz w:val="28"/>
-          <w:szCs w:val="28"/>
-        </w:rPr>
-        <w:t>Boot</w:t>
-      </w:r>
-      <w:r>
-        <w:rPr>
-          <w:sz w:val="28"/>
-          <w:szCs w:val="28"/>
-          <w:lang w:val="ru-RU"/>
-        </w:rPr>
-        <w:t>.</w:t>
-      </w:r>
-    </w:p>
-    <w:p>
-      <w:pPr>
-        <w:spacing w:after="0"/>
-        <w:ind w:firstLine="720"/>
-        <w:jc w:val="both"/>
-        <w:rPr>
-          <w:sz w:val="28"/>
-          <w:szCs w:val="28"/>
-          <w:lang w:val="ru-RU"/>
-        </w:rPr>
-      </w:pPr>
-      <w:r>
-        <w:rPr>
-          <w:sz w:val="28"/>
-          <w:szCs w:val="28"/>
-          <w:lang w:val="ru-RU"/>
-        </w:rPr>
-        <w:t xml:space="preserve">Для регистрации, аутентификации, поиска пользователей, получения списка диалогов и истории сообщений должен использоваться </w:t>
-      </w:r>
-      <w:r>
-        <w:rPr>
-          <w:sz w:val="28"/>
-          <w:szCs w:val="28"/>
-        </w:rPr>
-        <w:t>SOAP</w:t>
-      </w:r>
-      <w:r>
-        <w:rPr>
-          <w:sz w:val="28"/>
-          <w:szCs w:val="28"/>
-          <w:lang w:val="ru-RU"/>
-        </w:rPr>
-        <w:t xml:space="preserve">-сервис. Его описание должно быть представлено в </w:t>
-      </w:r>
-      <w:r>
-        <w:rPr>
-          <w:sz w:val="28"/>
-          <w:szCs w:val="28"/>
-        </w:rPr>
-        <w:t>WSDL</w:t>
-      </w:r>
-      <w:r>
-        <w:rPr>
-          <w:sz w:val="28"/>
-          <w:szCs w:val="28"/>
-          <w:lang w:val="ru-RU"/>
-        </w:rPr>
-        <w:t xml:space="preserve">. Обмен данными с </w:t>
-      </w:r>
-      <w:r>
-        <w:rPr>
-          <w:sz w:val="28"/>
-          <w:szCs w:val="28"/>
-        </w:rPr>
-        <w:t>SOAP</w:t>
-      </w:r>
-      <w:r>
-        <w:rPr>
-          <w:sz w:val="28"/>
-          <w:szCs w:val="28"/>
-          <w:lang w:val="ru-RU"/>
-        </w:rPr>
-        <w:t xml:space="preserve">-сервисом должен </w:t>
-      </w:r>
-      <w:r>
-        <w:rPr>
-          <w:sz w:val="28"/>
-          <w:szCs w:val="28"/>
-          <w:lang w:val="ru-RU"/>
-        </w:rPr>
-        <w:t>выполняться</w:t>
-      </w:r>
-      <w:r>
-        <w:rPr>
-          <w:sz w:val="28"/>
-          <w:szCs w:val="28"/>
-          <w:lang w:val="ru-RU"/>
-        </w:rPr>
-        <w:t xml:space="preserve"> в формате </w:t>
-      </w:r>
-      <w:r>
-        <w:rPr>
-          <w:sz w:val="28"/>
-          <w:szCs w:val="28"/>
-        </w:rPr>
-        <w:t>XML</w:t>
-      </w:r>
-      <w:r>
-        <w:rPr>
-          <w:sz w:val="28"/>
-          <w:szCs w:val="28"/>
-          <w:lang w:val="ru-RU"/>
-        </w:rPr>
-        <w:t>.</w:t>
-      </w:r>
-    </w:p>
-    <w:p>
-      <w:pPr>
-        <w:spacing w:after="0"/>
-        <w:ind w:firstLine="720"/>
-        <w:jc w:val="both"/>
-        <w:rPr>
-          <w:sz w:val="28"/>
-          <w:szCs w:val="28"/>
-          <w:lang w:val="ru-RU"/>
-        </w:rPr>
-      </w:pPr>
-      <w:r>
-        <w:rPr>
-          <w:sz w:val="28"/>
-          <w:szCs w:val="28"/>
-          <w:lang w:val="ru-RU"/>
-        </w:rPr>
-        <w:t xml:space="preserve">Для отправки и получения новых сообщений в реальном времени должно использоваться </w:t>
-      </w:r>
-      <w:r>
-        <w:rPr>
-          <w:sz w:val="28"/>
-          <w:szCs w:val="28"/>
-        </w:rPr>
-        <w:t>WebSocket</w:t>
-      </w:r>
-      <w:r>
-        <w:rPr>
-          <w:sz w:val="28"/>
-          <w:szCs w:val="28"/>
-          <w:lang w:val="ru-RU"/>
-        </w:rPr>
-        <w:t xml:space="preserve">-соединение. Сообщения должны передаваться в формате </w:t>
-      </w:r>
-      <w:r>
-        <w:rPr>
-          <w:sz w:val="28"/>
-          <w:szCs w:val="28"/>
-        </w:rPr>
-        <w:t>JSON</w:t>
-      </w:r>
-      <w:r>
-        <w:rPr>
-          <w:sz w:val="28"/>
-          <w:szCs w:val="28"/>
-          <w:lang w:val="ru-RU"/>
-        </w:rPr>
-        <w:t xml:space="preserve">. </w:t>
-      </w:r>
-      <w:r>
-        <w:rPr>
-          <w:sz w:val="28"/>
-          <w:szCs w:val="28"/>
-        </w:rPr>
-        <w:t>SOAP</w:t>
-      </w:r>
-      <w:r>
-        <w:rPr>
-          <w:sz w:val="28"/>
-          <w:szCs w:val="28"/>
-          <w:lang w:val="ru-RU"/>
-        </w:rPr>
-        <w:t xml:space="preserve">-сообщения через </w:t>
-      </w:r>
-      <w:r>
-        <w:rPr>
-          <w:sz w:val="28"/>
-          <w:szCs w:val="28"/>
-        </w:rPr>
-        <w:t>WebSocket</w:t>
-      </w:r>
-      <w:r>
-        <w:rPr>
-          <w:sz w:val="28"/>
-          <w:szCs w:val="28"/>
-          <w:lang w:val="ru-RU"/>
-        </w:rPr>
-        <w:t xml:space="preserve"> не передаются.</w:t>
-      </w:r>
-    </w:p>
-    <w:p>
-      <w:pPr>
-        <w:spacing w:after="0"/>
-        <w:ind w:firstLine="720"/>
-        <w:jc w:val="both"/>
-        <w:rPr>
-          <w:sz w:val="28"/>
-          <w:szCs w:val="28"/>
-          <w:lang w:val="ru-RU"/>
-        </w:rPr>
-      </w:pPr>
-      <w:r>
-        <w:rPr>
-          <w:sz w:val="28"/>
-          <w:szCs w:val="28"/>
-          <w:lang w:val="ru-RU"/>
-        </w:rPr>
-        <w:t xml:space="preserve">Для хранения данных пользователей, диалогов и сообщений должна использоваться </w:t>
-      </w:r>
-      <w:proofErr w:type="spellStart"/>
-      <w:r>
-        <w:rPr>
-          <w:sz w:val="28"/>
-          <w:szCs w:val="28"/>
-          <w:lang w:val="ru-RU"/>
-        </w:rPr>
-        <w:t>PostgreSQL</w:t>
-      </w:r>
-      <w:proofErr w:type="spellEnd"/>
-      <w:r>
-        <w:rPr>
-          <w:sz w:val="28"/>
-          <w:szCs w:val="28"/>
-          <w:lang w:val="ru-RU"/>
-        </w:rPr>
-        <w:t>.</w:t>
-      </w:r>
-    </w:p>
-    <w:p>
-      <w:pPr>
-        <w:spacing w:after="0"/>
-        <w:ind w:firstLine="720"/>
-        <w:jc w:val="both"/>
-        <w:rPr>
-          <w:sz w:val="28"/>
-          <w:szCs w:val="28"/>
-          <w:lang w:val="ru-RU"/>
-        </w:rPr>
-      </w:pPr>
-      <w:r>
-        <w:rPr>
-          <w:sz w:val="28"/>
-          <w:szCs w:val="28"/>
-          <w:lang w:val="ru-RU"/>
-        </w:rPr>
-        <w:t xml:space="preserve">После успешного входа сервер должен выдавать пользователю </w:t>
-      </w:r>
-      <w:r>
-        <w:rPr>
-          <w:sz w:val="28"/>
-          <w:szCs w:val="28"/>
-        </w:rPr>
-        <w:t>JWT</w:t>
-      </w:r>
-      <w:r>
-        <w:rPr>
-          <w:sz w:val="28"/>
-          <w:szCs w:val="28"/>
-          <w:lang w:val="ru-RU"/>
-        </w:rPr>
-        <w:t xml:space="preserve">, который используется при обращении к </w:t>
-      </w:r>
-      <w:r>
-        <w:rPr>
-          <w:sz w:val="28"/>
-          <w:szCs w:val="28"/>
-        </w:rPr>
-        <w:t>SOAP</w:t>
-      </w:r>
-      <w:r>
-        <w:rPr>
-          <w:sz w:val="28"/>
-          <w:szCs w:val="28"/>
-          <w:lang w:val="ru-RU"/>
-        </w:rPr>
-        <w:t>-</w:t>
-      </w:r>
-      <w:r>
-        <w:rPr>
-          <w:sz w:val="28"/>
-          <w:szCs w:val="28"/>
-          <w:lang w:val="ru-RU"/>
-        </w:rPr>
-        <w:t xml:space="preserve">сервису и подключении к </w:t>
-      </w:r>
-      <w:r>
-        <w:rPr>
-          <w:sz w:val="28"/>
-          <w:szCs w:val="28"/>
-        </w:rPr>
-        <w:t>WebSocket</w:t>
-      </w:r>
-      <w:r>
-        <w:rPr>
-          <w:sz w:val="28"/>
-          <w:szCs w:val="28"/>
-          <w:lang w:val="ru-RU"/>
-        </w:rPr>
-        <w:t xml:space="preserve">. </w:t>
-      </w:r>
-      <w:r>
-        <w:rPr>
-          <w:sz w:val="28"/>
-          <w:szCs w:val="28"/>
-          <w:lang w:val="ru-RU"/>
-        </w:rPr>
-        <w:t xml:space="preserve">Пароли пользователей должны храниться в виде </w:t>
-      </w:r>
-      <w:proofErr w:type="spellStart"/>
-      <w:r>
-        <w:rPr>
-          <w:sz w:val="28"/>
-          <w:szCs w:val="28"/>
-          <w:lang w:val="ru-RU"/>
-        </w:rPr>
-        <w:t>хеша</w:t>
-      </w:r>
-      <w:proofErr w:type="spellEnd"/>
-      <w:r>
-        <w:rPr>
-          <w:sz w:val="28"/>
-          <w:szCs w:val="28"/>
-          <w:lang w:val="ru-RU"/>
-        </w:rPr>
-        <w:t>.</w:t>
-      </w:r>
-    </w:p>
-    <w:p>
-      <w:pPr>
-        <w:pStyle w:val="21"/>
-        <w:ind w:firstLine="0"/>
+      </w:pPr>
+      <w:bookmarkStart w:id="9" w:name="_Toc233384163"/>
+      <w:r>
         <w:rPr>
           <w:rFonts w:ascii="Times New Roman" w:hAnsi="Times New Roman" w:cs="Times New Roman"/>
           <w:color w:val="auto"/>
@@ -3891,9 +4606,93 @@
           <w:szCs w:val="32"/>
           <w:lang w:val="ru-RU"/>
         </w:rPr>
-      </w:pPr>
-      <w:bookmarkStart w:id="9" w:name="_Toc233309860"/>
-      <w:r>
+        <w:t>3.6 Требования к маркировке и упаковке</w:t>
+      </w:r>
+      <w:bookmarkEnd w:id="9"/>
+    </w:p>
+    <w:p>
+      <w:pPr>
+        <w:spacing w:after="0"/>
+        <w:ind w:firstLine="720"/>
+        <w:jc w:val="both"/>
+        <w:rPr>
+          <w:sz w:val="28"/>
+          <w:szCs w:val="28"/>
+          <w:lang w:val="ru-RU"/>
+        </w:rPr>
+      </w:pPr>
+      <w:r>
+        <w:rPr>
+          <w:sz w:val="28"/>
+          <w:szCs w:val="28"/>
+          <w:lang w:val="ru-RU"/>
+        </w:rPr>
+        <w:t>Программа распространяется в электронной форме</w:t>
+      </w:r>
+      <w:r>
+        <w:rPr>
+          <w:sz w:val="28"/>
+          <w:szCs w:val="28"/>
+          <w:lang w:val="ru-RU"/>
+        </w:rPr>
+        <w:t>.</w:t>
+      </w:r>
+      <w:r>
+        <w:rPr>
+          <w:sz w:val="28"/>
+          <w:szCs w:val="28"/>
+          <w:lang w:val="ru-RU"/>
+        </w:rPr>
+        <w:t xml:space="preserve"> </w:t>
+      </w:r>
+      <w:r>
+        <w:rPr>
+          <w:sz w:val="28"/>
+          <w:szCs w:val="28"/>
+          <w:lang w:val="ru-RU"/>
+        </w:rPr>
+        <w:t>В передаваемых материалах указываются название программы и её версия</w:t>
+      </w:r>
+      <w:r>
+        <w:rPr>
+          <w:sz w:val="28"/>
+          <w:szCs w:val="28"/>
+          <w:lang w:val="ru-RU"/>
+        </w:rPr>
+        <w:t>.</w:t>
+      </w:r>
+    </w:p>
+    <w:p>
+      <w:pPr>
+        <w:ind w:firstLine="720"/>
+        <w:jc w:val="both"/>
+        <w:rPr>
+          <w:sz w:val="28"/>
+          <w:szCs w:val="28"/>
+          <w:lang w:val="ru-RU"/>
+        </w:rPr>
+      </w:pPr>
+      <w:r>
+        <w:rPr>
+          <w:sz w:val="28"/>
+          <w:szCs w:val="28"/>
+          <w:lang w:val="ru-RU"/>
+        </w:rPr>
+        <w:t>Требования к физической маркировке и упаковке не предъявляются</w:t>
+      </w:r>
+      <w:r>
+        <w:rPr>
+          <w:sz w:val="28"/>
+          <w:szCs w:val="28"/>
+          <w:lang w:val="ru-RU"/>
+        </w:rPr>
+        <w:t>.</w:t>
+      </w:r>
+    </w:p>
+    <w:p>
+      <w:pPr>
+        <w:pStyle w:val="21"/>
+        <w:ind w:firstLine="0"/>
         <w:rPr>
           <w:rFonts w:ascii="Times New Roman" w:hAnsi="Times New Roman" w:cs="Times New Roman"/>
           <w:color w:val="auto"/>
@@ -3901,93 +4700,9 @@
           <w:szCs w:val="32"/>
           <w:lang w:val="ru-RU"/>
         </w:rPr>
-        <w:t>3.6 Требования к маркировке и упаковке</w:t>
-      </w:r>
-      <w:bookmarkEnd w:id="9"/>
-    </w:p>
-    <w:p>
-      <w:pPr>
-        <w:spacing w:after="0"/>
-        <w:ind w:firstLine="720"/>
-        <w:jc w:val="both"/>
-        <w:rPr>
-          <w:sz w:val="28"/>
-          <w:szCs w:val="28"/>
-          <w:lang w:val="ru-RU"/>
-        </w:rPr>
-      </w:pPr>
-      <w:r>
-        <w:rPr>
-          <w:sz w:val="28"/>
-          <w:szCs w:val="28"/>
-          <w:lang w:val="ru-RU"/>
-        </w:rPr>
-        <w:t>Программа распространяется в электронной форме</w:t>
-      </w:r>
-      <w:r>
-        <w:rPr>
-          <w:sz w:val="28"/>
-          <w:szCs w:val="28"/>
-          <w:lang w:val="ru-RU"/>
-        </w:rPr>
-        <w:t>.</w:t>
-      </w:r>
-      <w:r>
-        <w:rPr>
-          <w:sz w:val="28"/>
-          <w:szCs w:val="28"/>
-          <w:lang w:val="ru-RU"/>
-        </w:rPr>
-        <w:t xml:space="preserve"> </w:t>
-      </w:r>
-      <w:r>
-        <w:rPr>
-          <w:sz w:val="28"/>
-          <w:szCs w:val="28"/>
-          <w:lang w:val="ru-RU"/>
-        </w:rPr>
-        <w:t>В передаваемых материалах указываются название программы и её версия</w:t>
-      </w:r>
-      <w:r>
-        <w:rPr>
-          <w:sz w:val="28"/>
-          <w:szCs w:val="28"/>
-          <w:lang w:val="ru-RU"/>
-        </w:rPr>
-        <w:t>.</w:t>
-      </w:r>
-    </w:p>
-    <w:p>
-      <w:pPr>
-        <w:ind w:firstLine="720"/>
-        <w:jc w:val="both"/>
-        <w:rPr>
-          <w:sz w:val="28"/>
-          <w:szCs w:val="28"/>
-          <w:lang w:val="ru-RU"/>
-        </w:rPr>
-      </w:pPr>
-      <w:r>
-        <w:rPr>
-          <w:sz w:val="28"/>
-          <w:szCs w:val="28"/>
-          <w:lang w:val="ru-RU"/>
-        </w:rPr>
-        <w:t>Требования к физической маркировке и упаковке не предъявляются</w:t>
-      </w:r>
-      <w:r>
-        <w:rPr>
-          <w:sz w:val="28"/>
-          <w:szCs w:val="28"/>
-          <w:lang w:val="ru-RU"/>
-        </w:rPr>
-        <w:t>.</w:t>
-      </w:r>
-    </w:p>
-    <w:p>
-      <w:pPr>
-        <w:pStyle w:val="21"/>
-        <w:ind w:firstLine="0"/>
+      </w:pPr>
+      <w:bookmarkStart w:id="10" w:name="_Toc233384164"/>
+      <w:r>
         <w:rPr>
           <w:rFonts w:ascii="Times New Roman" w:hAnsi="Times New Roman" w:cs="Times New Roman"/>
           <w:color w:val="auto"/>
@@ -3995,9 +4710,57 @@
           <w:szCs w:val="32"/>
           <w:lang w:val="ru-RU"/>
         </w:rPr>
-      </w:pPr>
-      <w:bookmarkStart w:id="10" w:name="_Toc233309861"/>
-      <w:r>
+        <w:t>3.7 Требования к транспортированию и хранению</w:t>
+      </w:r>
+      <w:bookmarkEnd w:id="10"/>
+    </w:p>
+    <w:p>
+      <w:pPr>
+        <w:ind w:firstLine="720"/>
+        <w:jc w:val="both"/>
+        <w:rPr>
+          <w:sz w:val="28"/>
+          <w:szCs w:val="28"/>
+          <w:lang w:val="ru-RU"/>
+        </w:rPr>
+      </w:pPr>
+      <w:r>
+        <w:rPr>
+          <w:sz w:val="28"/>
+          <w:szCs w:val="28"/>
+          <w:lang w:val="ru-RU"/>
+        </w:rPr>
+        <w:t xml:space="preserve">Транспортирование программы на материальных носителях не предусматривается. </w:t>
+      </w:r>
+      <w:r>
+        <w:rPr>
+          <w:sz w:val="28"/>
+          <w:szCs w:val="28"/>
+          <w:lang w:val="ru-RU"/>
+        </w:rPr>
+        <w:t xml:space="preserve">Исходный код и документация проекта хранятся в </w:t>
+      </w:r>
+      <w:r>
+        <w:rPr>
+          <w:sz w:val="28"/>
+          <w:szCs w:val="28"/>
+        </w:rPr>
+        <w:t>Git-</w:t>
+      </w:r>
+      <w:r>
+        <w:rPr>
+          <w:sz w:val="28"/>
+          <w:szCs w:val="28"/>
+          <w:lang w:val="ru-RU"/>
+        </w:rPr>
+        <w:t xml:space="preserve">репозитории. </w:t>
+      </w:r>
+    </w:p>
+    <w:p>
+      <w:pPr>
+        <w:pStyle w:val="1"/>
+        <w:ind w:firstLine="0"/>
+        <w:jc w:val="center"/>
         <w:rPr>
           <w:rFonts w:ascii="Times New Roman" w:hAnsi="Times New Roman" w:cs="Times New Roman"/>
           <w:color w:val="auto"/>
@@ -4005,12 +4768,47 @@
           <w:szCs w:val="32"/>
           <w:lang w:val="ru-RU"/>
         </w:rPr>
-        <w:t>3.7 Требования к транспортированию и хранению</w:t>
-      </w:r>
-      <w:bookmarkEnd w:id="10"/>
+      </w:pPr>
+      <w:bookmarkStart w:id="11" w:name="_Toc233384165"/>
+      <w:r>
+        <w:rPr>
+          <w:rFonts w:ascii="Times New Roman" w:hAnsi="Times New Roman" w:cs="Times New Roman"/>
+          <w:color w:val="auto"/>
+          <w:sz w:val="32"/>
+          <w:szCs w:val="32"/>
+        </w:rPr>
+        <w:lastRenderedPageBreak/>
+        <w:t>4 ПРОЕКТИРОВАНИЕ БАЗЫ ДАННЫХ</w:t>
+      </w:r>
+      <w:bookmarkEnd w:id="11"/>
     </w:p>
     <w:p>
       <w:pPr>
+        <w:pStyle w:val="21"/>
+        <w:ind w:firstLine="0"/>
+        <w:rPr>
+          <w:rFonts w:ascii="Times New Roman" w:hAnsi="Times New Roman" w:cs="Times New Roman"/>
+          <w:color w:val="auto"/>
+          <w:sz w:val="32"/>
+          <w:szCs w:val="32"/>
+          <w:lang w:val="ru-RU"/>
+        </w:rPr>
+      </w:pPr>
+      <w:bookmarkStart w:id="12" w:name="_Toc233384166"/>
+      <w:r>
+        <w:rPr>
+          <w:rFonts w:ascii="Times New Roman" w:hAnsi="Times New Roman" w:cs="Times New Roman"/>
+          <w:color w:val="auto"/>
+          <w:sz w:val="32"/>
+          <w:szCs w:val="32"/>
+          <w:lang w:val="ru-RU"/>
+        </w:rPr>
+        <w:t>4.1 Назначение базы данных</w:t>
+      </w:r>
+      <w:bookmarkEnd w:id="12"/>
+    </w:p>
+    <w:p>
+      <w:pPr>
         <w:ind w:firstLine="720"/>
         <w:jc w:val="both"/>
         <w:rPr>
@@ -4025,36 +4823,2718 @@
           <w:szCs w:val="28"/>
           <w:lang w:val="ru-RU"/>
         </w:rPr>
-        <w:t xml:space="preserve">Транспортирование программы на материальных носителях не предусматривается. </w:t>
-      </w:r>
-      <w:r>
-        <w:rPr>
-          <w:sz w:val="28"/>
-          <w:szCs w:val="28"/>
-          <w:lang w:val="ru-RU"/>
-        </w:rPr>
-        <w:t xml:space="preserve">Исходный код и документация проекта хранятся в </w:t>
-      </w:r>
-      <w:r>
-        <w:rPr>
-          <w:sz w:val="28"/>
-          <w:szCs w:val="28"/>
-        </w:rPr>
-        <w:t>Git-</w:t>
-      </w:r>
-      <w:r>
-        <w:rPr>
-          <w:sz w:val="28"/>
-          <w:szCs w:val="28"/>
-          <w:lang w:val="ru-RU"/>
-        </w:rPr>
-        <w:t xml:space="preserve">репозитории. </w:t>
+        <w:t>База данных хранит учётные записи пользователей, личные диалоги, состав их участников и сообщения.</w:t>
+      </w:r>
+    </w:p>
+    <w:p>
+      <w:pPr>
+        <w:pStyle w:val="21"/>
+        <w:ind w:firstLine="0"/>
+        <w:rPr>
+          <w:rFonts w:ascii="Times New Roman" w:hAnsi="Times New Roman" w:cs="Times New Roman"/>
+          <w:color w:val="auto"/>
+          <w:sz w:val="32"/>
+          <w:szCs w:val="32"/>
+          <w:lang w:val="ru-RU"/>
+        </w:rPr>
+      </w:pPr>
+      <w:bookmarkStart w:id="13" w:name="_Toc233384167"/>
+      <w:r>
+        <w:rPr>
+          <w:rFonts w:ascii="Times New Roman" w:hAnsi="Times New Roman" w:cs="Times New Roman"/>
+          <w:color w:val="auto"/>
+          <w:sz w:val="32"/>
+          <w:szCs w:val="32"/>
+          <w:lang w:val="ru-RU"/>
+        </w:rPr>
+        <w:t xml:space="preserve">4.2 </w:t>
+      </w:r>
+      <w:r>
+        <w:rPr>
+          <w:rFonts w:ascii="Times New Roman" w:hAnsi="Times New Roman" w:cs="Times New Roman"/>
+          <w:color w:val="auto"/>
+          <w:sz w:val="32"/>
+          <w:szCs w:val="32"/>
+        </w:rPr>
+        <w:t>ER</w:t>
+      </w:r>
+      <w:r>
+        <w:rPr>
+          <w:rFonts w:ascii="Times New Roman" w:hAnsi="Times New Roman" w:cs="Times New Roman"/>
+          <w:color w:val="auto"/>
+          <w:sz w:val="32"/>
+          <w:szCs w:val="32"/>
+          <w:lang w:val="ru-RU"/>
+        </w:rPr>
+        <w:t>-модель базы данных</w:t>
+      </w:r>
+      <w:bookmarkEnd w:id="13"/>
+    </w:p>
+    <w:p>
+      <w:pPr>
+        <w:spacing w:after="0"/>
+        <w:ind w:firstLine="720"/>
+        <w:rPr>
+          <w:sz w:val="28"/>
+          <w:szCs w:val="28"/>
+          <w:lang w:val="ru-RU"/>
+        </w:rPr>
+      </w:pPr>
+      <w:r>
+        <w:rPr>
+          <w:sz w:val="28"/>
+          <w:szCs w:val="28"/>
+          <w:lang w:val="ru-RU"/>
+        </w:rPr>
+        <w:t>ER-модель базы данных приведена на рисунке 4.1</w:t>
+      </w:r>
+      <w:r>
+        <w:rPr>
+          <w:sz w:val="28"/>
+          <w:szCs w:val="28"/>
+          <w:lang w:val="ru-RU"/>
+        </w:rPr>
+        <w:t>.</w:t>
+      </w:r>
+    </w:p>
+    <w:p>
+      <w:pPr>
+        <w:spacing w:after="0" w:line="240" w:lineRule="auto"/>
+        <w:ind w:firstLine="0"/>
+        <w:jc w:val="center"/>
+        <w:rPr>
+          <w:sz w:val="28"/>
+          <w:szCs w:val="28"/>
+          <w:lang w:val="ru-RU"/>
+        </w:rPr>
+      </w:pPr>
+      <w:r>
+        <w:rPr>
+          <w:sz w:val="28"/>
+          <w:szCs w:val="28"/>
+          <w:lang w:val="ru-RU"/>
+        </w:rPr>
+        <w:drawing>
+          <wp:inline distT="0" distB="0" distL="0" distR="0" wp14:anchorId="6BE46EB8" wp14:editId="289037BA">
+            <wp:extent cx="5695950" cy="2771730"/>
+            <wp:effectExtent l="19050" t="19050" r="19050" b="10160"/>
+            <wp:docPr id="1105897147" name="Рисунок 1"/>
+            <wp:cNvGraphicFramePr>
+              <a:graphicFrameLocks xmlns:a="http://schemas.openxmlformats.org/drawingml/2006/main" noChangeAspect="1"/>
+            </wp:cNvGraphicFramePr>
+            <a:graphic xmlns:a="http://schemas.openxmlformats.org/drawingml/2006/main">
+              <a:graphicData uri="http://schemas.openxmlformats.org/drawingml/2006/picture">
+                <pic:pic xmlns:pic="http://schemas.openxmlformats.org/drawingml/2006/picture">
+                  <pic:nvPicPr>
+                    <pic:cNvPr id="1105897147" name=""/>
+                    <pic:cNvPicPr/>
+                  </pic:nvPicPr>
+                  <pic:blipFill>
+                    <a:blip r:embed="rId9"/>
+                    <a:stretch>
+                      <a:fillRect/>
+                    </a:stretch>
+                  </pic:blipFill>
+                  <pic:spPr>
+                    <a:xfrm>
+                      <a:off x="0" y="0"/>
+                      <a:ext cx="5700811" cy="2774096"/>
+                    </a:xfrm>
+                    <a:prstGeom prst="rect">
+                      <a:avLst/>
+                    </a:prstGeom>
+                    <a:ln>
+                      <a:solidFill>
+                        <a:schemeClr val="tx1"/>
+                      </a:solidFill>
+                    </a:ln>
+                  </pic:spPr>
+                </pic:pic>
+              </a:graphicData>
+            </a:graphic>
+          </wp:inline>
+        </w:drawing>
+      </w:r>
+    </w:p>
+    <w:p>
+      <w:pPr>
+        <w:ind w:firstLine="0"/>
+        <w:jc w:val="center"/>
+        <w:rPr>
+          <w:szCs w:val="24"/>
+          <w:lang w:val="ru-RU"/>
+        </w:rPr>
+      </w:pPr>
+      <w:r>
+        <w:rPr>
+          <w:szCs w:val="24"/>
+          <w:lang w:val="ru-RU"/>
+        </w:rPr>
+        <w:t xml:space="preserve">Рисунок 4.1 </w:t>
+      </w:r>
+      <w:r>
+        <w:rPr>
+          <w:szCs w:val="24"/>
+          <w:lang w:val="ru-RU"/>
+        </w:rPr>
+        <w:t>–</w:t>
+      </w:r>
+      <w:r>
+        <w:rPr>
+          <w:szCs w:val="24"/>
+          <w:lang w:val="ru-RU"/>
+        </w:rPr>
+        <w:t xml:space="preserve"> </w:t>
+      </w:r>
+      <w:r>
+        <w:rPr>
+          <w:szCs w:val="24"/>
+        </w:rPr>
+        <w:t>ER</w:t>
+      </w:r>
+      <w:r>
+        <w:rPr>
+          <w:szCs w:val="24"/>
+          <w:lang w:val="ru-RU"/>
+        </w:rPr>
+        <w:t>-модель базы данных</w:t>
+      </w:r>
+    </w:p>
+    <w:p>
+      <w:pPr>
+        <w:spacing w:after="0"/>
+        <w:ind w:firstLine="720"/>
+        <w:jc w:val="both"/>
+        <w:rPr>
+          <w:sz w:val="28"/>
+          <w:szCs w:val="28"/>
+          <w:lang w:val="ru-RU"/>
+        </w:rPr>
+      </w:pPr>
+      <w:r>
+        <w:rPr>
+          <w:b/>
+          <w:bCs/>
+          <w:sz w:val="28"/>
+          <w:szCs w:val="28"/>
+          <w:lang w:val="ru-RU"/>
+        </w:rPr>
+        <w:t>Примечание:</w:t>
+      </w:r>
+      <w:r>
+        <w:rPr>
+          <w:sz w:val="28"/>
+          <w:szCs w:val="28"/>
+          <w:lang w:val="ru-RU"/>
+        </w:rPr>
+        <w:t xml:space="preserve"> </w:t>
+      </w:r>
+      <w:r>
+        <w:rPr>
+          <w:sz w:val="28"/>
+          <w:szCs w:val="28"/>
+        </w:rPr>
+        <w:t>id</w:t>
+      </w:r>
+      <w:r>
+        <w:rPr>
+          <w:sz w:val="28"/>
+          <w:szCs w:val="28"/>
+          <w:lang w:val="ru-RU"/>
+        </w:rPr>
+        <w:t xml:space="preserve"> </w:t>
+      </w:r>
+      <w:r>
+        <w:rPr>
+          <w:sz w:val="28"/>
+          <w:szCs w:val="28"/>
+          <w:lang w:val="ru-RU"/>
+        </w:rPr>
+        <w:t xml:space="preserve">обозначены типом </w:t>
+      </w:r>
+      <w:proofErr w:type="gramStart"/>
+      <w:r>
+        <w:rPr>
+          <w:sz w:val="28"/>
+          <w:szCs w:val="28"/>
+        </w:rPr>
+        <w:t>CHAR</w:t>
+      </w:r>
+      <w:r>
+        <w:rPr>
+          <w:sz w:val="28"/>
+          <w:szCs w:val="28"/>
+          <w:lang w:val="ru-RU"/>
+        </w:rPr>
+        <w:t>(</w:t>
+      </w:r>
+      <w:proofErr w:type="gramEnd"/>
+      <w:r>
+        <w:rPr>
+          <w:sz w:val="28"/>
+          <w:szCs w:val="28"/>
+          <w:lang w:val="ru-RU"/>
+        </w:rPr>
+        <w:t xml:space="preserve">36) </w:t>
+      </w:r>
+      <w:r>
+        <w:rPr>
+          <w:sz w:val="28"/>
+          <w:szCs w:val="28"/>
+          <w:lang w:val="ru-RU"/>
+        </w:rPr>
+        <w:t>из-за программы моделирования</w:t>
+      </w:r>
+      <w:r>
+        <w:rPr>
+          <w:sz w:val="28"/>
+          <w:szCs w:val="28"/>
+          <w:lang w:val="ru-RU"/>
+        </w:rPr>
+        <w:t xml:space="preserve">. По смыслу указанные поля являются идентификаторами </w:t>
+      </w:r>
+      <w:r>
+        <w:rPr>
+          <w:sz w:val="28"/>
+          <w:szCs w:val="28"/>
+        </w:rPr>
+        <w:t>UUI</w:t>
+      </w:r>
+      <w:r>
+        <w:rPr>
+          <w:sz w:val="28"/>
+          <w:szCs w:val="28"/>
+        </w:rPr>
+        <w:t>D</w:t>
+      </w:r>
+      <w:r>
+        <w:rPr>
+          <w:sz w:val="28"/>
+          <w:szCs w:val="28"/>
+          <w:lang w:val="ru-RU"/>
+        </w:rPr>
+        <w:t>.</w:t>
+      </w:r>
+    </w:p>
+    <w:p>
+      <w:pPr>
+        <w:pStyle w:val="21"/>
+        <w:ind w:firstLine="0"/>
+        <w:rPr>
+          <w:rFonts w:ascii="Times New Roman" w:hAnsi="Times New Roman" w:cs="Times New Roman"/>
+          <w:color w:val="auto"/>
+          <w:sz w:val="32"/>
+          <w:szCs w:val="32"/>
+          <w:lang w:val="ru-RU"/>
+        </w:rPr>
+      </w:pPr>
+      <w:bookmarkStart w:id="14" w:name="_Toc233384168"/>
+      <w:r>
+        <w:rPr>
+          <w:rFonts w:ascii="Times New Roman" w:hAnsi="Times New Roman" w:cs="Times New Roman"/>
+          <w:color w:val="auto"/>
+          <w:sz w:val="32"/>
+          <w:szCs w:val="32"/>
+          <w:lang w:val="ru-RU"/>
+        </w:rPr>
+        <w:t>4.3 Описание сущностей и атрибутов</w:t>
+      </w:r>
+      <w:bookmarkEnd w:id="14"/>
+    </w:p>
+    <w:p>
+      <w:pPr>
+        <w:ind w:firstLine="0"/>
+        <w:rPr>
+          <w:sz w:val="28"/>
+          <w:szCs w:val="28"/>
+          <w:lang w:val="ru-RU"/>
+        </w:rPr>
+      </w:pPr>
+      <w:r>
+        <w:rPr>
+          <w:sz w:val="28"/>
+          <w:szCs w:val="28"/>
+          <w:lang w:val="ru-RU"/>
+        </w:rPr>
+        <w:t>Состав и назначение атрибутов сущностей представлены в таблицах 4.</w:t>
+      </w:r>
+      <w:r>
+        <w:rPr>
+          <w:sz w:val="28"/>
+          <w:szCs w:val="28"/>
+          <w:lang w:val="ru-RU"/>
+        </w:rPr>
+        <w:t xml:space="preserve">1 – </w:t>
+      </w:r>
+      <w:r>
+        <w:rPr>
+          <w:sz w:val="28"/>
+          <w:szCs w:val="28"/>
+          <w:lang w:val="ru-RU"/>
+        </w:rPr>
+        <w:t>4.3.</w:t>
+      </w:r>
+    </w:p>
+    <w:p>
+      <w:pPr>
+        <w:spacing w:after="0"/>
+        <w:ind w:firstLine="0"/>
+        <w:jc w:val="right"/>
+        <w:rPr>
+          <w:b/>
+          <w:bCs/>
+          <w:sz w:val="28"/>
+          <w:szCs w:val="28"/>
+          <w:lang w:val="ru-RU"/>
+        </w:rPr>
+      </w:pPr>
+      <w:r>
+        <w:rPr>
+          <w:b/>
+          <w:bCs/>
+          <w:sz w:val="28"/>
+          <w:szCs w:val="28"/>
+          <w:lang w:val="ru-RU"/>
+        </w:rPr>
+        <w:t xml:space="preserve">Таблица 4.1 </w:t>
+      </w:r>
+      <w:r>
+        <w:rPr>
+          <w:b/>
+          <w:bCs/>
+          <w:sz w:val="28"/>
+          <w:szCs w:val="28"/>
+          <w:lang w:val="ru-RU"/>
+        </w:rPr>
+        <w:t>–</w:t>
+      </w:r>
+      <w:r>
+        <w:rPr>
+          <w:b/>
+          <w:bCs/>
+          <w:sz w:val="28"/>
+          <w:szCs w:val="28"/>
+          <w:lang w:val="ru-RU"/>
+        </w:rPr>
+        <w:t xml:space="preserve"> Состав сущности </w:t>
+      </w:r>
+      <w:proofErr w:type="spellStart"/>
+      <w:r>
+        <w:rPr>
+          <w:b/>
+          <w:bCs/>
+          <w:sz w:val="28"/>
+          <w:szCs w:val="28"/>
+          <w:lang w:val="ru-RU"/>
+        </w:rPr>
+        <w:t>users</w:t>
+      </w:r>
+      <w:proofErr w:type="spellEnd"/>
+    </w:p>
+    <w:tbl>
+      <w:tblPr>
+        <w:tblStyle w:val="aff0"/>
+        <w:tblW w:w="0" w:type="auto"/>
+        <w:jc w:val="center"/>
+        <w:tblLook w:val="04A0" w:firstRow="1" w:lastRow="0" w:firstColumn="1" w:lastColumn="0" w:noHBand="0" w:noVBand="1"/>
+      </w:tblPr>
+      <w:tblGrid>
+        <w:gridCol w:w="1927"/>
+        <w:gridCol w:w="2192"/>
+        <w:gridCol w:w="4980"/>
+      </w:tblGrid>
+      <w:tr>
+        <w:trPr>
+          <w:trHeight w:val="397"/>
+          <w:jc w:val="center"/>
+        </w:trPr>
+        <w:tc>
+          <w:tcPr>
+            <w:tcW w:w="0" w:type="auto"/>
+            <w:vAlign w:val="center"/>
+            <w:hideMark/>
+          </w:tcPr>
+          <w:p>
+            <w:pPr>
+              <w:spacing w:after="0" w:line="276" w:lineRule="auto"/>
+              <w:ind w:firstLine="0"/>
+              <w:jc w:val="center"/>
+              <w:rPr>
+                <w:b/>
+                <w:bCs/>
+                <w:sz w:val="28"/>
+                <w:szCs w:val="28"/>
+                <w:lang w:val="ru-RU"/>
+              </w:rPr>
+            </w:pPr>
+            <w:r>
+              <w:rPr>
+                <w:b/>
+                <w:bCs/>
+                <w:sz w:val="28"/>
+                <w:szCs w:val="28"/>
+                <w:lang w:val="ru-RU"/>
+              </w:rPr>
+              <w:t>Атрибут</w:t>
+            </w:r>
+          </w:p>
+        </w:tc>
+        <w:tc>
+          <w:tcPr>
+            <w:tcW w:w="0" w:type="auto"/>
+            <w:vAlign w:val="center"/>
+            <w:hideMark/>
+          </w:tcPr>
+          <w:p>
+            <w:pPr>
+              <w:spacing w:after="0" w:line="276" w:lineRule="auto"/>
+              <w:ind w:firstLine="0"/>
+              <w:jc w:val="center"/>
+              <w:rPr>
+                <w:b/>
+                <w:bCs/>
+                <w:sz w:val="28"/>
+                <w:szCs w:val="28"/>
+                <w:lang w:val="ru-RU"/>
+              </w:rPr>
+            </w:pPr>
+            <w:r>
+              <w:rPr>
+                <w:b/>
+                <w:bCs/>
+                <w:sz w:val="28"/>
+                <w:szCs w:val="28"/>
+                <w:lang w:val="ru-RU"/>
+              </w:rPr>
+              <w:t>Тип</w:t>
+            </w:r>
+          </w:p>
+        </w:tc>
+        <w:tc>
+          <w:tcPr>
+            <w:tcW w:w="0" w:type="auto"/>
+            <w:vAlign w:val="center"/>
+            <w:hideMark/>
+          </w:tcPr>
+          <w:p>
+            <w:pPr>
+              <w:spacing w:after="0" w:line="276" w:lineRule="auto"/>
+              <w:ind w:firstLine="0"/>
+              <w:jc w:val="center"/>
+              <w:rPr>
+                <w:b/>
+                <w:bCs/>
+                <w:sz w:val="28"/>
+                <w:szCs w:val="28"/>
+                <w:lang w:val="ru-RU"/>
+              </w:rPr>
+            </w:pPr>
+            <w:r>
+              <w:rPr>
+                <w:b/>
+                <w:bCs/>
+                <w:sz w:val="28"/>
+                <w:szCs w:val="28"/>
+                <w:lang w:val="ru-RU"/>
+              </w:rPr>
+              <w:t>Назначение</w:t>
+            </w:r>
+          </w:p>
+        </w:tc>
+      </w:tr>
+      <w:tr>
+        <w:trPr>
+          <w:trHeight w:val="397"/>
+          <w:jc w:val="center"/>
+        </w:trPr>
+        <w:tc>
+          <w:tcPr>
+            <w:tcW w:w="0" w:type="auto"/>
+            <w:vAlign w:val="center"/>
+            <w:hideMark/>
+          </w:tcPr>
+          <w:p>
+            <w:pPr>
+              <w:spacing w:after="0" w:line="276" w:lineRule="auto"/>
+              <w:ind w:firstLine="0"/>
+              <w:jc w:val="center"/>
+              <w:rPr>
+                <w:sz w:val="28"/>
+                <w:szCs w:val="28"/>
+                <w:lang w:val="ru-RU"/>
+              </w:rPr>
+            </w:pPr>
+            <w:proofErr w:type="spellStart"/>
+            <w:r>
+              <w:rPr>
+                <w:sz w:val="28"/>
+                <w:szCs w:val="28"/>
+                <w:lang w:val="ru-RU"/>
+              </w:rPr>
+              <w:t>user_id</w:t>
+            </w:r>
+            <w:proofErr w:type="spellEnd"/>
+          </w:p>
+        </w:tc>
+        <w:tc>
+          <w:tcPr>
+            <w:tcW w:w="0" w:type="auto"/>
+            <w:vAlign w:val="center"/>
+            <w:hideMark/>
+          </w:tcPr>
+          <w:p>
+            <w:pPr>
+              <w:spacing w:after="0" w:line="276" w:lineRule="auto"/>
+              <w:ind w:firstLine="0"/>
+              <w:jc w:val="center"/>
+              <w:rPr>
+                <w:sz w:val="28"/>
+                <w:szCs w:val="28"/>
+                <w:lang w:val="ru-RU"/>
+              </w:rPr>
+            </w:pPr>
+            <w:r>
+              <w:rPr>
+                <w:sz w:val="28"/>
+                <w:szCs w:val="28"/>
+              </w:rPr>
+              <w:t>UUID</w:t>
+            </w:r>
+          </w:p>
+        </w:tc>
+        <w:tc>
+          <w:tcPr>
+            <w:tcW w:w="0" w:type="auto"/>
+            <w:vAlign w:val="center"/>
+            <w:hideMark/>
+          </w:tcPr>
+          <w:p>
+            <w:pPr>
+              <w:spacing w:after="0" w:line="276" w:lineRule="auto"/>
+              <w:ind w:firstLine="0"/>
+              <w:jc w:val="center"/>
+              <w:rPr>
+                <w:sz w:val="28"/>
+                <w:szCs w:val="28"/>
+                <w:lang w:val="ru-RU"/>
+              </w:rPr>
+            </w:pPr>
+            <w:r>
+              <w:rPr>
+                <w:sz w:val="28"/>
+                <w:szCs w:val="28"/>
+                <w:lang w:val="ru-RU"/>
+              </w:rPr>
+              <w:t>Идентификатор пользователя</w:t>
+            </w:r>
+          </w:p>
+        </w:tc>
+      </w:tr>
+      <w:tr>
+        <w:trPr>
+          <w:trHeight w:val="397"/>
+          <w:jc w:val="center"/>
+        </w:trPr>
+        <w:tc>
+          <w:tcPr>
+            <w:tcW w:w="0" w:type="auto"/>
+            <w:vAlign w:val="center"/>
+            <w:hideMark/>
+          </w:tcPr>
+          <w:p>
+            <w:pPr>
+              <w:spacing w:after="0" w:line="276" w:lineRule="auto"/>
+              <w:ind w:firstLine="0"/>
+              <w:jc w:val="center"/>
+              <w:rPr>
+                <w:sz w:val="28"/>
+                <w:szCs w:val="28"/>
+                <w:lang w:val="ru-RU"/>
+              </w:rPr>
+            </w:pPr>
+            <w:proofErr w:type="spellStart"/>
+            <w:r>
+              <w:rPr>
+                <w:sz w:val="28"/>
+                <w:szCs w:val="28"/>
+                <w:lang w:val="ru-RU"/>
+              </w:rPr>
+              <w:t>username</w:t>
+            </w:r>
+            <w:proofErr w:type="spellEnd"/>
+          </w:p>
+        </w:tc>
+        <w:tc>
+          <w:tcPr>
+            <w:tcW w:w="0" w:type="auto"/>
+            <w:vAlign w:val="center"/>
+            <w:hideMark/>
+          </w:tcPr>
+          <w:p>
+            <w:pPr>
+              <w:spacing w:after="0" w:line="276" w:lineRule="auto"/>
+              <w:ind w:firstLine="0"/>
+              <w:jc w:val="center"/>
+              <w:rPr>
+                <w:sz w:val="28"/>
+                <w:szCs w:val="28"/>
+                <w:lang w:val="ru-RU"/>
+              </w:rPr>
+            </w:pPr>
+            <w:proofErr w:type="gramStart"/>
+            <w:r>
+              <w:rPr>
+                <w:sz w:val="28"/>
+                <w:szCs w:val="28"/>
+                <w:lang w:val="ru-RU"/>
+              </w:rPr>
+              <w:t>VARCHAR(</w:t>
+            </w:r>
+            <w:proofErr w:type="gramEnd"/>
+            <w:r>
+              <w:rPr>
+                <w:sz w:val="28"/>
+                <w:szCs w:val="28"/>
+                <w:lang w:val="ru-RU"/>
+              </w:rPr>
+              <w:t>32)</w:t>
+            </w:r>
+          </w:p>
+        </w:tc>
+        <w:tc>
+          <w:tcPr>
+            <w:tcW w:w="0" w:type="auto"/>
+            <w:vAlign w:val="center"/>
+            <w:hideMark/>
+          </w:tcPr>
+          <w:p>
+            <w:pPr>
+              <w:spacing w:after="0" w:line="276" w:lineRule="auto"/>
+              <w:ind w:firstLine="0"/>
+              <w:jc w:val="center"/>
+              <w:rPr>
+                <w:sz w:val="28"/>
+                <w:szCs w:val="28"/>
+                <w:lang w:val="ru-RU"/>
+              </w:rPr>
+            </w:pPr>
+            <w:r>
+              <w:rPr>
+                <w:sz w:val="28"/>
+                <w:szCs w:val="28"/>
+                <w:lang w:val="ru-RU"/>
+              </w:rPr>
+              <w:t>Уникальное имя пользователя</w:t>
+            </w:r>
+          </w:p>
+        </w:tc>
+      </w:tr>
+      <w:tr>
+        <w:trPr>
+          <w:trHeight w:val="397"/>
+          <w:jc w:val="center"/>
+        </w:trPr>
+        <w:tc>
+          <w:tcPr>
+            <w:tcW w:w="0" w:type="auto"/>
+            <w:vAlign w:val="center"/>
+            <w:hideMark/>
+          </w:tcPr>
+          <w:p>
+            <w:pPr>
+              <w:spacing w:after="0" w:line="276" w:lineRule="auto"/>
+              <w:ind w:firstLine="0"/>
+              <w:jc w:val="center"/>
+              <w:rPr>
+                <w:sz w:val="28"/>
+                <w:szCs w:val="28"/>
+                <w:lang w:val="ru-RU"/>
+              </w:rPr>
+            </w:pPr>
+            <w:proofErr w:type="spellStart"/>
+            <w:r>
+              <w:rPr>
+                <w:sz w:val="28"/>
+                <w:szCs w:val="28"/>
+                <w:lang w:val="ru-RU"/>
+              </w:rPr>
+              <w:t>password_hash</w:t>
+            </w:r>
+            <w:proofErr w:type="spellEnd"/>
+          </w:p>
+        </w:tc>
+        <w:tc>
+          <w:tcPr>
+            <w:tcW w:w="0" w:type="auto"/>
+            <w:vAlign w:val="center"/>
+            <w:hideMark/>
+          </w:tcPr>
+          <w:p>
+            <w:pPr>
+              <w:spacing w:after="0" w:line="276" w:lineRule="auto"/>
+              <w:ind w:firstLine="0"/>
+              <w:jc w:val="center"/>
+              <w:rPr>
+                <w:sz w:val="28"/>
+                <w:szCs w:val="28"/>
+                <w:lang w:val="ru-RU"/>
+              </w:rPr>
+            </w:pPr>
+            <w:proofErr w:type="gramStart"/>
+            <w:r>
+              <w:rPr>
+                <w:sz w:val="28"/>
+                <w:szCs w:val="28"/>
+                <w:lang w:val="ru-RU"/>
+              </w:rPr>
+              <w:t>VARCHAR(</w:t>
+            </w:r>
+            <w:proofErr w:type="gramEnd"/>
+            <w:r>
+              <w:rPr>
+                <w:sz w:val="28"/>
+                <w:szCs w:val="28"/>
+                <w:lang w:val="ru-RU"/>
+              </w:rPr>
+              <w:t>255)</w:t>
+            </w:r>
+          </w:p>
+        </w:tc>
+        <w:tc>
+          <w:tcPr>
+            <w:tcW w:w="0" w:type="auto"/>
+            <w:vAlign w:val="center"/>
+            <w:hideMark/>
+          </w:tcPr>
+          <w:p>
+            <w:pPr>
+              <w:spacing w:after="0" w:line="276" w:lineRule="auto"/>
+              <w:ind w:firstLine="0"/>
+              <w:jc w:val="center"/>
+              <w:rPr>
+                <w:sz w:val="28"/>
+                <w:szCs w:val="28"/>
+                <w:lang w:val="ru-RU"/>
+              </w:rPr>
+            </w:pPr>
+            <w:r>
+              <w:rPr>
+                <w:sz w:val="28"/>
+                <w:szCs w:val="28"/>
+                <w:lang w:val="ru-RU"/>
+              </w:rPr>
+              <w:t>Хеш пароля пользователя.</w:t>
+            </w:r>
+          </w:p>
+        </w:tc>
+      </w:tr>
+      <w:tr>
+        <w:trPr>
+          <w:trHeight w:val="397"/>
+          <w:jc w:val="center"/>
+        </w:trPr>
+        <w:tc>
+          <w:tcPr>
+            <w:tcW w:w="0" w:type="auto"/>
+            <w:vAlign w:val="center"/>
+            <w:hideMark/>
+          </w:tcPr>
+          <w:p>
+            <w:pPr>
+              <w:spacing w:after="0" w:line="276" w:lineRule="auto"/>
+              <w:ind w:firstLine="0"/>
+              <w:jc w:val="center"/>
+              <w:rPr>
+                <w:sz w:val="28"/>
+                <w:szCs w:val="28"/>
+                <w:lang w:val="ru-RU"/>
+              </w:rPr>
+            </w:pPr>
+            <w:proofErr w:type="spellStart"/>
+            <w:r>
+              <w:rPr>
+                <w:sz w:val="28"/>
+                <w:szCs w:val="28"/>
+                <w:lang w:val="ru-RU"/>
+              </w:rPr>
+              <w:t>created_at</w:t>
+            </w:r>
+            <w:proofErr w:type="spellEnd"/>
+          </w:p>
+        </w:tc>
+        <w:tc>
+          <w:tcPr>
+            <w:tcW w:w="0" w:type="auto"/>
+            <w:vAlign w:val="center"/>
+            <w:hideMark/>
+          </w:tcPr>
+          <w:p>
+            <w:pPr>
+              <w:spacing w:after="0" w:line="276" w:lineRule="auto"/>
+              <w:ind w:firstLine="0"/>
+              <w:jc w:val="center"/>
+              <w:rPr>
+                <w:sz w:val="28"/>
+                <w:szCs w:val="28"/>
+                <w:lang w:val="ru-RU"/>
+              </w:rPr>
+            </w:pPr>
+            <w:r>
+              <w:rPr>
+                <w:sz w:val="28"/>
+                <w:szCs w:val="28"/>
+                <w:lang w:val="ru-RU"/>
+              </w:rPr>
+              <w:t>TIMESTAMP</w:t>
+            </w:r>
+          </w:p>
+        </w:tc>
+        <w:tc>
+          <w:tcPr>
+            <w:tcW w:w="0" w:type="auto"/>
+            <w:vAlign w:val="center"/>
+            <w:hideMark/>
+          </w:tcPr>
+          <w:p>
+            <w:pPr>
+              <w:spacing w:after="0" w:line="276" w:lineRule="auto"/>
+              <w:ind w:firstLine="0"/>
+              <w:jc w:val="center"/>
+              <w:rPr>
+                <w:sz w:val="28"/>
+                <w:szCs w:val="28"/>
+                <w:lang w:val="ru-RU"/>
+              </w:rPr>
+            </w:pPr>
+            <w:r>
+              <w:rPr>
+                <w:sz w:val="28"/>
+                <w:szCs w:val="28"/>
+                <w:lang w:val="ru-RU"/>
+              </w:rPr>
+              <w:t>Дата и время регистрации пользователя</w:t>
+            </w:r>
+          </w:p>
+        </w:tc>
+      </w:tr>
+    </w:tbl>
+    <w:p>
+      <w:pPr>
+        <w:spacing w:after="0"/>
+        <w:ind w:firstLine="0"/>
+        <w:jc w:val="right"/>
+        <w:rPr>
+          <w:b/>
+          <w:bCs/>
+          <w:sz w:val="28"/>
+          <w:szCs w:val="28"/>
+          <w:lang w:val="ru-RU"/>
+        </w:rPr>
+      </w:pPr>
+      <w:r>
+        <w:rPr>
+          <w:b/>
+          <w:bCs/>
+          <w:sz w:val="28"/>
+          <w:szCs w:val="28"/>
+          <w:lang w:val="ru-RU"/>
+        </w:rPr>
+        <w:lastRenderedPageBreak/>
+        <w:t xml:space="preserve">Таблица 4.2 – Состав сущности </w:t>
+      </w:r>
+      <w:proofErr w:type="spellStart"/>
+      <w:r>
+        <w:rPr>
+          <w:b/>
+          <w:bCs/>
+          <w:sz w:val="28"/>
+          <w:szCs w:val="28"/>
+          <w:lang w:val="ru-RU"/>
+        </w:rPr>
+        <w:t>dialogs</w:t>
+      </w:r>
+      <w:proofErr w:type="spellEnd"/>
+    </w:p>
+    <w:tbl>
+      <w:tblPr>
+        <w:tblStyle w:val="aff0"/>
+        <w:tblW w:w="0" w:type="auto"/>
+        <w:jc w:val="center"/>
+        <w:tblLook w:val="04A0" w:firstRow="1" w:lastRow="0" w:firstColumn="1" w:lastColumn="0" w:noHBand="0" w:noVBand="1"/>
+      </w:tblPr>
+      <w:tblGrid>
+        <w:gridCol w:w="1367"/>
+        <w:gridCol w:w="1834"/>
+        <w:gridCol w:w="4152"/>
+      </w:tblGrid>
+      <w:tr>
+        <w:trPr>
+          <w:jc w:val="center"/>
+        </w:trPr>
+        <w:tc>
+          <w:tcPr>
+            <w:tcW w:w="0" w:type="auto"/>
+            <w:vAlign w:val="center"/>
+            <w:hideMark/>
+          </w:tcPr>
+          <w:p>
+            <w:pPr>
+              <w:spacing w:after="0" w:line="276" w:lineRule="auto"/>
+              <w:ind w:firstLine="0"/>
+              <w:jc w:val="center"/>
+              <w:rPr>
+                <w:b/>
+                <w:bCs/>
+                <w:sz w:val="28"/>
+                <w:szCs w:val="28"/>
+                <w:lang w:val="ru-RU"/>
+              </w:rPr>
+            </w:pPr>
+            <w:r>
+              <w:rPr>
+                <w:b/>
+                <w:bCs/>
+                <w:sz w:val="28"/>
+                <w:szCs w:val="28"/>
+                <w:lang w:val="ru-RU"/>
+              </w:rPr>
+              <w:t>Атрибут</w:t>
+            </w:r>
+          </w:p>
+        </w:tc>
+        <w:tc>
+          <w:tcPr>
+            <w:tcW w:w="0" w:type="auto"/>
+            <w:vAlign w:val="center"/>
+            <w:hideMark/>
+          </w:tcPr>
+          <w:p>
+            <w:pPr>
+              <w:spacing w:after="0" w:line="276" w:lineRule="auto"/>
+              <w:ind w:firstLine="0"/>
+              <w:jc w:val="center"/>
+              <w:rPr>
+                <w:b/>
+                <w:bCs/>
+                <w:sz w:val="28"/>
+                <w:szCs w:val="28"/>
+                <w:lang w:val="ru-RU"/>
+              </w:rPr>
+            </w:pPr>
+            <w:r>
+              <w:rPr>
+                <w:b/>
+                <w:bCs/>
+                <w:sz w:val="28"/>
+                <w:szCs w:val="28"/>
+                <w:lang w:val="ru-RU"/>
+              </w:rPr>
+              <w:t>Тип</w:t>
+            </w:r>
+          </w:p>
+        </w:tc>
+        <w:tc>
+          <w:tcPr>
+            <w:tcW w:w="0" w:type="auto"/>
+            <w:vAlign w:val="center"/>
+            <w:hideMark/>
+          </w:tcPr>
+          <w:p>
+            <w:pPr>
+              <w:spacing w:after="0" w:line="276" w:lineRule="auto"/>
+              <w:ind w:firstLine="0"/>
+              <w:jc w:val="center"/>
+              <w:rPr>
+                <w:b/>
+                <w:bCs/>
+                <w:sz w:val="28"/>
+                <w:szCs w:val="28"/>
+                <w:lang w:val="ru-RU"/>
+              </w:rPr>
+            </w:pPr>
+            <w:r>
+              <w:rPr>
+                <w:b/>
+                <w:bCs/>
+                <w:sz w:val="28"/>
+                <w:szCs w:val="28"/>
+                <w:lang w:val="ru-RU"/>
+              </w:rPr>
+              <w:t>Назначение</w:t>
+            </w:r>
+          </w:p>
+        </w:tc>
+      </w:tr>
+      <w:tr>
+        <w:trPr>
+          <w:jc w:val="center"/>
+        </w:trPr>
+        <w:tc>
+          <w:tcPr>
+            <w:tcW w:w="0" w:type="auto"/>
+            <w:vAlign w:val="center"/>
+            <w:hideMark/>
+          </w:tcPr>
+          <w:p>
+            <w:pPr>
+              <w:spacing w:after="0" w:line="276" w:lineRule="auto"/>
+              <w:ind w:firstLine="0"/>
+              <w:jc w:val="center"/>
+              <w:rPr>
+                <w:sz w:val="28"/>
+                <w:szCs w:val="28"/>
+                <w:lang w:val="ru-RU"/>
+              </w:rPr>
+            </w:pPr>
+            <w:proofErr w:type="spellStart"/>
+            <w:r>
+              <w:rPr>
+                <w:sz w:val="28"/>
+                <w:szCs w:val="28"/>
+                <w:lang w:val="ru-RU"/>
+              </w:rPr>
+              <w:t>dialog_id</w:t>
+            </w:r>
+            <w:proofErr w:type="spellEnd"/>
+          </w:p>
+        </w:tc>
+        <w:tc>
+          <w:tcPr>
+            <w:tcW w:w="0" w:type="auto"/>
+            <w:vAlign w:val="center"/>
+            <w:hideMark/>
+          </w:tcPr>
+          <w:p>
+            <w:pPr>
+              <w:spacing w:after="0" w:line="276" w:lineRule="auto"/>
+              <w:ind w:firstLine="0"/>
+              <w:jc w:val="center"/>
+              <w:rPr>
+                <w:sz w:val="28"/>
+                <w:szCs w:val="28"/>
+                <w:lang w:val="ru-RU"/>
+              </w:rPr>
+            </w:pPr>
+            <w:r>
+              <w:rPr>
+                <w:sz w:val="28"/>
+                <w:szCs w:val="28"/>
+              </w:rPr>
+              <w:t>UUID</w:t>
+            </w:r>
+          </w:p>
+        </w:tc>
+        <w:tc>
+          <w:tcPr>
+            <w:tcW w:w="0" w:type="auto"/>
+            <w:vAlign w:val="center"/>
+            <w:hideMark/>
+          </w:tcPr>
+          <w:p>
+            <w:pPr>
+              <w:spacing w:after="0" w:line="276" w:lineRule="auto"/>
+              <w:ind w:firstLine="0"/>
+              <w:jc w:val="center"/>
+              <w:rPr>
+                <w:sz w:val="28"/>
+                <w:szCs w:val="28"/>
+                <w:lang w:val="ru-RU"/>
+              </w:rPr>
+            </w:pPr>
+            <w:r>
+              <w:rPr>
+                <w:sz w:val="28"/>
+                <w:szCs w:val="28"/>
+                <w:lang w:val="ru-RU"/>
+              </w:rPr>
+              <w:t>Идентификатор личного диалога</w:t>
+            </w:r>
+          </w:p>
+        </w:tc>
+      </w:tr>
+      <w:tr>
+        <w:trPr>
+          <w:jc w:val="center"/>
+        </w:trPr>
+        <w:tc>
+          <w:tcPr>
+            <w:tcW w:w="0" w:type="auto"/>
+            <w:vAlign w:val="center"/>
+            <w:hideMark/>
+          </w:tcPr>
+          <w:p>
+            <w:pPr>
+              <w:spacing w:after="0" w:line="276" w:lineRule="auto"/>
+              <w:ind w:firstLine="0"/>
+              <w:jc w:val="center"/>
+              <w:rPr>
+                <w:sz w:val="28"/>
+                <w:szCs w:val="28"/>
+                <w:lang w:val="ru-RU"/>
+              </w:rPr>
+            </w:pPr>
+            <w:proofErr w:type="spellStart"/>
+            <w:r>
+              <w:rPr>
+                <w:sz w:val="28"/>
+                <w:szCs w:val="28"/>
+                <w:lang w:val="ru-RU"/>
+              </w:rPr>
+              <w:t>created_at</w:t>
+            </w:r>
+            <w:proofErr w:type="spellEnd"/>
+          </w:p>
+        </w:tc>
+        <w:tc>
+          <w:tcPr>
+            <w:tcW w:w="0" w:type="auto"/>
+            <w:vAlign w:val="center"/>
+            <w:hideMark/>
+          </w:tcPr>
+          <w:p>
+            <w:pPr>
+              <w:spacing w:after="0" w:line="276" w:lineRule="auto"/>
+              <w:ind w:firstLine="0"/>
+              <w:jc w:val="center"/>
+              <w:rPr>
+                <w:sz w:val="28"/>
+                <w:szCs w:val="28"/>
+                <w:lang w:val="ru-RU"/>
+              </w:rPr>
+            </w:pPr>
+            <w:r>
+              <w:rPr>
+                <w:sz w:val="28"/>
+                <w:szCs w:val="28"/>
+                <w:lang w:val="ru-RU"/>
+              </w:rPr>
+              <w:t>TIMESTAMP</w:t>
+            </w:r>
+          </w:p>
+        </w:tc>
+        <w:tc>
+          <w:tcPr>
+            <w:tcW w:w="0" w:type="auto"/>
+            <w:vAlign w:val="center"/>
+            <w:hideMark/>
+          </w:tcPr>
+          <w:p>
+            <w:pPr>
+              <w:spacing w:after="0" w:line="276" w:lineRule="auto"/>
+              <w:ind w:firstLine="0"/>
+              <w:jc w:val="center"/>
+              <w:rPr>
+                <w:sz w:val="28"/>
+                <w:szCs w:val="28"/>
+                <w:lang w:val="ru-RU"/>
+              </w:rPr>
+            </w:pPr>
+            <w:r>
+              <w:rPr>
+                <w:sz w:val="28"/>
+                <w:szCs w:val="28"/>
+                <w:lang w:val="ru-RU"/>
+              </w:rPr>
+              <w:t>Дата и время создания диалога</w:t>
+            </w:r>
+          </w:p>
+        </w:tc>
+      </w:tr>
+    </w:tbl>
+    <w:p>
+      <w:pPr>
+        <w:spacing w:before="240" w:after="0"/>
+        <w:ind w:firstLine="0"/>
+        <w:jc w:val="right"/>
+        <w:rPr>
+          <w:b/>
+          <w:bCs/>
+          <w:sz w:val="28"/>
+          <w:szCs w:val="28"/>
+          <w:lang w:val="ru-RU"/>
+        </w:rPr>
+      </w:pPr>
+      <w:proofErr w:type="spellStart"/>
+      <w:r>
+        <w:rPr>
+          <w:b/>
+          <w:bCs/>
+          <w:sz w:val="28"/>
+          <w:szCs w:val="28"/>
+        </w:rPr>
+        <w:t>Таблица</w:t>
+      </w:r>
+      <w:proofErr w:type="spellEnd"/>
+      <w:r>
+        <w:rPr>
+          <w:b/>
+          <w:bCs/>
+          <w:sz w:val="28"/>
+          <w:szCs w:val="28"/>
+        </w:rPr>
+        <w:t xml:space="preserve"> 4.3 – </w:t>
+      </w:r>
+      <w:proofErr w:type="spellStart"/>
+      <w:r>
+        <w:rPr>
+          <w:b/>
+          <w:bCs/>
+          <w:sz w:val="28"/>
+          <w:szCs w:val="28"/>
+        </w:rPr>
+        <w:t>Состав</w:t>
+      </w:r>
+      <w:proofErr w:type="spellEnd"/>
+      <w:r>
+        <w:rPr>
+          <w:b/>
+          <w:bCs/>
+          <w:sz w:val="28"/>
+          <w:szCs w:val="28"/>
+        </w:rPr>
+        <w:t xml:space="preserve"> </w:t>
+      </w:r>
+      <w:proofErr w:type="spellStart"/>
+      <w:r>
+        <w:rPr>
+          <w:b/>
+          <w:bCs/>
+          <w:sz w:val="28"/>
+          <w:szCs w:val="28"/>
+        </w:rPr>
+        <w:t>сущности</w:t>
+      </w:r>
+      <w:proofErr w:type="spellEnd"/>
+      <w:r>
+        <w:rPr>
+          <w:b/>
+          <w:bCs/>
+          <w:sz w:val="28"/>
+          <w:szCs w:val="28"/>
+        </w:rPr>
+        <w:t xml:space="preserve"> messages</w:t>
+      </w:r>
+    </w:p>
+    <w:tbl>
+      <w:tblPr>
+        <w:tblStyle w:val="aff0"/>
+        <w:tblW w:w="9776" w:type="dxa"/>
+        <w:tblLayout w:type="fixed"/>
+        <w:tblLook w:val="04A0" w:firstRow="1" w:lastRow="0" w:firstColumn="1" w:lastColumn="0" w:noHBand="0" w:noVBand="1"/>
+      </w:tblPr>
+      <w:tblGrid>
+        <w:gridCol w:w="2285"/>
+        <w:gridCol w:w="1834"/>
+        <w:gridCol w:w="5657"/>
+      </w:tblGrid>
+      <w:tr>
+        <w:tc>
+          <w:tcPr>
+            <w:tcW w:w="2285" w:type="dxa"/>
+            <w:vAlign w:val="center"/>
+            <w:hideMark/>
+          </w:tcPr>
+          <w:p>
+            <w:pPr>
+              <w:spacing w:after="0"/>
+              <w:ind w:firstLine="0"/>
+              <w:jc w:val="center"/>
+              <w:rPr>
+                <w:b/>
+                <w:bCs/>
+                <w:sz w:val="28"/>
+                <w:szCs w:val="28"/>
+                <w:lang w:val="ru-RU"/>
+              </w:rPr>
+            </w:pPr>
+            <w:r>
+              <w:rPr>
+                <w:b/>
+                <w:bCs/>
+                <w:sz w:val="28"/>
+                <w:szCs w:val="28"/>
+                <w:lang w:val="ru-RU"/>
+              </w:rPr>
+              <w:t>Атрибут</w:t>
+            </w:r>
+          </w:p>
+        </w:tc>
+        <w:tc>
+          <w:tcPr>
+            <w:tcW w:w="1834" w:type="dxa"/>
+            <w:vAlign w:val="center"/>
+            <w:hideMark/>
+          </w:tcPr>
+          <w:p>
+            <w:pPr>
+              <w:spacing w:after="0"/>
+              <w:ind w:firstLine="0"/>
+              <w:jc w:val="center"/>
+              <w:rPr>
+                <w:b/>
+                <w:bCs/>
+                <w:sz w:val="28"/>
+                <w:szCs w:val="28"/>
+                <w:lang w:val="ru-RU"/>
+              </w:rPr>
+            </w:pPr>
+            <w:r>
+              <w:rPr>
+                <w:b/>
+                <w:bCs/>
+                <w:sz w:val="28"/>
+                <w:szCs w:val="28"/>
+                <w:lang w:val="ru-RU"/>
+              </w:rPr>
+              <w:t>Тип</w:t>
+            </w:r>
+          </w:p>
+        </w:tc>
+        <w:tc>
+          <w:tcPr>
+            <w:tcW w:w="5657" w:type="dxa"/>
+            <w:vAlign w:val="center"/>
+            <w:hideMark/>
+          </w:tcPr>
+          <w:p>
+            <w:pPr>
+              <w:spacing w:after="0"/>
+              <w:ind w:firstLine="0"/>
+              <w:jc w:val="center"/>
+              <w:rPr>
+                <w:b/>
+                <w:bCs/>
+                <w:sz w:val="28"/>
+                <w:szCs w:val="28"/>
+                <w:lang w:val="ru-RU"/>
+              </w:rPr>
+            </w:pPr>
+            <w:r>
+              <w:rPr>
+                <w:b/>
+                <w:bCs/>
+                <w:sz w:val="28"/>
+                <w:szCs w:val="28"/>
+                <w:lang w:val="ru-RU"/>
+              </w:rPr>
+              <w:t>Назначение</w:t>
+            </w:r>
+          </w:p>
+        </w:tc>
+      </w:tr>
+      <w:tr>
+        <w:tc>
+          <w:tcPr>
+            <w:tcW w:w="2285" w:type="dxa"/>
+            <w:vAlign w:val="center"/>
+            <w:hideMark/>
+          </w:tcPr>
+          <w:p>
+            <w:pPr>
+              <w:spacing w:after="0" w:line="276" w:lineRule="auto"/>
+              <w:ind w:firstLine="0"/>
+              <w:jc w:val="center"/>
+              <w:rPr>
+                <w:sz w:val="28"/>
+                <w:szCs w:val="28"/>
+                <w:lang w:val="ru-RU"/>
+              </w:rPr>
+            </w:pPr>
+            <w:proofErr w:type="spellStart"/>
+            <w:r>
+              <w:rPr>
+                <w:sz w:val="28"/>
+                <w:szCs w:val="28"/>
+                <w:lang w:val="ru-RU"/>
+              </w:rPr>
+              <w:t>message_id</w:t>
+            </w:r>
+            <w:proofErr w:type="spellEnd"/>
+          </w:p>
+        </w:tc>
+        <w:tc>
+          <w:tcPr>
+            <w:tcW w:w="1834" w:type="dxa"/>
+            <w:vAlign w:val="center"/>
+            <w:hideMark/>
+          </w:tcPr>
+          <w:p>
+            <w:pPr>
+              <w:spacing w:after="0" w:line="276" w:lineRule="auto"/>
+              <w:ind w:firstLine="0"/>
+              <w:jc w:val="center"/>
+              <w:rPr>
+                <w:sz w:val="28"/>
+                <w:szCs w:val="28"/>
+                <w:lang w:val="ru-RU"/>
+              </w:rPr>
+            </w:pPr>
+            <w:r>
+              <w:rPr>
+                <w:sz w:val="28"/>
+                <w:szCs w:val="28"/>
+              </w:rPr>
+              <w:t>UUID</w:t>
+            </w:r>
+          </w:p>
+        </w:tc>
+        <w:tc>
+          <w:tcPr>
+            <w:tcW w:w="5657" w:type="dxa"/>
+            <w:vAlign w:val="center"/>
+            <w:hideMark/>
+          </w:tcPr>
+          <w:p>
+            <w:pPr>
+              <w:spacing w:after="0" w:line="276" w:lineRule="auto"/>
+              <w:ind w:firstLine="0"/>
+              <w:jc w:val="center"/>
+              <w:rPr>
+                <w:sz w:val="28"/>
+                <w:szCs w:val="28"/>
+                <w:lang w:val="ru-RU"/>
+              </w:rPr>
+            </w:pPr>
+            <w:r>
+              <w:rPr>
+                <w:sz w:val="28"/>
+                <w:szCs w:val="28"/>
+                <w:lang w:val="ru-RU"/>
+              </w:rPr>
+              <w:t>Идентификатор сообщения</w:t>
+            </w:r>
+          </w:p>
+        </w:tc>
+      </w:tr>
+      <w:tr>
+        <w:tc>
+          <w:tcPr>
+            <w:tcW w:w="2285" w:type="dxa"/>
+            <w:vAlign w:val="center"/>
+            <w:hideMark/>
+          </w:tcPr>
+          <w:p>
+            <w:pPr>
+              <w:spacing w:after="0" w:line="276" w:lineRule="auto"/>
+              <w:ind w:firstLine="0"/>
+              <w:jc w:val="center"/>
+              <w:rPr>
+                <w:sz w:val="28"/>
+                <w:szCs w:val="28"/>
+                <w:lang w:val="ru-RU"/>
+              </w:rPr>
+            </w:pPr>
+            <w:proofErr w:type="spellStart"/>
+            <w:r>
+              <w:rPr>
+                <w:sz w:val="28"/>
+                <w:szCs w:val="28"/>
+                <w:lang w:val="ru-RU"/>
+              </w:rPr>
+              <w:t>content</w:t>
+            </w:r>
+            <w:proofErr w:type="spellEnd"/>
+          </w:p>
+        </w:tc>
+        <w:tc>
+          <w:tcPr>
+            <w:tcW w:w="1834" w:type="dxa"/>
+            <w:vAlign w:val="center"/>
+            <w:hideMark/>
+          </w:tcPr>
+          <w:p>
+            <w:pPr>
+              <w:spacing w:after="0" w:line="276" w:lineRule="auto"/>
+              <w:ind w:firstLine="0"/>
+              <w:jc w:val="center"/>
+              <w:rPr>
+                <w:sz w:val="28"/>
+                <w:szCs w:val="28"/>
+                <w:lang w:val="ru-RU"/>
+              </w:rPr>
+            </w:pPr>
+            <w:r>
+              <w:rPr>
+                <w:sz w:val="28"/>
+                <w:szCs w:val="28"/>
+                <w:lang w:val="ru-RU"/>
+              </w:rPr>
+              <w:t>TEXT</w:t>
+            </w:r>
+          </w:p>
+        </w:tc>
+        <w:tc>
+          <w:tcPr>
+            <w:tcW w:w="5657" w:type="dxa"/>
+            <w:vAlign w:val="center"/>
+            <w:hideMark/>
+          </w:tcPr>
+          <w:p>
+            <w:pPr>
+              <w:spacing w:after="0" w:line="276" w:lineRule="auto"/>
+              <w:ind w:firstLine="0"/>
+              <w:jc w:val="center"/>
+              <w:rPr>
+                <w:sz w:val="28"/>
+                <w:szCs w:val="28"/>
+                <w:lang w:val="ru-RU"/>
+              </w:rPr>
+            </w:pPr>
+            <w:r>
+              <w:rPr>
+                <w:sz w:val="28"/>
+                <w:szCs w:val="28"/>
+                <w:lang w:val="ru-RU"/>
+              </w:rPr>
+              <w:t>Текст сообщения</w:t>
+            </w:r>
+          </w:p>
+        </w:tc>
+      </w:tr>
+      <w:tr>
+        <w:tc>
+          <w:tcPr>
+            <w:tcW w:w="2285" w:type="dxa"/>
+            <w:vAlign w:val="center"/>
+            <w:hideMark/>
+          </w:tcPr>
+          <w:p>
+            <w:pPr>
+              <w:spacing w:after="0" w:line="276" w:lineRule="auto"/>
+              <w:ind w:firstLine="0"/>
+              <w:jc w:val="center"/>
+              <w:rPr>
+                <w:sz w:val="28"/>
+                <w:szCs w:val="28"/>
+                <w:lang w:val="ru-RU"/>
+              </w:rPr>
+            </w:pPr>
+            <w:proofErr w:type="spellStart"/>
+            <w:r>
+              <w:rPr>
+                <w:sz w:val="28"/>
+                <w:szCs w:val="28"/>
+                <w:lang w:val="ru-RU"/>
+              </w:rPr>
+              <w:t>created_at</w:t>
+            </w:r>
+            <w:proofErr w:type="spellEnd"/>
+          </w:p>
+        </w:tc>
+        <w:tc>
+          <w:tcPr>
+            <w:tcW w:w="1834" w:type="dxa"/>
+            <w:vAlign w:val="center"/>
+            <w:hideMark/>
+          </w:tcPr>
+          <w:p>
+            <w:pPr>
+              <w:spacing w:after="0" w:line="276" w:lineRule="auto"/>
+              <w:ind w:firstLine="0"/>
+              <w:jc w:val="center"/>
+              <w:rPr>
+                <w:sz w:val="28"/>
+                <w:szCs w:val="28"/>
+                <w:lang w:val="ru-RU"/>
+              </w:rPr>
+            </w:pPr>
+            <w:r>
+              <w:rPr>
+                <w:sz w:val="28"/>
+                <w:szCs w:val="28"/>
+                <w:lang w:val="ru-RU"/>
+              </w:rPr>
+              <w:t>TIMESTAMP</w:t>
+            </w:r>
+          </w:p>
+        </w:tc>
+        <w:tc>
+          <w:tcPr>
+            <w:tcW w:w="5657" w:type="dxa"/>
+            <w:vAlign w:val="center"/>
+            <w:hideMark/>
+          </w:tcPr>
+          <w:p>
+            <w:pPr>
+              <w:spacing w:after="0" w:line="276" w:lineRule="auto"/>
+              <w:ind w:firstLine="0"/>
+              <w:jc w:val="center"/>
+              <w:rPr>
+                <w:sz w:val="28"/>
+                <w:szCs w:val="28"/>
+                <w:lang w:val="ru-RU"/>
+              </w:rPr>
+            </w:pPr>
+            <w:r>
+              <w:rPr>
+                <w:sz w:val="28"/>
+                <w:szCs w:val="28"/>
+                <w:lang w:val="ru-RU"/>
+              </w:rPr>
+              <w:t>Дата и время сохранения сообщения</w:t>
+            </w:r>
+          </w:p>
+        </w:tc>
+      </w:tr>
+      <w:tr>
+        <w:tc>
+          <w:tcPr>
+            <w:tcW w:w="2285" w:type="dxa"/>
+            <w:vAlign w:val="center"/>
+            <w:hideMark/>
+          </w:tcPr>
+          <w:p>
+            <w:pPr>
+              <w:spacing w:after="0" w:line="276" w:lineRule="auto"/>
+              <w:ind w:firstLine="0"/>
+              <w:jc w:val="center"/>
+              <w:rPr>
+                <w:sz w:val="28"/>
+                <w:szCs w:val="28"/>
+                <w:lang w:val="ru-RU"/>
+              </w:rPr>
+            </w:pPr>
+            <w:proofErr w:type="spellStart"/>
+            <w:r>
+              <w:rPr>
+                <w:sz w:val="28"/>
+                <w:szCs w:val="28"/>
+                <w:lang w:val="ru-RU"/>
+              </w:rPr>
+              <w:t>dialog_id</w:t>
+            </w:r>
+            <w:proofErr w:type="spellEnd"/>
+          </w:p>
+        </w:tc>
+        <w:tc>
+          <w:tcPr>
+            <w:tcW w:w="1834" w:type="dxa"/>
+            <w:vAlign w:val="center"/>
+            <w:hideMark/>
+          </w:tcPr>
+          <w:p>
+            <w:pPr>
+              <w:spacing w:after="0" w:line="276" w:lineRule="auto"/>
+              <w:ind w:firstLine="0"/>
+              <w:jc w:val="center"/>
+              <w:rPr>
+                <w:sz w:val="28"/>
+                <w:szCs w:val="28"/>
+                <w:lang w:val="ru-RU"/>
+              </w:rPr>
+            </w:pPr>
+            <w:r>
+              <w:rPr>
+                <w:sz w:val="28"/>
+                <w:szCs w:val="28"/>
+              </w:rPr>
+              <w:t>UUID</w:t>
+            </w:r>
+          </w:p>
+        </w:tc>
+        <w:tc>
+          <w:tcPr>
+            <w:tcW w:w="5657" w:type="dxa"/>
+            <w:vAlign w:val="center"/>
+            <w:hideMark/>
+          </w:tcPr>
+          <w:p>
+            <w:pPr>
+              <w:spacing w:after="0" w:line="276" w:lineRule="auto"/>
+              <w:ind w:firstLine="0"/>
+              <w:jc w:val="center"/>
+              <w:rPr>
+                <w:sz w:val="28"/>
+                <w:szCs w:val="28"/>
+                <w:lang w:val="ru-RU"/>
+              </w:rPr>
+            </w:pPr>
+            <w:r>
+              <w:rPr>
+                <w:sz w:val="28"/>
+                <w:szCs w:val="28"/>
+                <w:lang w:val="ru-RU"/>
+              </w:rPr>
+              <w:t>Идентификатор диалога</w:t>
+            </w:r>
+          </w:p>
+        </w:tc>
+      </w:tr>
+      <w:tr>
+        <w:tc>
+          <w:tcPr>
+            <w:tcW w:w="2285" w:type="dxa"/>
+            <w:vAlign w:val="center"/>
+            <w:hideMark/>
+          </w:tcPr>
+          <w:p>
+            <w:pPr>
+              <w:spacing w:after="0" w:line="276" w:lineRule="auto"/>
+              <w:ind w:firstLine="0"/>
+              <w:jc w:val="center"/>
+              <w:rPr>
+                <w:sz w:val="28"/>
+                <w:szCs w:val="28"/>
+                <w:lang w:val="ru-RU"/>
+              </w:rPr>
+            </w:pPr>
+            <w:proofErr w:type="spellStart"/>
+            <w:r>
+              <w:rPr>
+                <w:sz w:val="28"/>
+                <w:szCs w:val="28"/>
+                <w:lang w:val="ru-RU"/>
+              </w:rPr>
+              <w:t>sender_id</w:t>
+            </w:r>
+            <w:proofErr w:type="spellEnd"/>
+          </w:p>
+        </w:tc>
+        <w:tc>
+          <w:tcPr>
+            <w:tcW w:w="1834" w:type="dxa"/>
+            <w:vAlign w:val="center"/>
+            <w:hideMark/>
+          </w:tcPr>
+          <w:p>
+            <w:pPr>
+              <w:spacing w:after="0" w:line="276" w:lineRule="auto"/>
+              <w:ind w:firstLine="0"/>
+              <w:jc w:val="center"/>
+              <w:rPr>
+                <w:sz w:val="28"/>
+                <w:szCs w:val="28"/>
+                <w:lang w:val="ru-RU"/>
+              </w:rPr>
+            </w:pPr>
+            <w:r>
+              <w:rPr>
+                <w:sz w:val="28"/>
+                <w:szCs w:val="28"/>
+              </w:rPr>
+              <w:t>UUID</w:t>
+            </w:r>
+          </w:p>
+        </w:tc>
+        <w:tc>
+          <w:tcPr>
+            <w:tcW w:w="5657" w:type="dxa"/>
+            <w:vAlign w:val="center"/>
+            <w:hideMark/>
+          </w:tcPr>
+          <w:p>
+            <w:pPr>
+              <w:spacing w:after="0" w:line="276" w:lineRule="auto"/>
+              <w:ind w:firstLine="0"/>
+              <w:jc w:val="center"/>
+              <w:rPr>
+                <w:sz w:val="28"/>
+                <w:szCs w:val="28"/>
+                <w:lang w:val="ru-RU"/>
+              </w:rPr>
+            </w:pPr>
+            <w:r>
+              <w:rPr>
+                <w:sz w:val="28"/>
+                <w:szCs w:val="28"/>
+                <w:lang w:val="ru-RU"/>
+              </w:rPr>
+              <w:t>Идентификатор отправи</w:t>
+            </w:r>
+            <w:r>
+              <w:rPr>
+                <w:sz w:val="28"/>
+                <w:szCs w:val="28"/>
+                <w:lang w:val="ru-RU"/>
+              </w:rPr>
+              <w:t>теля</w:t>
+            </w:r>
+          </w:p>
+        </w:tc>
+      </w:tr>
+      <w:tr>
+        <w:tc>
+          <w:tcPr>
+            <w:tcW w:w="2285" w:type="dxa"/>
+            <w:vAlign w:val="center"/>
+            <w:hideMark/>
+          </w:tcPr>
+          <w:p>
+            <w:pPr>
+              <w:spacing w:after="0" w:line="276" w:lineRule="auto"/>
+              <w:ind w:firstLine="0"/>
+              <w:jc w:val="center"/>
+              <w:rPr>
+                <w:sz w:val="28"/>
+                <w:szCs w:val="28"/>
+                <w:lang w:val="ru-RU"/>
+              </w:rPr>
+            </w:pPr>
+            <w:proofErr w:type="spellStart"/>
+            <w:r>
+              <w:rPr>
+                <w:sz w:val="28"/>
+                <w:szCs w:val="28"/>
+                <w:lang w:val="ru-RU"/>
+              </w:rPr>
+              <w:t>client_message_id</w:t>
+            </w:r>
+            <w:proofErr w:type="spellEnd"/>
+          </w:p>
+        </w:tc>
+        <w:tc>
+          <w:tcPr>
+            <w:tcW w:w="1834" w:type="dxa"/>
+            <w:vAlign w:val="center"/>
+            <w:hideMark/>
+          </w:tcPr>
+          <w:p>
+            <w:pPr>
+              <w:spacing w:after="0" w:line="276" w:lineRule="auto"/>
+              <w:ind w:firstLine="0"/>
+              <w:jc w:val="center"/>
+              <w:rPr>
+                <w:sz w:val="28"/>
+                <w:szCs w:val="28"/>
+                <w:lang w:val="ru-RU"/>
+              </w:rPr>
+            </w:pPr>
+            <w:r>
+              <w:rPr>
+                <w:sz w:val="28"/>
+                <w:szCs w:val="28"/>
+              </w:rPr>
+              <w:t>UUID</w:t>
+            </w:r>
+          </w:p>
+        </w:tc>
+        <w:tc>
+          <w:tcPr>
+            <w:tcW w:w="5657" w:type="dxa"/>
+            <w:vAlign w:val="center"/>
+            <w:hideMark/>
+          </w:tcPr>
+          <w:p>
+            <w:pPr>
+              <w:spacing w:after="0" w:line="276" w:lineRule="auto"/>
+              <w:ind w:firstLine="0"/>
+              <w:jc w:val="center"/>
+              <w:rPr>
+                <w:sz w:val="28"/>
+                <w:szCs w:val="28"/>
+                <w:lang w:val="ru-RU"/>
+              </w:rPr>
+            </w:pPr>
+            <w:r>
+              <w:rPr>
+                <w:sz w:val="28"/>
+                <w:szCs w:val="28"/>
+                <w:lang w:val="ru-RU"/>
+              </w:rPr>
+              <w:t xml:space="preserve">Идентификатор сообщения </w:t>
+            </w:r>
+          </w:p>
+          <w:p>
+            <w:pPr>
+              <w:spacing w:after="0" w:line="276" w:lineRule="auto"/>
+              <w:ind w:firstLine="0"/>
+              <w:jc w:val="center"/>
+              <w:rPr>
+                <w:sz w:val="28"/>
+                <w:szCs w:val="28"/>
+                <w:lang w:val="ru-RU"/>
+              </w:rPr>
+            </w:pPr>
+            <w:r>
+              <w:rPr>
+                <w:sz w:val="28"/>
+                <w:szCs w:val="28"/>
+                <w:lang w:val="ru-RU"/>
+              </w:rPr>
+              <w:t>на стороне</w:t>
+            </w:r>
+            <w:r>
+              <w:rPr>
+                <w:sz w:val="28"/>
+                <w:szCs w:val="28"/>
+                <w:lang w:val="ru-RU"/>
+              </w:rPr>
+              <w:t xml:space="preserve"> </w:t>
+            </w:r>
+            <w:r>
+              <w:rPr>
+                <w:sz w:val="28"/>
+                <w:szCs w:val="28"/>
+                <w:lang w:val="ru-RU"/>
+              </w:rPr>
+              <w:t>клиента</w:t>
+            </w:r>
+          </w:p>
+        </w:tc>
+      </w:tr>
+    </w:tbl>
+    <w:p>
+      <w:pPr>
+        <w:pStyle w:val="21"/>
+        <w:ind w:firstLine="0"/>
+        <w:rPr>
+          <w:rFonts w:ascii="Times New Roman" w:hAnsi="Times New Roman" w:cs="Times New Roman"/>
+          <w:color w:val="auto"/>
+          <w:sz w:val="32"/>
+          <w:szCs w:val="32"/>
+          <w:lang w:val="ru-RU"/>
+        </w:rPr>
+      </w:pPr>
+      <w:bookmarkStart w:id="15" w:name="_Toc233384169"/>
+      <w:r>
+        <w:rPr>
+          <w:rFonts w:ascii="Times New Roman" w:hAnsi="Times New Roman" w:cs="Times New Roman"/>
+          <w:color w:val="auto"/>
+          <w:sz w:val="32"/>
+          <w:szCs w:val="32"/>
+          <w:lang w:val="ru-RU"/>
+        </w:rPr>
+        <w:t>4.4 Ограничения целостности данных</w:t>
+      </w:r>
+      <w:bookmarkEnd w:id="15"/>
+    </w:p>
+    <w:p>
+      <w:pPr>
+        <w:ind w:firstLine="720"/>
+        <w:jc w:val="both"/>
+        <w:rPr>
+          <w:sz w:val="28"/>
+          <w:szCs w:val="28"/>
+          <w:lang w:val="ru-RU"/>
+        </w:rPr>
+      </w:pPr>
+      <w:r>
+        <w:rPr>
+          <w:sz w:val="28"/>
+          <w:szCs w:val="28"/>
+          <w:lang w:val="ru-RU"/>
+        </w:rPr>
+        <w:t xml:space="preserve">Значения </w:t>
+      </w:r>
+      <w:r>
+        <w:rPr>
+          <w:i/>
+          <w:iCs/>
+          <w:sz w:val="28"/>
+          <w:szCs w:val="28"/>
+        </w:rPr>
+        <w:t>username</w:t>
+      </w:r>
+      <w:r>
+        <w:rPr>
+          <w:sz w:val="28"/>
+          <w:szCs w:val="28"/>
+          <w:lang w:val="ru-RU"/>
+        </w:rPr>
+        <w:t xml:space="preserve"> и </w:t>
+      </w:r>
+      <w:r>
+        <w:rPr>
+          <w:i/>
+          <w:iCs/>
+          <w:sz w:val="28"/>
+          <w:szCs w:val="28"/>
+        </w:rPr>
+        <w:t>client</w:t>
+      </w:r>
+      <w:r>
+        <w:rPr>
+          <w:i/>
+          <w:iCs/>
+          <w:sz w:val="28"/>
+          <w:szCs w:val="28"/>
+          <w:lang w:val="ru-RU"/>
+        </w:rPr>
+        <w:t>_</w:t>
+      </w:r>
+      <w:r>
+        <w:rPr>
+          <w:i/>
+          <w:iCs/>
+          <w:sz w:val="28"/>
+          <w:szCs w:val="28"/>
+        </w:rPr>
+        <w:t>message</w:t>
+      </w:r>
+      <w:r>
+        <w:rPr>
+          <w:i/>
+          <w:iCs/>
+          <w:sz w:val="28"/>
+          <w:szCs w:val="28"/>
+          <w:lang w:val="ru-RU"/>
+        </w:rPr>
+        <w:t>_</w:t>
+      </w:r>
+      <w:r>
+        <w:rPr>
+          <w:i/>
+          <w:iCs/>
+          <w:sz w:val="28"/>
+          <w:szCs w:val="28"/>
+        </w:rPr>
+        <w:t>id</w:t>
+      </w:r>
+      <w:r>
+        <w:rPr>
+          <w:sz w:val="28"/>
+          <w:szCs w:val="28"/>
+          <w:lang w:val="ru-RU"/>
+        </w:rPr>
+        <w:t xml:space="preserve"> должны быть уникальными. Каждый диалог ведётся между двумя зарегистрированными пользователями. Сообщение относится к одному диалогу, отправляется его участником и содержит непустой текст.</w:t>
+      </w:r>
+    </w:p>
+    <w:p>
+      <w:pPr>
+        <w:pStyle w:val="1"/>
+        <w:jc w:val="center"/>
+        <w:rPr>
+          <w:rFonts w:ascii="Times New Roman" w:hAnsi="Times New Roman" w:cs="Times New Roman"/>
+          <w:color w:val="auto"/>
+          <w:sz w:val="32"/>
+          <w:szCs w:val="32"/>
+          <w:lang w:val="ru-RU"/>
+        </w:rPr>
+      </w:pPr>
+      <w:bookmarkStart w:id="16" w:name="_Toc233384170"/>
+      <w:r>
+        <w:rPr>
+          <w:rFonts w:ascii="Times New Roman" w:hAnsi="Times New Roman" w:cs="Times New Roman"/>
+          <w:color w:val="auto"/>
+          <w:sz w:val="32"/>
+          <w:szCs w:val="32"/>
+          <w:lang w:val="ru-RU"/>
+        </w:rPr>
+        <w:lastRenderedPageBreak/>
+        <w:t>ПРИЛОЖЕНИЕ</w:t>
+      </w:r>
+      <w:bookmarkEnd w:id="16"/>
+    </w:p>
+    <w:p>
+      <w:pPr>
+        <w:pStyle w:val="21"/>
+        <w:spacing w:line="240" w:lineRule="auto"/>
+        <w:ind w:firstLine="0"/>
+        <w:rPr>
+          <w:rFonts w:ascii="Times New Roman" w:hAnsi="Times New Roman" w:cs="Times New Roman"/>
+          <w:color w:val="auto"/>
+          <w:sz w:val="32"/>
+          <w:szCs w:val="32"/>
+          <w:lang w:val="ru-RU"/>
+        </w:rPr>
+      </w:pPr>
+      <w:bookmarkStart w:id="17" w:name="_Toc233384171"/>
+      <w:r>
+        <w:rPr>
+          <w:rFonts w:ascii="Times New Roman" w:hAnsi="Times New Roman" w:cs="Times New Roman"/>
+          <w:color w:val="auto"/>
+          <w:sz w:val="32"/>
+          <w:szCs w:val="32"/>
+          <w:lang w:val="ru-RU"/>
+        </w:rPr>
+        <w:t xml:space="preserve">Приложение А </w:t>
+      </w:r>
+      <w:r>
+        <w:rPr>
+          <w:rFonts w:ascii="Times New Roman" w:hAnsi="Times New Roman" w:cs="Times New Roman"/>
+          <w:color w:val="auto"/>
+          <w:sz w:val="32"/>
+          <w:szCs w:val="32"/>
+          <w:lang w:val="ru-RU"/>
+        </w:rPr>
+        <w:t>–</w:t>
+      </w:r>
+      <w:r>
+        <w:rPr>
+          <w:rFonts w:ascii="Times New Roman" w:hAnsi="Times New Roman" w:cs="Times New Roman"/>
+          <w:color w:val="auto"/>
+          <w:sz w:val="32"/>
+          <w:szCs w:val="32"/>
+          <w:lang w:val="ru-RU"/>
+        </w:rPr>
+        <w:t xml:space="preserve"> UML-диаграммы</w:t>
+      </w:r>
+      <w:bookmarkEnd w:id="17"/>
+    </w:p>
+    <w:p>
+      <w:pPr>
+        <w:spacing w:after="0" w:line="240" w:lineRule="auto"/>
+        <w:ind w:firstLine="0"/>
+        <w:jc w:val="center"/>
+        <w:rPr>
+          <w:lang w:val="ru-RU"/>
+        </w:rPr>
+      </w:pPr>
+      <w:r>
+        <w:rPr>
+          <w:lang w:val="ru-RU"/>
+        </w:rPr>
+        <w:drawing>
+          <wp:inline distT="0" distB="0" distL="0" distR="0" wp14:anchorId="06649C95" wp14:editId="161FC712">
+            <wp:extent cx="5266689" cy="3590925"/>
+            <wp:effectExtent l="0" t="0" r="0" b="0"/>
+            <wp:docPr id="273331914" name="Рисунок 2"/>
+            <wp:cNvGraphicFramePr>
+              <a:graphicFrameLocks xmlns:a="http://schemas.openxmlformats.org/drawingml/2006/main" noChangeAspect="1"/>
+            </wp:cNvGraphicFramePr>
+            <a:graphic xmlns:a="http://schemas.openxmlformats.org/drawingml/2006/main">
+              <a:graphicData uri="http://schemas.openxmlformats.org/drawingml/2006/picture">
+                <pic:pic xmlns:pic="http://schemas.openxmlformats.org/drawingml/2006/picture">
+                  <pic:nvPicPr>
+                    <pic:cNvPr id="0" name="Picture 6"/>
+                    <pic:cNvPicPr>
+                      <a:picLocks noChangeAspect="1" noChangeArrowheads="1"/>
+                    </pic:cNvPicPr>
+                  </pic:nvPicPr>
+                  <pic:blipFill>
+                    <a:blip r:embed="rId10">
+                      <a:extLst>
+                        <a:ext uri="{28A0092B-C50C-407E-A947-70E740481C1C}">
+                          <a14:useLocalDpi xmlns:a14="http://schemas.microsoft.com/office/drawing/2010/main" val="0"/>
+                        </a:ext>
+                      </a:extLst>
+                    </a:blip>
+                    <a:srcRect/>
+                    <a:stretch>
+                      <a:fillRect/>
+                    </a:stretch>
+                  </pic:blipFill>
+                  <pic:spPr bwMode="auto">
+                    <a:xfrm>
+                      <a:off x="0" y="0"/>
+                      <a:ext cx="5278930" cy="3599271"/>
+                    </a:xfrm>
+                    <a:prstGeom prst="rect">
+                      <a:avLst/>
+                    </a:prstGeom>
+                    <a:noFill/>
+                    <a:ln>
+                      <a:noFill/>
+                    </a:ln>
+                  </pic:spPr>
+                </pic:pic>
+              </a:graphicData>
+            </a:graphic>
+          </wp:inline>
+        </w:drawing>
+      </w:r>
+    </w:p>
+    <w:p>
+      <w:pPr>
+        <w:ind w:firstLine="0"/>
+        <w:jc w:val="center"/>
+        <w:rPr>
+          <w:lang w:val="ru-RU"/>
+        </w:rPr>
+      </w:pPr>
+      <w:r>
+        <w:rPr>
+          <w:lang w:val="ru-RU"/>
+        </w:rPr>
+        <w:t xml:space="preserve">Рисунок А.1 </w:t>
+      </w:r>
+      <w:r>
+        <w:rPr>
+          <w:lang w:val="ru-RU"/>
+        </w:rPr>
+        <w:t>–</w:t>
+      </w:r>
+      <w:r>
+        <w:rPr>
+          <w:lang w:val="ru-RU"/>
+        </w:rPr>
+        <w:t xml:space="preserve"> Диаграмма последовательности регистрации пользователя</w:t>
+      </w:r>
+    </w:p>
+    <w:p>
+      <w:pPr>
+        <w:spacing w:after="0" w:line="240" w:lineRule="auto"/>
+        <w:ind w:firstLine="0"/>
+        <w:jc w:val="center"/>
+        <w:rPr>
+          <w:lang w:val="ru-RU"/>
+        </w:rPr>
+      </w:pPr>
+      <w:r>
+        <w:rPr>
+          <w:lang w:val="ru-RU"/>
+        </w:rPr>
+        <w:drawing>
+          <wp:inline distT="0" distB="0" distL="0" distR="0" wp14:anchorId="551C84D9" wp14:editId="1D70BF62">
+            <wp:extent cx="5389880" cy="3674920"/>
+            <wp:effectExtent l="0" t="0" r="0" b="0"/>
+            <wp:docPr id="1055894574" name="Рисунок 4"/>
+            <wp:cNvGraphicFramePr>
+              <a:graphicFrameLocks xmlns:a="http://schemas.openxmlformats.org/drawingml/2006/main" noChangeAspect="1"/>
+            </wp:cNvGraphicFramePr>
+            <a:graphic xmlns:a="http://schemas.openxmlformats.org/drawingml/2006/main">
+              <a:graphicData uri="http://schemas.openxmlformats.org/drawingml/2006/picture">
+                <pic:pic xmlns:pic="http://schemas.openxmlformats.org/drawingml/2006/picture">
+                  <pic:nvPicPr>
+                    <pic:cNvPr id="0" name="Picture 13"/>
+                    <pic:cNvPicPr>
+                      <a:picLocks noChangeAspect="1" noChangeArrowheads="1"/>
+                    </pic:cNvPicPr>
+                  </pic:nvPicPr>
+                  <pic:blipFill>
+                    <a:blip r:embed="rId11">
+                      <a:extLst>
+                        <a:ext uri="{28A0092B-C50C-407E-A947-70E740481C1C}">
+                          <a14:useLocalDpi xmlns:a14="http://schemas.microsoft.com/office/drawing/2010/main" val="0"/>
+                        </a:ext>
+                      </a:extLst>
+                    </a:blip>
+                    <a:srcRect/>
+                    <a:stretch>
+                      <a:fillRect/>
+                    </a:stretch>
+                  </pic:blipFill>
+                  <pic:spPr bwMode="auto">
+                    <a:xfrm>
+                      <a:off x="0" y="0"/>
+                      <a:ext cx="5448608" cy="3714962"/>
+                    </a:xfrm>
+                    <a:prstGeom prst="rect">
+                      <a:avLst/>
+                    </a:prstGeom>
+                    <a:noFill/>
+                    <a:ln>
+                      <a:noFill/>
+                    </a:ln>
+                  </pic:spPr>
+                </pic:pic>
+              </a:graphicData>
+            </a:graphic>
+          </wp:inline>
+        </w:drawing>
+      </w:r>
+    </w:p>
+    <w:p>
+      <w:pPr>
+        <w:spacing w:after="0" w:line="240" w:lineRule="auto"/>
+        <w:ind w:firstLine="0"/>
+        <w:jc w:val="center"/>
+        <w:rPr>
+          <w:lang w:val="ru-RU"/>
+        </w:rPr>
+      </w:pPr>
+      <w:r>
+        <w:rPr>
+          <w:lang w:val="ru-RU"/>
+        </w:rPr>
+        <w:t xml:space="preserve">Рисунок А.2 </w:t>
+      </w:r>
+      <w:r>
+        <w:rPr>
+          <w:lang w:val="ru-RU"/>
+        </w:rPr>
+        <w:t>–</w:t>
+      </w:r>
+      <w:r>
+        <w:rPr>
+          <w:lang w:val="ru-RU"/>
+        </w:rPr>
+        <w:t xml:space="preserve"> Диаграмма последовательности аутентификации пользователя</w:t>
+      </w:r>
+    </w:p>
+    <w:p>
+      <w:pPr>
+        <w:spacing w:after="0" w:line="240" w:lineRule="auto"/>
+        <w:ind w:firstLine="0"/>
+        <w:jc w:val="center"/>
+        <w:rPr>
+          <w:lang w:val="ru-RU"/>
+        </w:rPr>
+      </w:pPr>
+      <w:r>
+        <w:rPr>
+          <w:lang w:val="ru-RU"/>
+        </w:rPr>
+        <w:lastRenderedPageBreak/>
+        <w:drawing>
+          <wp:inline distT="0" distB="0" distL="0" distR="0" wp14:anchorId="3A981437" wp14:editId="5AEE3C81">
+            <wp:extent cx="6210300" cy="3861868"/>
+            <wp:effectExtent l="0" t="0" r="0" b="0"/>
+            <wp:docPr id="556607539" name="Рисунок 6"/>
+            <wp:cNvGraphicFramePr>
+              <a:graphicFrameLocks xmlns:a="http://schemas.openxmlformats.org/drawingml/2006/main" noChangeAspect="1"/>
+            </wp:cNvGraphicFramePr>
+            <a:graphic xmlns:a="http://schemas.openxmlformats.org/drawingml/2006/main">
+              <a:graphicData uri="http://schemas.openxmlformats.org/drawingml/2006/picture">
+                <pic:pic xmlns:pic="http://schemas.openxmlformats.org/drawingml/2006/picture">
+                  <pic:nvPicPr>
+                    <pic:cNvPr id="0" name="Picture 20"/>
+                    <pic:cNvPicPr>
+                      <a:picLocks noChangeAspect="1" noChangeArrowheads="1"/>
+                    </pic:cNvPicPr>
+                  </pic:nvPicPr>
+                  <pic:blipFill>
+                    <a:blip r:embed="rId12">
+                      <a:extLst>
+                        <a:ext uri="{28A0092B-C50C-407E-A947-70E740481C1C}">
+                          <a14:useLocalDpi xmlns:a14="http://schemas.microsoft.com/office/drawing/2010/main" val="0"/>
+                        </a:ext>
+                      </a:extLst>
+                    </a:blip>
+                    <a:srcRect/>
+                    <a:stretch>
+                      <a:fillRect/>
+                    </a:stretch>
+                  </pic:blipFill>
+                  <pic:spPr bwMode="auto">
+                    <a:xfrm>
+                      <a:off x="0" y="0"/>
+                      <a:ext cx="6238616" cy="3879476"/>
+                    </a:xfrm>
+                    <a:prstGeom prst="rect">
+                      <a:avLst/>
+                    </a:prstGeom>
+                    <a:noFill/>
+                    <a:ln>
+                      <a:noFill/>
+                    </a:ln>
+                  </pic:spPr>
+                </pic:pic>
+              </a:graphicData>
+            </a:graphic>
+          </wp:inline>
+        </w:drawing>
+      </w:r>
+    </w:p>
+    <w:p>
+      <w:pPr>
+        <w:ind w:firstLine="0"/>
+        <w:jc w:val="center"/>
+        <w:rPr>
+          <w:lang w:val="ru-RU"/>
+        </w:rPr>
+      </w:pPr>
+      <w:r>
+        <w:rPr>
+          <w:lang w:val="ru-RU"/>
+        </w:rPr>
+        <w:t xml:space="preserve">Рисунок А.3 </w:t>
+      </w:r>
+      <w:r>
+        <w:rPr>
+          <w:lang w:val="ru-RU"/>
+        </w:rPr>
+        <w:t>–</w:t>
+      </w:r>
+      <w:r>
+        <w:rPr>
+          <w:lang w:val="ru-RU"/>
+        </w:rPr>
+        <w:t xml:space="preserve"> Диаграмма последовательности отправки и получения сообщения</w:t>
+      </w:r>
+    </w:p>
+    <w:p>
+      <w:pPr>
+        <w:spacing w:after="0" w:line="240" w:lineRule="auto"/>
+        <w:ind w:firstLine="0"/>
+        <w:jc w:val="center"/>
+        <w:rPr>
+          <w:lang w:val="ru-RU"/>
+        </w:rPr>
+      </w:pPr>
+      <w:r>
+        <w:rPr>
+          <w:lang w:val="ru-RU"/>
+        </w:rPr>
+        <w:drawing>
+          <wp:inline distT="0" distB="0" distL="0" distR="0" wp14:anchorId="603E07C1" wp14:editId="5E50F7E5">
+            <wp:extent cx="5298813" cy="4229100"/>
+            <wp:effectExtent l="0" t="0" r="0" b="0"/>
+            <wp:docPr id="1660109004" name="Рисунок 10"/>
+            <wp:cNvGraphicFramePr>
+              <a:graphicFrameLocks xmlns:a="http://schemas.openxmlformats.org/drawingml/2006/main" noChangeAspect="1"/>
+            </wp:cNvGraphicFramePr>
+            <a:graphic xmlns:a="http://schemas.openxmlformats.org/drawingml/2006/main">
+              <a:graphicData uri="http://schemas.openxmlformats.org/drawingml/2006/picture">
+                <pic:pic xmlns:pic="http://schemas.openxmlformats.org/drawingml/2006/picture">
+                  <pic:nvPicPr>
+                    <pic:cNvPr id="0" name="Picture 34"/>
+                    <pic:cNvPicPr>
+                      <a:picLocks noChangeAspect="1" noChangeArrowheads="1"/>
+                    </pic:cNvPicPr>
+                  </pic:nvPicPr>
+                  <pic:blipFill>
+                    <a:blip r:embed="rId13">
+                      <a:extLst>
+                        <a:ext uri="{28A0092B-C50C-407E-A947-70E740481C1C}">
+                          <a14:useLocalDpi xmlns:a14="http://schemas.microsoft.com/office/drawing/2010/main" val="0"/>
+                        </a:ext>
+                      </a:extLst>
+                    </a:blip>
+                    <a:srcRect/>
+                    <a:stretch>
+                      <a:fillRect/>
+                    </a:stretch>
+                  </pic:blipFill>
+                  <pic:spPr bwMode="auto">
+                    <a:xfrm>
+                      <a:off x="0" y="0"/>
+                      <a:ext cx="5324391" cy="4249514"/>
+                    </a:xfrm>
+                    <a:prstGeom prst="rect">
+                      <a:avLst/>
+                    </a:prstGeom>
+                    <a:noFill/>
+                    <a:ln>
+                      <a:noFill/>
+                    </a:ln>
+                  </pic:spPr>
+                </pic:pic>
+              </a:graphicData>
+            </a:graphic>
+          </wp:inline>
+        </w:drawing>
+      </w:r>
+    </w:p>
+    <w:p>
+      <w:pPr>
+        <w:ind w:firstLine="0"/>
+        <w:jc w:val="center"/>
+        <w:rPr>
+          <w:lang w:val="ru-RU"/>
+        </w:rPr>
+      </w:pPr>
+      <w:r>
+        <w:rPr>
+          <w:lang w:val="ru-RU"/>
+        </w:rPr>
+        <w:t xml:space="preserve">Рисунок А.4 </w:t>
+      </w:r>
+      <w:r>
+        <w:rPr>
+          <w:lang w:val="ru-RU"/>
+        </w:rPr>
+        <w:t>–</w:t>
+      </w:r>
+      <w:r>
+        <w:rPr>
+          <w:lang w:val="ru-RU"/>
+        </w:rPr>
+        <w:t xml:space="preserve"> Диаграмма последовательности работы с личными диалогами</w:t>
+      </w:r>
+    </w:p>
+    <w:p>
+      <w:pPr>
+        <w:spacing w:after="0" w:line="240" w:lineRule="auto"/>
+        <w:ind w:firstLine="0"/>
+        <w:rPr>
+          <w:lang w:val="ru-RU"/>
+        </w:rPr>
+      </w:pPr>
+      <w:r>
+        <w:rPr>
+          <w:lang w:val="ru-RU"/>
+        </w:rPr>
+        <w:lastRenderedPageBreak/>
+        <w:drawing>
+          <wp:inline distT="0" distB="0" distL="0" distR="0" wp14:anchorId="281436BA" wp14:editId="14DC6B38">
+            <wp:extent cx="6629400" cy="4366191"/>
+            <wp:effectExtent l="0" t="0" r="0" b="0"/>
+            <wp:docPr id="1217878431" name="Рисунок 24"/>
+            <wp:cNvGraphicFramePr>
+              <a:graphicFrameLocks xmlns:a="http://schemas.openxmlformats.org/drawingml/2006/main" noChangeAspect="1"/>
+            </wp:cNvGraphicFramePr>
+            <a:graphic xmlns:a="http://schemas.openxmlformats.org/drawingml/2006/main">
+              <a:graphicData uri="http://schemas.openxmlformats.org/drawingml/2006/picture">
+                <pic:pic xmlns:pic="http://schemas.openxmlformats.org/drawingml/2006/picture">
+                  <pic:nvPicPr>
+                    <pic:cNvPr id="0" name="Picture 83"/>
+                    <pic:cNvPicPr>
+                      <a:picLocks noChangeAspect="1" noChangeArrowheads="1"/>
+                    </pic:cNvPicPr>
+                  </pic:nvPicPr>
+                  <pic:blipFill>
+                    <a:blip r:embed="rId14">
+                      <a:extLst>
+                        <a:ext uri="{28A0092B-C50C-407E-A947-70E740481C1C}">
+                          <a14:useLocalDpi xmlns:a14="http://schemas.microsoft.com/office/drawing/2010/main" val="0"/>
+                        </a:ext>
+                      </a:extLst>
+                    </a:blip>
+                    <a:srcRect/>
+                    <a:stretch>
+                      <a:fillRect/>
+                    </a:stretch>
+                  </pic:blipFill>
+                  <pic:spPr bwMode="auto">
+                    <a:xfrm>
+                      <a:off x="0" y="0"/>
+                      <a:ext cx="6654614" cy="4382797"/>
+                    </a:xfrm>
+                    <a:prstGeom prst="rect">
+                      <a:avLst/>
+                    </a:prstGeom>
+                    <a:noFill/>
+                    <a:ln>
+                      <a:noFill/>
+                    </a:ln>
+                  </pic:spPr>
+                </pic:pic>
+              </a:graphicData>
+            </a:graphic>
+          </wp:inline>
+        </w:drawing>
+      </w:r>
+    </w:p>
+    <w:p>
+      <w:pPr>
+        <w:ind w:firstLine="0"/>
+        <w:jc w:val="center"/>
+        <w:rPr>
+          <w:lang w:val="ru-RU"/>
+        </w:rPr>
+      </w:pPr>
+      <w:r>
+        <w:rPr>
+          <w:lang w:val="ru-RU"/>
+        </w:rPr>
+        <w:t>Рисунок А.5 – Диаграмма классов серверной части приложения «</w:t>
+      </w:r>
+      <w:r>
+        <w:t>SOAP</w:t>
+      </w:r>
+      <w:r>
+        <w:rPr>
+          <w:lang w:val="ru-RU"/>
+        </w:rPr>
+        <w:t xml:space="preserve"> </w:t>
+      </w:r>
+      <w:r>
+        <w:t>Messenger</w:t>
+      </w:r>
+      <w:r>
+        <w:rPr>
+          <w:lang w:val="ru-RU"/>
+        </w:rPr>
+        <w:t>»</w:t>
+      </w:r>
+    </w:p>
+    <w:p>
+      <w:pPr>
+        <w:spacing w:after="0" w:line="240" w:lineRule="auto"/>
+        <w:ind w:firstLine="0"/>
+        <w:jc w:val="center"/>
+        <w:rPr>
+          <w:lang w:val="ru-RU"/>
+        </w:rPr>
+      </w:pPr>
+      <w:r>
+        <w:rPr>
+          <w:lang w:val="ru-RU"/>
+        </w:rPr>
+        <w:drawing>
+          <wp:inline distT="0" distB="0" distL="0" distR="0" wp14:anchorId="76EDCCD1" wp14:editId="62D74792">
+            <wp:extent cx="5495925" cy="2907265"/>
+            <wp:effectExtent l="0" t="0" r="0" b="0"/>
+            <wp:docPr id="503125588" name="Рисунок 20"/>
+            <wp:cNvGraphicFramePr>
+              <a:graphicFrameLocks xmlns:a="http://schemas.openxmlformats.org/drawingml/2006/main" noChangeAspect="1"/>
+            </wp:cNvGraphicFramePr>
+            <a:graphic xmlns:a="http://schemas.openxmlformats.org/drawingml/2006/main">
+              <a:graphicData uri="http://schemas.openxmlformats.org/drawingml/2006/picture">
+                <pic:pic xmlns:pic="http://schemas.openxmlformats.org/drawingml/2006/picture">
+                  <pic:nvPicPr>
+                    <pic:cNvPr id="0" name="Picture 69"/>
+                    <pic:cNvPicPr>
+                      <a:picLocks noChangeAspect="1" noChangeArrowheads="1"/>
+                    </pic:cNvPicPr>
+                  </pic:nvPicPr>
+                  <pic:blipFill>
+                    <a:blip r:embed="rId15">
+                      <a:extLst>
+                        <a:ext uri="{28A0092B-C50C-407E-A947-70E740481C1C}">
+                          <a14:useLocalDpi xmlns:a14="http://schemas.microsoft.com/office/drawing/2010/main" val="0"/>
+                        </a:ext>
+                      </a:extLst>
+                    </a:blip>
+                    <a:srcRect/>
+                    <a:stretch>
+                      <a:fillRect/>
+                    </a:stretch>
+                  </pic:blipFill>
+                  <pic:spPr bwMode="auto">
+                    <a:xfrm>
+                      <a:off x="0" y="0"/>
+                      <a:ext cx="5526660" cy="2923523"/>
+                    </a:xfrm>
+                    <a:prstGeom prst="rect">
+                      <a:avLst/>
+                    </a:prstGeom>
+                    <a:noFill/>
+                    <a:ln>
+                      <a:noFill/>
+                    </a:ln>
+                  </pic:spPr>
+                </pic:pic>
+              </a:graphicData>
+            </a:graphic>
+          </wp:inline>
+        </w:drawing>
+      </w:r>
+    </w:p>
+    <w:p>
+      <w:pPr>
+        <w:spacing w:after="0" w:line="240" w:lineRule="auto"/>
+        <w:ind w:firstLine="0"/>
+        <w:jc w:val="center"/>
+        <w:rPr>
+          <w:lang w:val="ru-RU"/>
+        </w:rPr>
+      </w:pPr>
+      <w:r>
+        <w:rPr>
+          <w:lang w:val="ru-RU"/>
+        </w:rPr>
+        <w:t>Рисунок А.</w:t>
+      </w:r>
+      <w:r>
+        <w:rPr>
+          <w:lang w:val="ru-RU"/>
+        </w:rPr>
+        <w:t>6</w:t>
+      </w:r>
+      <w:r>
+        <w:rPr>
+          <w:lang w:val="ru-RU"/>
+        </w:rPr>
+        <w:t xml:space="preserve"> – Диаграм</w:t>
+      </w:r>
+      <w:r>
+        <w:rPr>
+          <w:lang w:val="ru-RU"/>
+        </w:rPr>
+        <w:t xml:space="preserve">ма </w:t>
+      </w:r>
+      <w:r>
+        <w:rPr>
+          <w:lang w:val="ru-RU"/>
+        </w:rPr>
+        <w:t xml:space="preserve">состояний </w:t>
+      </w:r>
+      <w:r>
+        <w:t>WebSocket</w:t>
+      </w:r>
+      <w:r>
+        <w:rPr>
+          <w:lang w:val="ru-RU"/>
+        </w:rPr>
+        <w:t>-соединения</w:t>
       </w:r>
     </w:p>
     <w:sectPr>
-      <w:footerReference w:type="default" r:id="rId9"/>
+      <w:footerReference w:type="default" r:id="rId16"/>
       <w:pgSz w:w="12240" w:h="15840"/>
-      <w:pgMar w:top="1134" w:right="851" w:bottom="1134" w:left="1701" w:header="567" w:footer="567" w:gutter="0"/>
+      <w:pgMar w:top="1134" w:right="851" w:bottom="1134" w:left="1134" w:header="567" w:footer="567" w:gutter="0"/>
       <w:cols w:space="720"/>
       <w:titlePg/>
       <w:docGrid w:linePitch="360"/>
@@ -4491,6 +7971,119 @@
     </w:lvl>
   </w:abstractNum>
   <w:abstractNum w:abstractNumId="10" w15:restartNumberingAfterBreak="0">
+    <w:nsid w:val="2603794E"/>
+    <w:multiLevelType w:val="hybridMultilevel"/>
+    <w:tmpl w:val="D4F2C5FE"/>
+    <w:lvl w:ilvl="0" w:tplc="04190001">
+      <w:start w:val="1"/>
+      <w:numFmt w:val="bullet"/>
+      <w:lvlText w:val=""/>
+      <w:lvlJc w:val="left"/>
+      <w:pPr>
+        <w:ind w:left="720" w:hanging="360"/>
+      </w:pPr>
+      <w:rPr>
+        <w:rFonts w:ascii="Symbol" w:hAnsi="Symbol" w:hint="default"/>
+      </w:rPr>
+    </w:lvl>
+    <w:lvl w:ilvl="1" w:tplc="04190003" w:tentative="1">
+      <w:start w:val="1"/>
+      <w:numFmt w:val="bullet"/>
+      <w:lvlText w:val="o"/>
+      <w:lvlJc w:val="left"/>
+      <w:pPr>
+        <w:ind w:left="1440" w:hanging="360"/>
+      </w:pPr>
+      <w:rPr>
+        <w:rFonts w:ascii="Courier New" w:hAnsi="Courier New" w:cs="Courier New" w:hint="default"/>
+      </w:rPr>
+    </w:lvl>
+    <w:lvl w:ilvl="2" w:tplc="04190005" w:tentative="1">
+      <w:start w:val="1"/>
+      <w:numFmt w:val="bullet"/>
+      <w:lvlText w:val=""/>
+      <w:lvlJc w:val="left"/>
+      <w:pPr>
+        <w:ind w:left="2160" w:hanging="360"/>
+      </w:pPr>
+      <w:rPr>
+        <w:rFonts w:ascii="Wingdings" w:hAnsi="Wingdings" w:hint="default"/>
+      </w:rPr>
+    </w:lvl>
+    <w:lvl w:ilvl="3" w:tplc="04190001" w:tentative="1">
+      <w:start w:val="1"/>
+      <w:numFmt w:val="bullet"/>
+      <w:lvlText w:val=""/>
+      <w:lvlJc w:val="left"/>
+      <w:pPr>
+        <w:ind w:left="2880" w:hanging="360"/>
+      </w:pPr>
+      <w:rPr>
+        <w:rFonts w:ascii="Symbol" w:hAnsi="Symbol" w:hint="default"/>
+      </w:rPr>
+    </w:lvl>
+    <w:lvl w:ilvl="4" w:tplc="04190003" w:tentative="1">
+      <w:start w:val="1"/>
+      <w:numFmt w:val="bullet"/>
+      <w:lvlText w:val="o"/>
+      <w:lvlJc w:val="left"/>
+      <w:pPr>
+        <w:ind w:left="3600" w:hanging="360"/>
+      </w:pPr>
+      <w:rPr>
+        <w:rFonts w:ascii="Courier New" w:hAnsi="Courier New" w:cs="Courier New" w:hint="default"/>
+      </w:rPr>
+    </w:lvl>
+    <w:lvl w:ilvl="5" w:tplc="04190005" w:tentative="1">
+      <w:start w:val="1"/>
+      <w:numFmt w:val="bullet"/>
+      <w:lvlText w:val=""/>
+      <w:lvlJc w:val="left"/>
+      <w:pPr>
+        <w:ind w:left="4320" w:hanging="360"/>
+      </w:pPr>
+      <w:rPr>
+        <w:rFonts w:ascii="Wingdings" w:hAnsi="Wingdings" w:hint="default"/>
+      </w:rPr>
+    </w:lvl>
+    <w:lvl w:ilvl="6" w:tplc="04190001" w:tentative="1">
+      <w:start w:val="1"/>
+      <w:numFmt w:val="bullet"/>
+      <w:lvlText w:val=""/>
+      <w:lvlJc w:val="left"/>
+      <w:pPr>
+        <w:ind w:left="5040" w:hanging="360"/>
+      </w:pPr>
+      <w:rPr>
+        <w:rFonts w:ascii="Symbol" w:hAnsi="Symbol" w:hint="default"/>
+      </w:rPr>
+    </w:lvl>
+    <w:lvl w:ilvl="7" w:tplc="04190003" w:tentative="1">
+      <w:start w:val="1"/>
+      <w:numFmt w:val="bullet"/>
+      <w:lvlText w:val="o"/>
+      <w:lvlJc w:val="left"/>
+      <w:pPr>
+        <w:ind w:left="5760" w:hanging="360"/>
+      </w:pPr>
+      <w:rPr>
+        <w:rFonts w:ascii="Courier New" w:hAnsi="Courier New" w:cs="Courier New" w:hint="default"/>
+      </w:rPr>
+    </w:lvl>
+    <w:lvl w:ilvl="8" w:tplc="04190005" w:tentative="1">
+      <w:start w:val="1"/>
+      <w:numFmt w:val="bullet"/>
+      <w:lvlText w:val=""/>
+      <w:lvlJc w:val="left"/>
+      <w:pPr>
+        <w:ind w:left="6480" w:hanging="360"/>
+      </w:pPr>
+      <w:rPr>
+        <w:rFonts w:ascii="Wingdings" w:hAnsi="Wingdings" w:hint="default"/>
+      </w:rPr>
+    </w:lvl>
+  </w:abstractNum>
+  <w:abstractNum w:abstractNumId="11" w15:restartNumberingAfterBreak="0">
     <w:nsid w:val="276A38F1"/>
     <w:multiLevelType w:val="hybridMultilevel"/>
     <w:tmpl w:val="889A223E"/>
@@ -4576,7 +8169,120 @@
       </w:pPr>
     </w:lvl>
   </w:abstractNum>
-  <w:abstractNum w:abstractNumId="11" w15:restartNumberingAfterBreak="0">
+  <w:abstractNum w:abstractNumId="12" w15:restartNumberingAfterBreak="0">
+    <w:nsid w:val="319A141A"/>
+    <w:multiLevelType w:val="multilevel"/>
+    <w:tmpl w:val="653888A6"/>
+    <w:lvl w:ilvl="0">
+      <w:start w:val="4"/>
+      <w:numFmt w:val="decimal"/>
+      <w:lvlText w:val="%1"/>
+      <w:lvlJc w:val="left"/>
+      <w:pPr>
+        <w:ind w:left="405" w:hanging="405"/>
+      </w:pPr>
+      <w:rPr>
+        <w:rFonts w:hint="default"/>
+      </w:rPr>
+    </w:lvl>
+    <w:lvl w:ilvl="1">
+      <w:start w:val="3"/>
+      <w:numFmt w:val="decimal"/>
+      <w:lvlText w:val="%1.%2"/>
+      <w:lvlJc w:val="left"/>
+      <w:pPr>
+        <w:ind w:left="405" w:hanging="405"/>
+      </w:pPr>
+      <w:rPr>
+        <w:rFonts w:hint="default"/>
+      </w:rPr>
+    </w:lvl>
+    <w:lvl w:ilvl="2">
+      <w:start w:val="1"/>
+      <w:numFmt w:val="decimal"/>
+      <w:lvlText w:val="%1.%2.%3"/>
+      <w:lvlJc w:val="left"/>
+      <w:pPr>
+        <w:ind w:left="720" w:hanging="720"/>
+      </w:pPr>
+      <w:rPr>
+        <w:rFonts w:hint="default"/>
+      </w:rPr>
+    </w:lvl>
+    <w:lvl w:ilvl="3">
+      <w:start w:val="1"/>
+      <w:numFmt w:val="decimal"/>
+      <w:lvlText w:val="%1.%2.%3.%4"/>
+      <w:lvlJc w:val="left"/>
+      <w:pPr>
+        <w:ind w:left="1080" w:hanging="1080"/>
+      </w:pPr>
+      <w:rPr>
+        <w:rFonts w:hint="default"/>
+      </w:rPr>
+    </w:lvl>
+    <w:lvl w:ilvl="4">
+      <w:start w:val="1"/>
+      <w:numFmt w:val="decimal"/>
+      <w:lvlText w:val="%1.%2.%3.%4.%5"/>
+      <w:lvlJc w:val="left"/>
+      <w:pPr>
+        <w:ind w:left="1080" w:hanging="1080"/>
+      </w:pPr>
+      <w:rPr>
+        <w:rFonts w:hint="default"/>
+      </w:rPr>
+    </w:lvl>
+    <w:lvl w:ilvl="5">
+      <w:start w:val="1"/>
+      <w:numFmt w:val="decimal"/>
+      <w:lvlText w:val="%1.%2.%3.%4.%5.%6"/>
+      <w:lvlJc w:val="left"/>
+      <w:pPr>
+        <w:ind w:left="1440" w:hanging="1440"/>
+      </w:pPr>
+      <w:rPr>
+        <w:rFonts w:hint="default"/>
+      </w:rPr>
+    </w:lvl>
+    <w:lvl w:ilvl="6">
+      <w:start w:val="1"/>
+      <w:numFmt w:val="decimal"/>
+      <w:lvlText w:val="%1.%2.%3.%4.%5.%6.%7"/>
+      <w:lvlJc w:val="left"/>
+      <w:pPr>
+        <w:ind w:left="1440" w:hanging="1440"/>
+      </w:pPr>
+      <w:rPr>
+        <w:rFonts w:hint="default"/>
+      </w:rPr>
+    </w:lvl>
+    <w:lvl w:ilvl="7">
+      <w:start w:val="1"/>
+      <w:numFmt w:val="decimal"/>
+      <w:lvlText w:val="%1.%2.%3.%4.%5.%6.%7.%8"/>
+      <w:lvlJc w:val="left"/>
+      <w:pPr>
+        <w:ind w:left="1800" w:hanging="1800"/>
+      </w:pPr>
+      <w:rPr>
+        <w:rFonts w:hint="default"/>
+      </w:rPr>
+    </w:lvl>
+    <w:lvl w:ilvl="8">
+      <w:start w:val="1"/>
+      <w:numFmt w:val="decimal"/>
+      <w:lvlText w:val="%1.%2.%3.%4.%5.%6.%7.%8.%9"/>
+      <w:lvlJc w:val="left"/>
+      <w:pPr>
+        <w:ind w:left="2160" w:hanging="2160"/>
+      </w:pPr>
+      <w:rPr>
+        <w:rFonts w:hint="default"/>
+      </w:rPr>
+    </w:lvl>
+  </w:abstractNum>
+  <w:abstractNum w:abstractNumId="13" w15:restartNumberingAfterBreak="0">
     <w:nsid w:val="4CDD7079"/>
     <w:multiLevelType w:val="hybridMultilevel"/>
     <w:tmpl w:val="652A5296"/>
@@ -4688,7 +8394,120 @@
       </w:rPr>
     </w:lvl>
   </w:abstractNum>
-  <w:abstractNum w:abstractNumId="12" w15:restartNumberingAfterBreak="0">
+  <w:abstractNum w:abstractNumId="14" w15:restartNumberingAfterBreak="0">
+    <w:nsid w:val="4F861386"/>
+    <w:multiLevelType w:val="hybridMultilevel"/>
+    <w:tmpl w:val="830E2204"/>
+    <w:lvl w:ilvl="0" w:tplc="04190001">
+      <w:start w:val="1"/>
+      <w:numFmt w:val="bullet"/>
+      <w:lvlText w:val=""/>
+      <w:lvlJc w:val="left"/>
+      <w:pPr>
+        <w:ind w:left="720" w:hanging="360"/>
+      </w:pPr>
+      <w:rPr>
+        <w:rFonts w:ascii="Symbol" w:hAnsi="Symbol" w:hint="default"/>
+      </w:rPr>
+    </w:lvl>
+    <w:lvl w:ilvl="1" w:tplc="04190003" w:tentative="1">
+      <w:start w:val="1"/>
+      <w:numFmt w:val="bullet"/>
+      <w:lvlText w:val="o"/>
+      <w:lvlJc w:val="left"/>
+      <w:pPr>
+        <w:ind w:left="1440" w:hanging="360"/>
+      </w:pPr>
+      <w:rPr>
+        <w:rFonts w:ascii="Courier New" w:hAnsi="Courier New" w:cs="Courier New" w:hint="default"/>
+      </w:rPr>
+    </w:lvl>
+    <w:lvl w:ilvl="2" w:tplc="04190005" w:tentative="1">
+      <w:start w:val="1"/>
+      <w:numFmt w:val="bullet"/>
+      <w:lvlText w:val=""/>
+      <w:lvlJc w:val="left"/>
+      <w:pPr>
+        <w:ind w:left="2160" w:hanging="360"/>
+      </w:pPr>
+      <w:rPr>
+        <w:rFonts w:ascii="Wingdings" w:hAnsi="Wingdings" w:hint="default"/>
+      </w:rPr>
+    </w:lvl>
+    <w:lvl w:ilvl="3" w:tplc="04190001" w:tentative="1">
+      <w:start w:val="1"/>
+      <w:numFmt w:val="bullet"/>
+      <w:lvlText w:val=""/>
+      <w:lvlJc w:val="left"/>
+      <w:pPr>
+        <w:ind w:left="2880" w:hanging="360"/>
+      </w:pPr>
+      <w:rPr>
+        <w:rFonts w:ascii="Symbol" w:hAnsi="Symbol" w:hint="default"/>
+      </w:rPr>
+    </w:lvl>
+    <w:lvl w:ilvl="4" w:tplc="04190003" w:tentative="1">
+      <w:start w:val="1"/>
+      <w:numFmt w:val="bullet"/>
+      <w:lvlText w:val="o"/>
+      <w:lvlJc w:val="left"/>
+      <w:pPr>
+        <w:ind w:left="3600" w:hanging="360"/>
+      </w:pPr>
+      <w:rPr>
+        <w:rFonts w:ascii="Courier New" w:hAnsi="Courier New" w:cs="Courier New" w:hint="default"/>
+      </w:rPr>
+    </w:lvl>
+    <w:lvl w:ilvl="5" w:tplc="04190005" w:tentative="1">
+      <w:start w:val="1"/>
+      <w:numFmt w:val="bullet"/>
+      <w:lvlText w:val=""/>
+      <w:lvlJc w:val="left"/>
+      <w:pPr>
+        <w:ind w:left="4320" w:hanging="360"/>
+      </w:pPr>
+      <w:rPr>
+        <w:rFonts w:ascii="Wingdings" w:hAnsi="Wingdings" w:hint="default"/>
+      </w:rPr>
+    </w:lvl>
+    <w:lvl w:ilvl="6" w:tplc="04190001" w:tentative="1">
+      <w:start w:val="1"/>
+      <w:numFmt w:val="bullet"/>
+      <w:lvlText w:val=""/>
+      <w:lvlJc w:val="left"/>
+      <w:pPr>
+        <w:ind w:left="5040" w:hanging="360"/>
+      </w:pPr>
+      <w:rPr>
+        <w:rFonts w:ascii="Symbol" w:hAnsi="Symbol" w:hint="default"/>
+      </w:rPr>
+    </w:lvl>
+    <w:lvl w:ilvl="7" w:tplc="04190003" w:tentative="1">
+      <w:start w:val="1"/>
+      <w:numFmt w:val="bullet"/>
+      <w:lvlText w:val="o"/>
+      <w:lvlJc w:val="left"/>
+      <w:pPr>
+        <w:ind w:left="5760" w:hanging="360"/>
+      </w:pPr>
+      <w:rPr>
+        <w:rFonts w:ascii="Courier New" w:hAnsi="Courier New" w:cs="Courier New" w:hint="default"/>
+      </w:rPr>
+    </w:lvl>
+    <w:lvl w:ilvl="8" w:tplc="04190005" w:tentative="1">
+      <w:start w:val="1"/>
+      <w:numFmt w:val="bullet"/>
+      <w:lvlText w:val=""/>
+      <w:lvlJc w:val="left"/>
+      <w:pPr>
+        <w:ind w:left="6480" w:hanging="360"/>
+      </w:pPr>
+      <w:rPr>
+        <w:rFonts w:ascii="Wingdings" w:hAnsi="Wingdings" w:hint="default"/>
+      </w:rPr>
+    </w:lvl>
+  </w:abstractNum>
+  <w:abstractNum w:abstractNumId="15" w15:restartNumberingAfterBreak="0">
     <w:nsid w:val="61FA71B4"/>
     <w:multiLevelType w:val="hybridMultilevel"/>
     <w:tmpl w:val="F870ADB6"/>
@@ -4801,7 +8620,93 @@
       </w:rPr>
     </w:lvl>
   </w:abstractNum>
-  <w:abstractNum w:abstractNumId="13" w15:restartNumberingAfterBreak="0">
+  <w:abstractNum w:abstractNumId="16" w15:restartNumberingAfterBreak="0">
+    <w:nsid w:val="66C858FD"/>
+    <w:multiLevelType w:val="hybridMultilevel"/>
+    <w:tmpl w:val="7BD28FA2"/>
+    <w:lvl w:ilvl="0" w:tplc="0419000F">
+      <w:start w:val="1"/>
+      <w:numFmt w:val="decimal"/>
+      <w:lvlText w:val="%1."/>
+      <w:lvlJc w:val="left"/>
+      <w:pPr>
+        <w:ind w:left="720" w:hanging="360"/>
+      </w:pPr>
+    </w:lvl>
+    <w:lvl w:ilvl="1" w:tplc="04190019" w:tentative="1">
+      <w:start w:val="1"/>
+      <w:numFmt w:val="lowerLetter"/>
+      <w:lvlText w:val="%2."/>
+      <w:lvlJc w:val="left"/>
+      <w:pPr>
+        <w:ind w:left="1440" w:hanging="360"/>
+      </w:pPr>
+    </w:lvl>
+    <w:lvl w:ilvl="2" w:tplc="0419001B" w:tentative="1">
+      <w:start w:val="1"/>
+      <w:numFmt w:val="lowerRoman"/>
+      <w:lvlText w:val="%3."/>
+      <w:lvlJc w:val="right"/>
+      <w:pPr>
+        <w:ind w:left="2160" w:hanging="180"/>
+      </w:pPr>
+    </w:lvl>
+    <w:lvl w:ilvl="3" w:tplc="0419000F" w:tentative="1">
+      <w:start w:val="1"/>
+      <w:numFmt w:val="decimal"/>
+      <w:lvlText w:val="%4."/>
+      <w:lvlJc w:val="left"/>
+      <w:pPr>
+        <w:ind w:left="2880" w:hanging="360"/>
+      </w:pPr>
+    </w:lvl>
+    <w:lvl w:ilvl="4" w:tplc="04190019" w:tentative="1">
+      <w:start w:val="1"/>
+      <w:numFmt w:val="lowerLetter"/>
+      <w:lvlText w:val="%5."/>
+      <w:lvlJc w:val="left"/>
+      <w:pPr>
+        <w:ind w:left="3600" w:hanging="360"/>
+      </w:pPr>
+    </w:lvl>
+    <w:lvl w:ilvl="5" w:tplc="0419001B" w:tentative="1">
+      <w:start w:val="1"/>
+      <w:numFmt w:val="lowerRoman"/>
+      <w:lvlText w:val="%6."/>
+      <w:lvlJc w:val="right"/>
+      <w:pPr>
+        <w:ind w:left="4320" w:hanging="180"/>
+      </w:pPr>
+    </w:lvl>
+    <w:lvl w:ilvl="6" w:tplc="0419000F" w:tentative="1">
+      <w:start w:val="1"/>
+      <w:numFmt w:val="decimal"/>
+      <w:lvlText w:val="%7."/>
+      <w:lvlJc w:val="left"/>
+      <w:pPr>
+        <w:ind w:left="5040" w:hanging="360"/>
+      </w:pPr>
+    </w:lvl>
+    <w:lvl w:ilvl="7" w:tplc="04190019" w:tentative="1">
+      <w:start w:val="1"/>
+      <w:numFmt w:val="lowerLetter"/>
+      <w:lvlText w:val="%8."/>
+      <w:lvlJc w:val="left"/>
+      <w:pPr>
+        <w:ind w:left="5760" w:hanging="360"/>
+      </w:pPr>
+    </w:lvl>
+    <w:lvl w:ilvl="8" w:tplc="0419001B" w:tentative="1">
+      <w:start w:val="1"/>
+      <w:numFmt w:val="lowerRoman"/>
+      <w:lvlText w:val="%9."/>
+      <w:lvlJc w:val="right"/>
+      <w:pPr>
+        <w:ind w:left="6480" w:hanging="180"/>
+      </w:pPr>
+    </w:lvl>
+  </w:abstractNum>
+  <w:abstractNum w:abstractNumId="17" w15:restartNumberingAfterBreak="0">
     <w:nsid w:val="6A5E761E"/>
     <w:multiLevelType w:val="multilevel"/>
     <w:tmpl w:val="4C663866"/>
@@ -4914,7 +8819,120 @@
       </w:rPr>
     </w:lvl>
   </w:abstractNum>
-  <w:abstractNum w:abstractNumId="14" w15:restartNumberingAfterBreak="0">
+  <w:abstractNum w:abstractNumId="18" w15:restartNumberingAfterBreak="0">
+    <w:nsid w:val="6B4046BE"/>
+    <w:multiLevelType w:val="multilevel"/>
+    <w:tmpl w:val="3000C0BE"/>
+    <w:lvl w:ilvl="0">
+      <w:start w:val="1"/>
+      <w:numFmt w:val="decimal"/>
+      <w:lvlText w:val="%1."/>
+      <w:lvlJc w:val="left"/>
+      <w:pPr>
+        <w:tabs>
+          <w:tab w:val="num" w:pos="720"/>
+        </w:tabs>
+        <w:ind w:left="720" w:hanging="360"/>
+      </w:pPr>
+    </w:lvl>
+    <w:lvl w:ilvl="1" w:tentative="1">
+      <w:start w:val="1"/>
+      <w:numFmt w:val="decimal"/>
+      <w:lvlText w:val="%2."/>
+      <w:lvlJc w:val="left"/>
+      <w:pPr>
+        <w:tabs>
+          <w:tab w:val="num" w:pos="1440"/>
+        </w:tabs>
+        <w:ind w:left="1440" w:hanging="360"/>
+      </w:pPr>
+    </w:lvl>
+    <w:lvl w:ilvl="2" w:tentative="1">
+      <w:start w:val="1"/>
+      <w:numFmt w:val="decimal"/>
+      <w:lvlText w:val="%3."/>
+      <w:lvlJc w:val="left"/>
+      <w:pPr>
+        <w:tabs>
+          <w:tab w:val="num" w:pos="2160"/>
+        </w:tabs>
+        <w:ind w:left="2160" w:hanging="360"/>
+      </w:pPr>
+    </w:lvl>
+    <w:lvl w:ilvl="3" w:tentative="1">
+      <w:start w:val="1"/>
+      <w:numFmt w:val="decimal"/>
+      <w:lvlText w:val="%4."/>
+      <w:lvlJc w:val="left"/>
+      <w:pPr>
+        <w:tabs>
+          <w:tab w:val="num" w:pos="2880"/>
+        </w:tabs>
+        <w:ind w:left="2880" w:hanging="360"/>
+      </w:pPr>
+    </w:lvl>
+    <w:lvl w:ilvl="4" w:tentative="1">
+      <w:start w:val="1"/>
+      <w:numFmt w:val="decimal"/>
+      <w:lvlText w:val="%5."/>
+      <w:lvlJc w:val="left"/>
+      <w:pPr>
+        <w:tabs>
+          <w:tab w:val="num" w:pos="3600"/>
+        </w:tabs>
+        <w:ind w:left="3600" w:hanging="360"/>
+      </w:pPr>
+    </w:lvl>
+    <w:lvl w:ilvl="5" w:tentative="1">
+      <w:start w:val="1"/>
+      <w:numFmt w:val="decimal"/>
+      <w:lvlText w:val="%6."/>
+      <w:lvlJc w:val="left"/>
+      <w:pPr>
+        <w:tabs>
+          <w:tab w:val="num" w:pos="4320"/>
+        </w:tabs>
+        <w:ind w:left="4320" w:hanging="360"/>
+      </w:pPr>
+    </w:lvl>
+    <w:lvl w:ilvl="6" w:tentative="1">
+      <w:start w:val="1"/>
+      <w:numFmt w:val="decimal"/>
+      <w:lvlText w:val="%7."/>
+      <w:lvlJc w:val="left"/>
+      <w:pPr>
+        <w:tabs>
+          <w:tab w:val="num" w:pos="5040"/>
+        </w:tabs>
+        <w:ind w:left="5040" w:hanging="360"/>
+      </w:pPr>
+    </w:lvl>
+    <w:lvl w:ilvl="7" w:tentative="1">
+      <w:start w:val="1"/>
+      <w:numFmt w:val="decimal"/>
+      <w:lvlText w:val="%8."/>
+      <w:lvlJc w:val="left"/>
+      <w:pPr>
+        <w:tabs>
+          <w:tab w:val="num" w:pos="5760"/>
+        </w:tabs>
+        <w:ind w:left="5760" w:hanging="360"/>
+      </w:pPr>
+    </w:lvl>
+    <w:lvl w:ilvl="8" w:tentative="1">
+      <w:start w:val="1"/>
+      <w:numFmt w:val="decimal"/>
+      <w:lvlText w:val="%9."/>
+      <w:lvlJc w:val="left"/>
+      <w:pPr>
+        <w:tabs>
+          <w:tab w:val="num" w:pos="6480"/>
+        </w:tabs>
+        <w:ind w:left="6480" w:hanging="360"/>
+      </w:pPr>
+    </w:lvl>
+  </w:abstractNum>
+  <w:abstractNum w:abstractNumId="19" w15:restartNumberingAfterBreak="0">
     <w:nsid w:val="6E9F2863"/>
     <w:multiLevelType w:val="multilevel"/>
     <w:tmpl w:val="376CA7FA"/>
@@ -5027,7 +9045,7 @@
       </w:pPr>
     </w:lvl>
   </w:abstractNum>
-  <w:abstractNum w:abstractNumId="15" w15:restartNumberingAfterBreak="0">
+  <w:abstractNum w:abstractNumId="20" w15:restartNumberingAfterBreak="0">
     <w:nsid w:val="7FF82CA8"/>
     <w:multiLevelType w:val="hybridMultilevel"/>
     <w:tmpl w:val="BBECE030"/>
@@ -5168,25 +9186,40 @@
     <w:abstractNumId w:val="0"/>
   </w:num>
   <w:num w:numId="10" w16cid:durableId="361712200">
-    <w:abstractNumId w:val="12"/>
+    <w:abstractNumId w:val="15"/>
   </w:num>
   <w:num w:numId="11" w16cid:durableId="1077362398">
     <w:abstractNumId w:val="9"/>
   </w:num>
   <w:num w:numId="12" w16cid:durableId="657423711">
-    <w:abstractNumId w:val="15"/>
+    <w:abstractNumId w:val="20"/>
   </w:num>
   <w:num w:numId="13" w16cid:durableId="1330520209">
+    <w:abstractNumId w:val="13"/>
+  </w:num>
+  <w:num w:numId="14" w16cid:durableId="1194995569">
+    <w:abstractNumId w:val="19"/>
+  </w:num>
+  <w:num w:numId="15" w16cid:durableId="410780324">
+    <w:abstractNumId w:val="17"/>
+  </w:num>
+  <w:num w:numId="16" w16cid:durableId="1157307537">
     <w:abstractNumId w:val="11"/>
   </w:num>
-  <w:num w:numId="14" w16cid:durableId="1194995569">
+  <w:num w:numId="17" w16cid:durableId="2059471827">
+    <w:abstractNumId w:val="18"/>
+  </w:num>
+  <w:num w:numId="18" w16cid:durableId="790324886">
+    <w:abstractNumId w:val="16"/>
+  </w:num>
+  <w:num w:numId="19" w16cid:durableId="1523783300">
+    <w:abstractNumId w:val="12"/>
+  </w:num>
+  <w:num w:numId="20" w16cid:durableId="1656183150">
+    <w:abstractNumId w:val="10"/>
+  </w:num>
+  <w:num w:numId="21" w16cid:durableId="2099936362">
     <w:abstractNumId w:val="14"/>
-  </w:num>
-  <w:num w:numId="15" w16cid:durableId="410780324">
-    <w:abstractNumId w:val="13"/>
-  </w:num>
-  <w:num w:numId="16" w16cid:durableId="1157307537">
-    <w:abstractNumId w:val="10"/>
   </w:num>
 </w:numbering>
 </file>

--- a/docs/technical-specification/ТЗ_мессенджер.docx
+++ b/docs/technical-specification/ТЗ_мессенджер.docx
@@ -3517,18 +3517,7 @@
           <w:u w:val="single"/>
           <w:lang w:val="ru-RU"/>
         </w:rPr>
-        <w:t>П</w:t>
-      </w:r>
-      <w:r>
-        <w:rPr>
-          <w:b/>
-          <w:bCs/>
-          <w:sz w:val="28"/>
-          <w:szCs w:val="28"/>
-          <w:u w:val="single"/>
-          <w:lang w:val="ru-RU"/>
-        </w:rPr>
-        <w:t>риложении А</w:t>
+        <w:t>Приложении А</w:t>
       </w:r>
       <w:r>
         <w:rPr>
@@ -4745,7 +4734,15 @@
           <w:sz w:val="28"/>
           <w:szCs w:val="28"/>
         </w:rPr>
-        <w:t>Git-</w:t>
+        <w:t>Git</w:t>
+      </w:r>
+      <w:r>
+        <w:rPr>
+          <w:sz w:val="28"/>
+          <w:szCs w:val="28"/>
+          <w:lang w:val="ru-RU"/>
+        </w:rPr>
+        <w:t>-</w:t>
       </w:r>
       <w:r>
         <w:rPr>
@@ -4776,6 +4773,7 @@
           <w:color w:val="auto"/>
           <w:sz w:val="32"/>
           <w:szCs w:val="32"/>
+          <w:lang w:val="ru-RU"/>
         </w:rPr>
         <w:lastRenderedPageBreak/>
         <w:t>4 ПРОЕКТИРОВАНИЕ БАЗЫ ДАННЫХ</w:t>
@@ -4823,7 +4821,7 @@
           <w:szCs w:val="28"/>
           <w:lang w:val="ru-RU"/>
         </w:rPr>
-        <w:t>База данных хранит учётные записи пользователей, личные диалоги, состав их участников и сообщения.</w:t>
+        <w:t>База данных хранит учётные записи пользователей, личные диалоги и сообщения.</w:t>
       </w:r>
     </w:p>
     <w:p>
@@ -4910,6 +4908,7 @@
       </w:pPr>
       <w:r>
         <w:rPr>
+          <w:noProof/>
           <w:sz w:val="28"/>
           <w:szCs w:val="28"/>
           <w:lang w:val="ru-RU"/>
@@ -4970,14 +4969,7 @@
           <w:szCs w:val="24"/>
           <w:lang w:val="ru-RU"/>
         </w:rPr>
-        <w:t xml:space="preserve">Рисунок 4.1 </w:t>
-      </w:r>
-      <w:r>
-        <w:rPr>
-          <w:szCs w:val="24"/>
-          <w:lang w:val="ru-RU"/>
-        </w:rPr>
-        <w:t>–</w:t>
+        <w:t>Рисунок 4.1 –</w:t>
       </w:r>
       <w:r>
         <w:rPr>
@@ -5042,15 +5034,7 @@
           <w:szCs w:val="28"/>
           <w:lang w:val="ru-RU"/>
         </w:rPr>
-        <w:t xml:space="preserve"> </w:t>
-      </w:r>
-      <w:r>
-        <w:rPr>
-          <w:sz w:val="28"/>
-          <w:szCs w:val="28"/>
-          <w:lang w:val="ru-RU"/>
-        </w:rPr>
-        <w:t xml:space="preserve">обозначены типом </w:t>
+        <w:t xml:space="preserve"> обозначены типом </w:t>
       </w:r>
       <w:proofErr w:type="gramStart"/>
       <w:r>
@@ -5083,7 +5067,23 @@
           <w:szCs w:val="28"/>
           <w:lang w:val="ru-RU"/>
         </w:rPr>
-        <w:t>из-за программы моделирования</w:t>
+        <w:t xml:space="preserve">из-за </w:t>
+      </w:r>
+      <w:r>
+        <w:rPr>
+          <w:sz w:val="28"/>
+          <w:szCs w:val="28"/>
+          <w:lang w:val="ru-RU"/>
+        </w:rPr>
+        <w:t xml:space="preserve">ограничений </w:t>
+      </w:r>
+      <w:r>
+        <w:rPr>
+          <w:sz w:val="28"/>
+          <w:szCs w:val="28"/>
+          <w:lang w:val="ru-RU"/>
+        </w:rPr>
+        <w:t>программы моделирования</w:t>
       </w:r>
       <w:r>
         <w:rPr>
@@ -5196,27 +5196,7 @@
           <w:szCs w:val="28"/>
           <w:lang w:val="ru-RU"/>
         </w:rPr>
-        <w:t xml:space="preserve">Таблица 4.1 </w:t>
-      </w:r>
-      <w:r>
-        <w:rPr>
-          <w:b/>
-          <w:bCs/>
-          <w:sz w:val="28"/>
-          <w:szCs w:val="28"/>
-          <w:lang w:val="ru-RU"/>
-        </w:rPr>
-        <w:t>–</w:t>
-      </w:r>
-      <w:r>
-        <w:rPr>
-          <w:b/>
-          <w:bCs/>
-          <w:sz w:val="28"/>
-          <w:szCs w:val="28"/>
-          <w:lang w:val="ru-RU"/>
-        </w:rPr>
-        <w:t xml:space="preserve"> Состав сущности </w:t>
+        <w:t xml:space="preserve">Таблица 4.1 – Состав сущности </w:t>
       </w:r>
       <w:proofErr w:type="spellStart"/>
       <w:r>
@@ -6800,7 +6780,11 @@
     </w:p>
     <w:p>
       <w:pPr>
-        <w:ind w:firstLine="720"/>
+        <w:pStyle w:val="ae"/>
+        <w:numPr>
+          <w:ilvl w:val="0"/>
+          <w:numId w:val="22"/>
+        </w:numPr>
         <w:jc w:val="both"/>
         <w:rPr>
           <w:sz w:val="28"/>
@@ -6814,7 +6798,15 @@
           <w:szCs w:val="28"/>
           <w:lang w:val="ru-RU"/>
         </w:rPr>
-        <w:t xml:space="preserve">Значения </w:t>
+        <w:t>З</w:t>
+      </w:r>
+      <w:r>
+        <w:rPr>
+          <w:sz w:val="28"/>
+          <w:szCs w:val="28"/>
+          <w:lang w:val="ru-RU"/>
+        </w:rPr>
+        <w:t xml:space="preserve">начения </w:t>
       </w:r>
       <w:r>
         <w:rPr>
@@ -6886,7 +6878,125 @@
           <w:szCs w:val="28"/>
           <w:lang w:val="ru-RU"/>
         </w:rPr>
-        <w:t xml:space="preserve"> должны быть уникальными. Каждый диалог ведётся между двумя зарегистрированными пользователями. Сообщение относится к одному диалогу, отправляется его участником и содержит непустой текст.</w:t>
+        <w:t xml:space="preserve"> должны быть уникальными. </w:t>
+      </w:r>
+    </w:p>
+    <w:p>
+      <w:pPr>
+        <w:pStyle w:val="ae"/>
+        <w:numPr>
+          <w:ilvl w:val="0"/>
+          <w:numId w:val="22"/>
+        </w:numPr>
+        <w:jc w:val="both"/>
+        <w:rPr>
+          <w:sz w:val="28"/>
+          <w:szCs w:val="28"/>
+          <w:lang w:val="ru-RU"/>
+        </w:rPr>
+      </w:pPr>
+      <w:r>
+        <w:rPr>
+          <w:sz w:val="28"/>
+          <w:szCs w:val="28"/>
+          <w:lang w:val="ru-RU"/>
+        </w:rPr>
+        <w:t xml:space="preserve">Каждый диалог ведётся между </w:t>
+      </w:r>
+      <w:r>
+        <w:rPr>
+          <w:b/>
+          <w:bCs/>
+          <w:sz w:val="28"/>
+          <w:szCs w:val="28"/>
+          <w:lang w:val="ru-RU"/>
+        </w:rPr>
+        <w:t>двумя</w:t>
+      </w:r>
+      <w:r>
+        <w:rPr>
+          <w:sz w:val="28"/>
+          <w:szCs w:val="28"/>
+          <w:lang w:val="ru-RU"/>
+        </w:rPr>
+        <w:t xml:space="preserve"> зарегистрированными пользователями.</w:t>
+      </w:r>
+    </w:p>
+    <w:p>
+      <w:pPr>
+        <w:pStyle w:val="ae"/>
+        <w:numPr>
+          <w:ilvl w:val="0"/>
+          <w:numId w:val="22"/>
+        </w:numPr>
+        <w:jc w:val="both"/>
+        <w:rPr>
+          <w:sz w:val="28"/>
+          <w:szCs w:val="28"/>
+          <w:lang w:val="ru-RU"/>
+        </w:rPr>
+      </w:pPr>
+      <w:r>
+        <w:rPr>
+          <w:sz w:val="28"/>
+          <w:szCs w:val="28"/>
+          <w:lang w:val="ru-RU"/>
+        </w:rPr>
+        <w:t>Каждое сообщение относится к одному диалогу.</w:t>
+      </w:r>
+    </w:p>
+    <w:p>
+      <w:pPr>
+        <w:pStyle w:val="ae"/>
+        <w:numPr>
+          <w:ilvl w:val="0"/>
+          <w:numId w:val="22"/>
+        </w:numPr>
+        <w:jc w:val="both"/>
+        <w:rPr>
+          <w:sz w:val="28"/>
+          <w:szCs w:val="28"/>
+          <w:lang w:val="ru-RU"/>
+        </w:rPr>
+      </w:pPr>
+      <w:r>
+        <w:rPr>
+          <w:sz w:val="28"/>
+          <w:szCs w:val="28"/>
+          <w:lang w:val="ru-RU"/>
+        </w:rPr>
+        <w:t>Отправителем сообщения может быть только участник соответствующего диалога.</w:t>
+      </w:r>
+    </w:p>
+    <w:p>
+      <w:pPr>
+        <w:pStyle w:val="ae"/>
+        <w:numPr>
+          <w:ilvl w:val="0"/>
+          <w:numId w:val="22"/>
+        </w:numPr>
+        <w:jc w:val="both"/>
+        <w:rPr>
+          <w:sz w:val="28"/>
+          <w:szCs w:val="28"/>
+          <w:lang w:val="ru-RU"/>
+        </w:rPr>
+      </w:pPr>
+      <w:r>
+        <w:rPr>
+          <w:sz w:val="28"/>
+          <w:szCs w:val="28"/>
+          <w:lang w:val="ru-RU"/>
+        </w:rPr>
+        <w:t>Текст сообщения не может быть пустым</w:t>
+      </w:r>
+      <w:r>
+        <w:rPr>
+          <w:sz w:val="28"/>
+          <w:szCs w:val="28"/>
+          <w:lang w:val="ru-RU"/>
+        </w:rPr>
+        <w:t>.</w:t>
       </w:r>
     </w:p>
     <w:p>
@@ -6972,6 +7082,7 @@
       </w:pPr>
       <w:r>
         <w:rPr>
+          <w:noProof/>
           <w:lang w:val="ru-RU"/>
         </w:rPr>
         <w:drawing>
@@ -7062,6 +7173,7 @@
       </w:pPr>
       <w:r>
         <w:rPr>
+          <w:noProof/>
           <w:lang w:val="ru-RU"/>
         </w:rPr>
         <w:drawing>
@@ -7153,6 +7265,7 @@
       </w:pPr>
       <w:r>
         <w:rPr>
+          <w:noProof/>
           <w:lang w:val="ru-RU"/>
         </w:rPr>
         <w:lastRenderedPageBreak/>
@@ -7244,6 +7357,7 @@
       </w:pPr>
       <w:r>
         <w:rPr>
+          <w:noProof/>
           <w:lang w:val="ru-RU"/>
         </w:rPr>
         <w:drawing>
@@ -7333,6 +7447,7 @@
       </w:pPr>
       <w:r>
         <w:rPr>
+          <w:noProof/>
           <w:lang w:val="ru-RU"/>
         </w:rPr>
         <w:lastRenderedPageBreak/>
@@ -7430,6 +7545,7 @@
       </w:pPr>
       <w:r>
         <w:rPr>
+          <w:noProof/>
           <w:lang w:val="ru-RU"/>
         </w:rPr>
         <w:drawing>
@@ -8283,6 +8399,92 @@
     </w:lvl>
   </w:abstractNum>
   <w:abstractNum w:abstractNumId="13" w15:restartNumberingAfterBreak="0">
+    <w:nsid w:val="361D4005"/>
+    <w:multiLevelType w:val="hybridMultilevel"/>
+    <w:tmpl w:val="702A9C26"/>
+    <w:lvl w:ilvl="0" w:tplc="0419000F">
+      <w:start w:val="1"/>
+      <w:numFmt w:val="decimal"/>
+      <w:lvlText w:val="%1."/>
+      <w:lvlJc w:val="left"/>
+      <w:pPr>
+        <w:ind w:left="928" w:hanging="360"/>
+      </w:pPr>
+    </w:lvl>
+    <w:lvl w:ilvl="1" w:tplc="04190019" w:tentative="1">
+      <w:start w:val="1"/>
+      <w:numFmt w:val="lowerLetter"/>
+      <w:lvlText w:val="%2."/>
+      <w:lvlJc w:val="left"/>
+      <w:pPr>
+        <w:ind w:left="1648" w:hanging="360"/>
+      </w:pPr>
+    </w:lvl>
+    <w:lvl w:ilvl="2" w:tplc="0419001B" w:tentative="1">
+      <w:start w:val="1"/>
+      <w:numFmt w:val="lowerRoman"/>
+      <w:lvlText w:val="%3."/>
+      <w:lvlJc w:val="right"/>
+      <w:pPr>
+        <w:ind w:left="2368" w:hanging="180"/>
+      </w:pPr>
+    </w:lvl>
+    <w:lvl w:ilvl="3" w:tplc="0419000F" w:tentative="1">
+      <w:start w:val="1"/>
+      <w:numFmt w:val="decimal"/>
+      <w:lvlText w:val="%4."/>
+      <w:lvlJc w:val="left"/>
+      <w:pPr>
+        <w:ind w:left="3088" w:hanging="360"/>
+      </w:pPr>
+    </w:lvl>
+    <w:lvl w:ilvl="4" w:tplc="04190019" w:tentative="1">
+      <w:start w:val="1"/>
+      <w:numFmt w:val="lowerLetter"/>
+      <w:lvlText w:val="%5."/>
+      <w:lvlJc w:val="left"/>
+      <w:pPr>
+        <w:ind w:left="3808" w:hanging="360"/>
+      </w:pPr>
+    </w:lvl>
+    <w:lvl w:ilvl="5" w:tplc="0419001B" w:tentative="1">
+      <w:start w:val="1"/>
+      <w:numFmt w:val="lowerRoman"/>
+      <w:lvlText w:val="%6."/>
+      <w:lvlJc w:val="right"/>
+      <w:pPr>
+        <w:ind w:left="4528" w:hanging="180"/>
+      </w:pPr>
+    </w:lvl>
+    <w:lvl w:ilvl="6" w:tplc="0419000F" w:tentative="1">
+      <w:start w:val="1"/>
+      <w:numFmt w:val="decimal"/>
+      <w:lvlText w:val="%7."/>
+      <w:lvlJc w:val="left"/>
+      <w:pPr>
+        <w:ind w:left="5248" w:hanging="360"/>
+      </w:pPr>
+    </w:lvl>
+    <w:lvl w:ilvl="7" w:tplc="04190019" w:tentative="1">
+      <w:start w:val="1"/>
+      <w:numFmt w:val="lowerLetter"/>
+      <w:lvlText w:val="%8."/>
+      <w:lvlJc w:val="left"/>
+      <w:pPr>
+        <w:ind w:left="5968" w:hanging="360"/>
+      </w:pPr>
+    </w:lvl>
+    <w:lvl w:ilvl="8" w:tplc="0419001B" w:tentative="1">
+      <w:start w:val="1"/>
+      <w:numFmt w:val="lowerRoman"/>
+      <w:lvlText w:val="%9."/>
+      <w:lvlJc w:val="right"/>
+      <w:pPr>
+        <w:ind w:left="6688" w:hanging="180"/>
+      </w:pPr>
+    </w:lvl>
+  </w:abstractNum>
+  <w:abstractNum w:abstractNumId="14" w15:restartNumberingAfterBreak="0">
     <w:nsid w:val="4CDD7079"/>
     <w:multiLevelType w:val="hybridMultilevel"/>
     <w:tmpl w:val="652A5296"/>
@@ -8394,7 +8596,7 @@
       </w:rPr>
     </w:lvl>
   </w:abstractNum>
-  <w:abstractNum w:abstractNumId="14" w15:restartNumberingAfterBreak="0">
+  <w:abstractNum w:abstractNumId="15" w15:restartNumberingAfterBreak="0">
     <w:nsid w:val="4F861386"/>
     <w:multiLevelType w:val="hybridMultilevel"/>
     <w:tmpl w:val="830E2204"/>
@@ -8507,7 +8709,7 @@
       </w:rPr>
     </w:lvl>
   </w:abstractNum>
-  <w:abstractNum w:abstractNumId="15" w15:restartNumberingAfterBreak="0">
+  <w:abstractNum w:abstractNumId="16" w15:restartNumberingAfterBreak="0">
     <w:nsid w:val="61FA71B4"/>
     <w:multiLevelType w:val="hybridMultilevel"/>
     <w:tmpl w:val="F870ADB6"/>
@@ -8620,7 +8822,7 @@
       </w:rPr>
     </w:lvl>
   </w:abstractNum>
-  <w:abstractNum w:abstractNumId="16" w15:restartNumberingAfterBreak="0">
+  <w:abstractNum w:abstractNumId="17" w15:restartNumberingAfterBreak="0">
     <w:nsid w:val="66C858FD"/>
     <w:multiLevelType w:val="hybridMultilevel"/>
     <w:tmpl w:val="7BD28FA2"/>
@@ -8706,7 +8908,7 @@
       </w:pPr>
     </w:lvl>
   </w:abstractNum>
-  <w:abstractNum w:abstractNumId="17" w15:restartNumberingAfterBreak="0">
+  <w:abstractNum w:abstractNumId="18" w15:restartNumberingAfterBreak="0">
     <w:nsid w:val="6A5E761E"/>
     <w:multiLevelType w:val="multilevel"/>
     <w:tmpl w:val="4C663866"/>
@@ -8819,7 +9021,7 @@
       </w:rPr>
     </w:lvl>
   </w:abstractNum>
-  <w:abstractNum w:abstractNumId="18" w15:restartNumberingAfterBreak="0">
+  <w:abstractNum w:abstractNumId="19" w15:restartNumberingAfterBreak="0">
     <w:nsid w:val="6B4046BE"/>
     <w:multiLevelType w:val="multilevel"/>
     <w:tmpl w:val="3000C0BE"/>
@@ -8932,7 +9134,7 @@
       </w:pPr>
     </w:lvl>
   </w:abstractNum>
-  <w:abstractNum w:abstractNumId="19" w15:restartNumberingAfterBreak="0">
+  <w:abstractNum w:abstractNumId="20" w15:restartNumberingAfterBreak="0">
     <w:nsid w:val="6E9F2863"/>
     <w:multiLevelType w:val="multilevel"/>
     <w:tmpl w:val="376CA7FA"/>
@@ -9045,7 +9247,7 @@
       </w:pPr>
     </w:lvl>
   </w:abstractNum>
-  <w:abstractNum w:abstractNumId="20" w15:restartNumberingAfterBreak="0">
+  <w:abstractNum w:abstractNumId="21" w15:restartNumberingAfterBreak="0">
     <w:nsid w:val="7FF82CA8"/>
     <w:multiLevelType w:val="hybridMultilevel"/>
     <w:tmpl w:val="BBECE030"/>
@@ -9186,31 +9388,31 @@
     <w:abstractNumId w:val="0"/>
   </w:num>
   <w:num w:numId="10" w16cid:durableId="361712200">
-    <w:abstractNumId w:val="15"/>
+    <w:abstractNumId w:val="16"/>
   </w:num>
   <w:num w:numId="11" w16cid:durableId="1077362398">
     <w:abstractNumId w:val="9"/>
   </w:num>
   <w:num w:numId="12" w16cid:durableId="657423711">
+    <w:abstractNumId w:val="21"/>
+  </w:num>
+  <w:num w:numId="13" w16cid:durableId="1330520209">
+    <w:abstractNumId w:val="14"/>
+  </w:num>
+  <w:num w:numId="14" w16cid:durableId="1194995569">
     <w:abstractNumId w:val="20"/>
   </w:num>
-  <w:num w:numId="13" w16cid:durableId="1330520209">
-    <w:abstractNumId w:val="13"/>
-  </w:num>
-  <w:num w:numId="14" w16cid:durableId="1194995569">
-    <w:abstractNumId w:val="19"/>
-  </w:num>
   <w:num w:numId="15" w16cid:durableId="410780324">
-    <w:abstractNumId w:val="17"/>
+    <w:abstractNumId w:val="18"/>
   </w:num>
   <w:num w:numId="16" w16cid:durableId="1157307537">
     <w:abstractNumId w:val="11"/>
   </w:num>
   <w:num w:numId="17" w16cid:durableId="2059471827">
-    <w:abstractNumId w:val="18"/>
+    <w:abstractNumId w:val="19"/>
   </w:num>
   <w:num w:numId="18" w16cid:durableId="790324886">
-    <w:abstractNumId w:val="16"/>
+    <w:abstractNumId w:val="17"/>
   </w:num>
   <w:num w:numId="19" w16cid:durableId="1523783300">
     <w:abstractNumId w:val="12"/>
@@ -9219,7 +9421,10 @@
     <w:abstractNumId w:val="10"/>
   </w:num>
   <w:num w:numId="21" w16cid:durableId="2099936362">
-    <w:abstractNumId w:val="14"/>
+    <w:abstractNumId w:val="15"/>
+  </w:num>
+  <w:num w:numId="22" w16cid:durableId="1327132066">
+    <w:abstractNumId w:val="13"/>
   </w:num>
 </w:numbering>
 </file>
@@ -9836,6 +10041,7 @@
   <w:style w:type="character" w:default="1" w:styleId="a2">
     <w:name w:val="Default Paragraph Font"/>
     <w:uiPriority w:val="1"/>
+    <w:semiHidden/>
     <w:unhideWhenUsed/>
   </w:style>
   <w:style w:type="table" w:default="1" w:styleId="a3">

--- a/docs/technical-specification/ТЗ_мессенджер.docx
+++ b/docs/technical-specification/ТЗ_мессенджер.docx
@@ -971,42 +971,24 @@
         <w:p>
           <w:pPr>
             <w:pStyle w:val="14"/>
-            <w:tabs>
-              <w:tab w:val="right" w:leader="dot" w:pos="9678"/>
-            </w:tabs>
-            <w:ind w:firstLine="0"/>
             <w:rPr>
               <w:rFonts w:asciiTheme="minorHAnsi" w:eastAsiaTheme="minorEastAsia" w:hAnsiTheme="minorHAnsi"/>
               <w:noProof/>
               <w:kern w:val="2"/>
-              <w:sz w:val="28"/>
-              <w:szCs w:val="28"/>
               <w:lang w:val="ru-RU" w:eastAsia="ru-RU"/>
               <w14:ligatures w14:val="standardContextual"/>
             </w:rPr>
           </w:pPr>
           <w:r>
-            <w:rPr>
-              <w:sz w:val="28"/>
-              <w:szCs w:val="28"/>
-            </w:rPr>
             <w:fldChar w:fldCharType="begin"/>
           </w:r>
           <w:r>
-            <w:rPr>
-              <w:sz w:val="28"/>
-              <w:szCs w:val="28"/>
-            </w:rPr>
             <w:instrText xml:space="preserve"> TOC \o "1-3" \h \z \u </w:instrText>
           </w:r>
           <w:r>
-            <w:rPr>
-              <w:sz w:val="28"/>
-              <w:szCs w:val="28"/>
-            </w:rPr>
             <w:fldChar w:fldCharType="separate"/>
           </w:r>
-          <w:hyperlink w:anchor="_Toc233384154" w:history="1">
+          <w:hyperlink w:anchor="_Toc233668290" w:history="1">
             <w:r>
               <w:rPr>
                 <w:rStyle w:val="aff8"/>
@@ -1022,8 +1004,6 @@
               <w:rPr>
                 <w:noProof/>
                 <w:webHidden/>
-                <w:sz w:val="28"/>
-                <w:szCs w:val="28"/>
               </w:rPr>
               <w:tab/>
             </w:r>
@@ -1031,8 +1011,6 @@
               <w:rPr>
                 <w:noProof/>
                 <w:webHidden/>
-                <w:sz w:val="28"/>
-                <w:szCs w:val="28"/>
               </w:rPr>
               <w:fldChar w:fldCharType="begin"/>
             </w:r>
@@ -1040,25 +1018,19 @@
               <w:rPr>
                 <w:noProof/>
                 <w:webHidden/>
-                <w:sz w:val="28"/>
-                <w:szCs w:val="28"/>
-              </w:rPr>
-              <w:instrText xml:space="preserve"> PAGEREF _Toc233384154 \h </w:instrText>
+              </w:rPr>
+              <w:instrText xml:space="preserve"> PAGEREF _Toc233668290 \h </w:instrText>
             </w:r>
             <w:r>
               <w:rPr>
                 <w:noProof/>
                 <w:webHidden/>
-                <w:sz w:val="28"/>
-                <w:szCs w:val="28"/>
               </w:rPr>
             </w:r>
             <w:r>
               <w:rPr>
                 <w:noProof/>
                 <w:webHidden/>
-                <w:sz w:val="28"/>
-                <w:szCs w:val="28"/>
               </w:rPr>
               <w:fldChar w:fldCharType="separate"/>
             </w:r>
@@ -1066,8 +1038,6 @@
               <w:rPr>
                 <w:noProof/>
                 <w:webHidden/>
-                <w:sz w:val="28"/>
-                <w:szCs w:val="28"/>
               </w:rPr>
               <w:t>3</w:t>
             </w:r>
@@ -1075,8 +1045,6 @@
               <w:rPr>
                 <w:noProof/>
                 <w:webHidden/>
-                <w:sz w:val="28"/>
-                <w:szCs w:val="28"/>
               </w:rPr>
               <w:fldChar w:fldCharType="end"/>
             </w:r>
@@ -1085,21 +1053,15 @@
         <w:p>
           <w:pPr>
             <w:pStyle w:val="14"/>
-            <w:tabs>
-              <w:tab w:val="right" w:leader="dot" w:pos="9678"/>
-            </w:tabs>
-            <w:ind w:firstLine="0"/>
             <w:rPr>
               <w:rFonts w:asciiTheme="minorHAnsi" w:eastAsiaTheme="minorEastAsia" w:hAnsiTheme="minorHAnsi"/>
               <w:noProof/>
               <w:kern w:val="2"/>
-              <w:sz w:val="28"/>
-              <w:szCs w:val="28"/>
               <w:lang w:val="ru-RU" w:eastAsia="ru-RU"/>
               <w14:ligatures w14:val="standardContextual"/>
             </w:rPr>
           </w:pPr>
-          <w:hyperlink w:anchor="_Toc233384155" w:history="1">
+          <w:hyperlink w:anchor="_Toc233668291" w:history="1">
             <w:r>
               <w:rPr>
                 <w:rStyle w:val="aff8"/>
@@ -1115,8 +1077,6 @@
               <w:rPr>
                 <w:noProof/>
                 <w:webHidden/>
-                <w:sz w:val="28"/>
-                <w:szCs w:val="28"/>
               </w:rPr>
               <w:tab/>
             </w:r>
@@ -1124,8 +1084,6 @@
               <w:rPr>
                 <w:noProof/>
                 <w:webHidden/>
-                <w:sz w:val="28"/>
-                <w:szCs w:val="28"/>
               </w:rPr>
               <w:fldChar w:fldCharType="begin"/>
             </w:r>
@@ -1133,25 +1091,19 @@
               <w:rPr>
                 <w:noProof/>
                 <w:webHidden/>
-                <w:sz w:val="28"/>
-                <w:szCs w:val="28"/>
-              </w:rPr>
-              <w:instrText xml:space="preserve"> PAGEREF _Toc233384155 \h </w:instrText>
+              </w:rPr>
+              <w:instrText xml:space="preserve"> PAGEREF _Toc233668291 \h </w:instrText>
             </w:r>
             <w:r>
               <w:rPr>
                 <w:noProof/>
                 <w:webHidden/>
-                <w:sz w:val="28"/>
-                <w:szCs w:val="28"/>
               </w:rPr>
             </w:r>
             <w:r>
               <w:rPr>
                 <w:noProof/>
                 <w:webHidden/>
-                <w:sz w:val="28"/>
-                <w:szCs w:val="28"/>
               </w:rPr>
               <w:fldChar w:fldCharType="separate"/>
             </w:r>
@@ -1159,8 +1111,6 @@
               <w:rPr>
                 <w:noProof/>
                 <w:webHidden/>
-                <w:sz w:val="28"/>
-                <w:szCs w:val="28"/>
               </w:rPr>
               <w:t>3</w:t>
             </w:r>
@@ -1168,8 +1118,6 @@
               <w:rPr>
                 <w:noProof/>
                 <w:webHidden/>
-                <w:sz w:val="28"/>
-                <w:szCs w:val="28"/>
               </w:rPr>
               <w:fldChar w:fldCharType="end"/>
             </w:r>
@@ -1178,21 +1126,15 @@
         <w:p>
           <w:pPr>
             <w:pStyle w:val="14"/>
-            <w:tabs>
-              <w:tab w:val="right" w:leader="dot" w:pos="9678"/>
-            </w:tabs>
-            <w:ind w:firstLine="0"/>
             <w:rPr>
               <w:rFonts w:asciiTheme="minorHAnsi" w:eastAsiaTheme="minorEastAsia" w:hAnsiTheme="minorHAnsi"/>
               <w:noProof/>
               <w:kern w:val="2"/>
-              <w:sz w:val="28"/>
-              <w:szCs w:val="28"/>
               <w:lang w:val="ru-RU" w:eastAsia="ru-RU"/>
               <w14:ligatures w14:val="standardContextual"/>
             </w:rPr>
           </w:pPr>
-          <w:hyperlink w:anchor="_Toc233384156" w:history="1">
+          <w:hyperlink w:anchor="_Toc233668292" w:history="1">
             <w:r>
               <w:rPr>
                 <w:rStyle w:val="aff8"/>
@@ -1208,8 +1150,6 @@
               <w:rPr>
                 <w:noProof/>
                 <w:webHidden/>
-                <w:sz w:val="28"/>
-                <w:szCs w:val="28"/>
               </w:rPr>
               <w:tab/>
             </w:r>
@@ -1217,8 +1157,6 @@
               <w:rPr>
                 <w:noProof/>
                 <w:webHidden/>
-                <w:sz w:val="28"/>
-                <w:szCs w:val="28"/>
               </w:rPr>
               <w:fldChar w:fldCharType="begin"/>
             </w:r>
@@ -1226,25 +1164,19 @@
               <w:rPr>
                 <w:noProof/>
                 <w:webHidden/>
-                <w:sz w:val="28"/>
-                <w:szCs w:val="28"/>
-              </w:rPr>
-              <w:instrText xml:space="preserve"> PAGEREF _Toc233384156 \h </w:instrText>
+              </w:rPr>
+              <w:instrText xml:space="preserve"> PAGEREF _Toc233668292 \h </w:instrText>
             </w:r>
             <w:r>
               <w:rPr>
                 <w:noProof/>
                 <w:webHidden/>
-                <w:sz w:val="28"/>
-                <w:szCs w:val="28"/>
               </w:rPr>
             </w:r>
             <w:r>
               <w:rPr>
                 <w:noProof/>
                 <w:webHidden/>
-                <w:sz w:val="28"/>
-                <w:szCs w:val="28"/>
               </w:rPr>
               <w:fldChar w:fldCharType="separate"/>
             </w:r>
@@ -1252,8 +1184,6 @@
               <w:rPr>
                 <w:noProof/>
                 <w:webHidden/>
-                <w:sz w:val="28"/>
-                <w:szCs w:val="28"/>
               </w:rPr>
               <w:t>3</w:t>
             </w:r>
@@ -1261,8 +1191,6 @@
               <w:rPr>
                 <w:noProof/>
                 <w:webHidden/>
-                <w:sz w:val="28"/>
-                <w:szCs w:val="28"/>
               </w:rPr>
               <w:fldChar w:fldCharType="end"/>
             </w:r>
@@ -1271,21 +1199,15 @@
         <w:p>
           <w:pPr>
             <w:pStyle w:val="14"/>
-            <w:tabs>
-              <w:tab w:val="right" w:leader="dot" w:pos="9678"/>
-            </w:tabs>
-            <w:ind w:firstLine="0"/>
             <w:rPr>
               <w:rFonts w:asciiTheme="minorHAnsi" w:eastAsiaTheme="minorEastAsia" w:hAnsiTheme="minorHAnsi"/>
               <w:noProof/>
               <w:kern w:val="2"/>
-              <w:sz w:val="28"/>
-              <w:szCs w:val="28"/>
               <w:lang w:val="ru-RU" w:eastAsia="ru-RU"/>
               <w14:ligatures w14:val="standardContextual"/>
             </w:rPr>
           </w:pPr>
-          <w:hyperlink w:anchor="_Toc233384157" w:history="1">
+          <w:hyperlink w:anchor="_Toc233668293" w:history="1">
             <w:r>
               <w:rPr>
                 <w:rStyle w:val="aff8"/>
@@ -1311,8 +1233,6 @@
               <w:rPr>
                 <w:noProof/>
                 <w:webHidden/>
-                <w:sz w:val="28"/>
-                <w:szCs w:val="28"/>
               </w:rPr>
               <w:tab/>
             </w:r>
@@ -1320,8 +1240,6 @@
               <w:rPr>
                 <w:noProof/>
                 <w:webHidden/>
-                <w:sz w:val="28"/>
-                <w:szCs w:val="28"/>
               </w:rPr>
               <w:fldChar w:fldCharType="begin"/>
             </w:r>
@@ -1329,25 +1247,19 @@
               <w:rPr>
                 <w:noProof/>
                 <w:webHidden/>
-                <w:sz w:val="28"/>
-                <w:szCs w:val="28"/>
-              </w:rPr>
-              <w:instrText xml:space="preserve"> PAGEREF _Toc233384157 \h </w:instrText>
+              </w:rPr>
+              <w:instrText xml:space="preserve"> PAGEREF _Toc233668293 \h </w:instrText>
             </w:r>
             <w:r>
               <w:rPr>
                 <w:noProof/>
                 <w:webHidden/>
-                <w:sz w:val="28"/>
-                <w:szCs w:val="28"/>
               </w:rPr>
             </w:r>
             <w:r>
               <w:rPr>
                 <w:noProof/>
                 <w:webHidden/>
-                <w:sz w:val="28"/>
-                <w:szCs w:val="28"/>
               </w:rPr>
               <w:fldChar w:fldCharType="separate"/>
             </w:r>
@@ -1355,8 +1267,6 @@
               <w:rPr>
                 <w:noProof/>
                 <w:webHidden/>
-                <w:sz w:val="28"/>
-                <w:szCs w:val="28"/>
               </w:rPr>
               <w:t>4</w:t>
             </w:r>
@@ -1364,8 +1274,6 @@
               <w:rPr>
                 <w:noProof/>
                 <w:webHidden/>
-                <w:sz w:val="28"/>
-                <w:szCs w:val="28"/>
               </w:rPr>
               <w:fldChar w:fldCharType="end"/>
             </w:r>
@@ -1378,13 +1286,11 @@
               <w:rFonts w:asciiTheme="minorHAnsi" w:eastAsiaTheme="minorEastAsia" w:hAnsiTheme="minorHAnsi"/>
               <w:noProof/>
               <w:kern w:val="2"/>
-              <w:sz w:val="28"/>
-              <w:szCs w:val="28"/>
               <w:lang w:val="ru-RU" w:eastAsia="ru-RU"/>
               <w14:ligatures w14:val="standardContextual"/>
             </w:rPr>
           </w:pPr>
-          <w:hyperlink w:anchor="_Toc233384158" w:history="1">
+          <w:hyperlink w:anchor="_Toc233668294" w:history="1">
             <w:r>
               <w:rPr>
                 <w:rStyle w:val="aff8"/>
@@ -1401,8 +1307,6 @@
                 <w:rFonts w:asciiTheme="minorHAnsi" w:eastAsiaTheme="minorEastAsia" w:hAnsiTheme="minorHAnsi"/>
                 <w:noProof/>
                 <w:kern w:val="2"/>
-                <w:sz w:val="28"/>
-                <w:szCs w:val="28"/>
                 <w:lang w:val="ru-RU" w:eastAsia="ru-RU"/>
                 <w14:ligatures w14:val="standardContextual"/>
               </w:rPr>
@@ -1423,8 +1327,6 @@
               <w:rPr>
                 <w:noProof/>
                 <w:webHidden/>
-                <w:sz w:val="28"/>
-                <w:szCs w:val="28"/>
               </w:rPr>
               <w:tab/>
             </w:r>
@@ -1432,8 +1334,6 @@
               <w:rPr>
                 <w:noProof/>
                 <w:webHidden/>
-                <w:sz w:val="28"/>
-                <w:szCs w:val="28"/>
               </w:rPr>
               <w:fldChar w:fldCharType="begin"/>
             </w:r>
@@ -1441,25 +1341,19 @@
               <w:rPr>
                 <w:noProof/>
                 <w:webHidden/>
-                <w:sz w:val="28"/>
-                <w:szCs w:val="28"/>
-              </w:rPr>
-              <w:instrText xml:space="preserve"> PAGEREF _Toc233384158 \h </w:instrText>
+              </w:rPr>
+              <w:instrText xml:space="preserve"> PAGEREF _Toc233668294 \h </w:instrText>
             </w:r>
             <w:r>
               <w:rPr>
                 <w:noProof/>
                 <w:webHidden/>
-                <w:sz w:val="28"/>
-                <w:szCs w:val="28"/>
               </w:rPr>
             </w:r>
             <w:r>
               <w:rPr>
                 <w:noProof/>
                 <w:webHidden/>
-                <w:sz w:val="28"/>
-                <w:szCs w:val="28"/>
               </w:rPr>
               <w:fldChar w:fldCharType="separate"/>
             </w:r>
@@ -1467,8 +1361,6 @@
               <w:rPr>
                 <w:noProof/>
                 <w:webHidden/>
-                <w:sz w:val="28"/>
-                <w:szCs w:val="28"/>
               </w:rPr>
               <w:t>4</w:t>
             </w:r>
@@ -1476,8 +1368,6 @@
               <w:rPr>
                 <w:noProof/>
                 <w:webHidden/>
-                <w:sz w:val="28"/>
-                <w:szCs w:val="28"/>
               </w:rPr>
               <w:fldChar w:fldCharType="end"/>
             </w:r>
@@ -1490,13 +1380,11 @@
               <w:rFonts w:asciiTheme="minorHAnsi" w:eastAsiaTheme="minorEastAsia" w:hAnsiTheme="minorHAnsi"/>
               <w:noProof/>
               <w:kern w:val="2"/>
-              <w:sz w:val="28"/>
-              <w:szCs w:val="28"/>
               <w:lang w:val="ru-RU" w:eastAsia="ru-RU"/>
               <w14:ligatures w14:val="standardContextual"/>
             </w:rPr>
           </w:pPr>
-          <w:hyperlink w:anchor="_Toc233384159" w:history="1">
+          <w:hyperlink w:anchor="_Toc233668295" w:history="1">
             <w:r>
               <w:rPr>
                 <w:rStyle w:val="aff8"/>
@@ -1512,8 +1400,6 @@
               <w:rPr>
                 <w:noProof/>
                 <w:webHidden/>
-                <w:sz w:val="28"/>
-                <w:szCs w:val="28"/>
               </w:rPr>
               <w:tab/>
             </w:r>
@@ -1521,8 +1407,6 @@
               <w:rPr>
                 <w:noProof/>
                 <w:webHidden/>
-                <w:sz w:val="28"/>
-                <w:szCs w:val="28"/>
               </w:rPr>
               <w:fldChar w:fldCharType="begin"/>
             </w:r>
@@ -1530,25 +1414,19 @@
               <w:rPr>
                 <w:noProof/>
                 <w:webHidden/>
-                <w:sz w:val="28"/>
-                <w:szCs w:val="28"/>
-              </w:rPr>
-              <w:instrText xml:space="preserve"> PAGEREF _Toc233384159 \h </w:instrText>
+              </w:rPr>
+              <w:instrText xml:space="preserve"> PAGEREF _Toc233668295 \h </w:instrText>
             </w:r>
             <w:r>
               <w:rPr>
                 <w:noProof/>
                 <w:webHidden/>
-                <w:sz w:val="28"/>
-                <w:szCs w:val="28"/>
               </w:rPr>
             </w:r>
             <w:r>
               <w:rPr>
                 <w:noProof/>
                 <w:webHidden/>
-                <w:sz w:val="28"/>
-                <w:szCs w:val="28"/>
               </w:rPr>
               <w:fldChar w:fldCharType="separate"/>
             </w:r>
@@ -1556,8 +1434,6 @@
               <w:rPr>
                 <w:noProof/>
                 <w:webHidden/>
-                <w:sz w:val="28"/>
-                <w:szCs w:val="28"/>
               </w:rPr>
               <w:t>4</w:t>
             </w:r>
@@ -1565,8 +1441,6 @@
               <w:rPr>
                 <w:noProof/>
                 <w:webHidden/>
-                <w:sz w:val="28"/>
-                <w:szCs w:val="28"/>
               </w:rPr>
               <w:fldChar w:fldCharType="end"/>
             </w:r>
@@ -1579,13 +1453,11 @@
               <w:rFonts w:asciiTheme="minorHAnsi" w:eastAsiaTheme="minorEastAsia" w:hAnsiTheme="minorHAnsi"/>
               <w:noProof/>
               <w:kern w:val="2"/>
-              <w:sz w:val="28"/>
-              <w:szCs w:val="28"/>
               <w:lang w:val="ru-RU" w:eastAsia="ru-RU"/>
               <w14:ligatures w14:val="standardContextual"/>
             </w:rPr>
           </w:pPr>
-          <w:hyperlink w:anchor="_Toc233384160" w:history="1">
+          <w:hyperlink w:anchor="_Toc233668296" w:history="1">
             <w:r>
               <w:rPr>
                 <w:rStyle w:val="aff8"/>
@@ -1601,8 +1473,6 @@
               <w:rPr>
                 <w:noProof/>
                 <w:webHidden/>
-                <w:sz w:val="28"/>
-                <w:szCs w:val="28"/>
               </w:rPr>
               <w:tab/>
             </w:r>
@@ -1610,8 +1480,6 @@
               <w:rPr>
                 <w:noProof/>
                 <w:webHidden/>
-                <w:sz w:val="28"/>
-                <w:szCs w:val="28"/>
               </w:rPr>
               <w:fldChar w:fldCharType="begin"/>
             </w:r>
@@ -1619,25 +1487,19 @@
               <w:rPr>
                 <w:noProof/>
                 <w:webHidden/>
-                <w:sz w:val="28"/>
-                <w:szCs w:val="28"/>
-              </w:rPr>
-              <w:instrText xml:space="preserve"> PAGEREF _Toc233384160 \h </w:instrText>
+              </w:rPr>
+              <w:instrText xml:space="preserve"> PAGEREF _Toc233668296 \h </w:instrText>
             </w:r>
             <w:r>
               <w:rPr>
                 <w:noProof/>
                 <w:webHidden/>
-                <w:sz w:val="28"/>
-                <w:szCs w:val="28"/>
               </w:rPr>
             </w:r>
             <w:r>
               <w:rPr>
                 <w:noProof/>
                 <w:webHidden/>
-                <w:sz w:val="28"/>
-                <w:szCs w:val="28"/>
               </w:rPr>
               <w:fldChar w:fldCharType="separate"/>
             </w:r>
@@ -1645,8 +1507,6 @@
               <w:rPr>
                 <w:noProof/>
                 <w:webHidden/>
-                <w:sz w:val="28"/>
-                <w:szCs w:val="28"/>
               </w:rPr>
               <w:t>5</w:t>
             </w:r>
@@ -1654,8 +1514,6 @@
               <w:rPr>
                 <w:noProof/>
                 <w:webHidden/>
-                <w:sz w:val="28"/>
-                <w:szCs w:val="28"/>
               </w:rPr>
               <w:fldChar w:fldCharType="end"/>
             </w:r>
@@ -1668,13 +1526,11 @@
               <w:rFonts w:asciiTheme="minorHAnsi" w:eastAsiaTheme="minorEastAsia" w:hAnsiTheme="minorHAnsi"/>
               <w:noProof/>
               <w:kern w:val="2"/>
-              <w:sz w:val="28"/>
-              <w:szCs w:val="28"/>
               <w:lang w:val="ru-RU" w:eastAsia="ru-RU"/>
               <w14:ligatures w14:val="standardContextual"/>
             </w:rPr>
           </w:pPr>
-          <w:hyperlink w:anchor="_Toc233384161" w:history="1">
+          <w:hyperlink w:anchor="_Toc233668297" w:history="1">
             <w:r>
               <w:rPr>
                 <w:rStyle w:val="aff8"/>
@@ -1690,8 +1546,6 @@
               <w:rPr>
                 <w:noProof/>
                 <w:webHidden/>
-                <w:sz w:val="28"/>
-                <w:szCs w:val="28"/>
               </w:rPr>
               <w:tab/>
             </w:r>
@@ -1699,8 +1553,6 @@
               <w:rPr>
                 <w:noProof/>
                 <w:webHidden/>
-                <w:sz w:val="28"/>
-                <w:szCs w:val="28"/>
               </w:rPr>
               <w:fldChar w:fldCharType="begin"/>
             </w:r>
@@ -1708,25 +1560,19 @@
               <w:rPr>
                 <w:noProof/>
                 <w:webHidden/>
-                <w:sz w:val="28"/>
-                <w:szCs w:val="28"/>
-              </w:rPr>
-              <w:instrText xml:space="preserve"> PAGEREF _Toc233384161 \h </w:instrText>
+              </w:rPr>
+              <w:instrText xml:space="preserve"> PAGEREF _Toc233668297 \h </w:instrText>
             </w:r>
             <w:r>
               <w:rPr>
                 <w:noProof/>
                 <w:webHidden/>
-                <w:sz w:val="28"/>
-                <w:szCs w:val="28"/>
               </w:rPr>
             </w:r>
             <w:r>
               <w:rPr>
                 <w:noProof/>
                 <w:webHidden/>
-                <w:sz w:val="28"/>
-                <w:szCs w:val="28"/>
               </w:rPr>
               <w:fldChar w:fldCharType="separate"/>
             </w:r>
@@ -1734,8 +1580,6 @@
               <w:rPr>
                 <w:noProof/>
                 <w:webHidden/>
-                <w:sz w:val="28"/>
-                <w:szCs w:val="28"/>
               </w:rPr>
               <w:t>5</w:t>
             </w:r>
@@ -1743,8 +1587,6 @@
               <w:rPr>
                 <w:noProof/>
                 <w:webHidden/>
-                <w:sz w:val="28"/>
-                <w:szCs w:val="28"/>
               </w:rPr>
               <w:fldChar w:fldCharType="end"/>
             </w:r>
@@ -1757,13 +1599,11 @@
               <w:rFonts w:asciiTheme="minorHAnsi" w:eastAsiaTheme="minorEastAsia" w:hAnsiTheme="minorHAnsi"/>
               <w:noProof/>
               <w:kern w:val="2"/>
-              <w:sz w:val="28"/>
-              <w:szCs w:val="28"/>
               <w:lang w:val="ru-RU" w:eastAsia="ru-RU"/>
               <w14:ligatures w14:val="standardContextual"/>
             </w:rPr>
           </w:pPr>
-          <w:hyperlink w:anchor="_Toc233384162" w:history="1">
+          <w:hyperlink w:anchor="_Toc233668298" w:history="1">
             <w:r>
               <w:rPr>
                 <w:rStyle w:val="aff8"/>
@@ -1779,8 +1619,6 @@
               <w:rPr>
                 <w:noProof/>
                 <w:webHidden/>
-                <w:sz w:val="28"/>
-                <w:szCs w:val="28"/>
               </w:rPr>
               <w:tab/>
             </w:r>
@@ -1788,8 +1626,6 @@
               <w:rPr>
                 <w:noProof/>
                 <w:webHidden/>
-                <w:sz w:val="28"/>
-                <w:szCs w:val="28"/>
               </w:rPr>
               <w:fldChar w:fldCharType="begin"/>
             </w:r>
@@ -1797,25 +1633,19 @@
               <w:rPr>
                 <w:noProof/>
                 <w:webHidden/>
-                <w:sz w:val="28"/>
-                <w:szCs w:val="28"/>
-              </w:rPr>
-              <w:instrText xml:space="preserve"> PAGEREF _Toc233384162 \h </w:instrText>
+              </w:rPr>
+              <w:instrText xml:space="preserve"> PAGEREF _Toc233668298 \h </w:instrText>
             </w:r>
             <w:r>
               <w:rPr>
                 <w:noProof/>
                 <w:webHidden/>
-                <w:sz w:val="28"/>
-                <w:szCs w:val="28"/>
               </w:rPr>
             </w:r>
             <w:r>
               <w:rPr>
                 <w:noProof/>
                 <w:webHidden/>
-                <w:sz w:val="28"/>
-                <w:szCs w:val="28"/>
               </w:rPr>
               <w:fldChar w:fldCharType="separate"/>
             </w:r>
@@ -1823,8 +1653,6 @@
               <w:rPr>
                 <w:noProof/>
                 <w:webHidden/>
-                <w:sz w:val="28"/>
-                <w:szCs w:val="28"/>
               </w:rPr>
               <w:t>6</w:t>
             </w:r>
@@ -1832,8 +1660,6 @@
               <w:rPr>
                 <w:noProof/>
                 <w:webHidden/>
-                <w:sz w:val="28"/>
-                <w:szCs w:val="28"/>
               </w:rPr>
               <w:fldChar w:fldCharType="end"/>
             </w:r>
@@ -1846,13 +1672,11 @@
               <w:rFonts w:asciiTheme="minorHAnsi" w:eastAsiaTheme="minorEastAsia" w:hAnsiTheme="minorHAnsi"/>
               <w:noProof/>
               <w:kern w:val="2"/>
-              <w:sz w:val="28"/>
-              <w:szCs w:val="28"/>
               <w:lang w:val="ru-RU" w:eastAsia="ru-RU"/>
               <w14:ligatures w14:val="standardContextual"/>
             </w:rPr>
           </w:pPr>
-          <w:hyperlink w:anchor="_Toc233384163" w:history="1">
+          <w:hyperlink w:anchor="_Toc233668299" w:history="1">
             <w:r>
               <w:rPr>
                 <w:rStyle w:val="aff8"/>
@@ -1868,8 +1692,6 @@
               <w:rPr>
                 <w:noProof/>
                 <w:webHidden/>
-                <w:sz w:val="28"/>
-                <w:szCs w:val="28"/>
               </w:rPr>
               <w:tab/>
             </w:r>
@@ -1877,8 +1699,6 @@
               <w:rPr>
                 <w:noProof/>
                 <w:webHidden/>
-                <w:sz w:val="28"/>
-                <w:szCs w:val="28"/>
               </w:rPr>
               <w:fldChar w:fldCharType="begin"/>
             </w:r>
@@ -1886,25 +1706,19 @@
               <w:rPr>
                 <w:noProof/>
                 <w:webHidden/>
-                <w:sz w:val="28"/>
-                <w:szCs w:val="28"/>
-              </w:rPr>
-              <w:instrText xml:space="preserve"> PAGEREF _Toc233384163 \h </w:instrText>
+              </w:rPr>
+              <w:instrText xml:space="preserve"> PAGEREF _Toc233668299 \h </w:instrText>
             </w:r>
             <w:r>
               <w:rPr>
                 <w:noProof/>
                 <w:webHidden/>
-                <w:sz w:val="28"/>
-                <w:szCs w:val="28"/>
               </w:rPr>
             </w:r>
             <w:r>
               <w:rPr>
                 <w:noProof/>
                 <w:webHidden/>
-                <w:sz w:val="28"/>
-                <w:szCs w:val="28"/>
               </w:rPr>
               <w:fldChar w:fldCharType="separate"/>
             </w:r>
@@ -1912,8 +1726,6 @@
               <w:rPr>
                 <w:noProof/>
                 <w:webHidden/>
-                <w:sz w:val="28"/>
-                <w:szCs w:val="28"/>
               </w:rPr>
               <w:t>6</w:t>
             </w:r>
@@ -1921,8 +1733,6 @@
               <w:rPr>
                 <w:noProof/>
                 <w:webHidden/>
-                <w:sz w:val="28"/>
-                <w:szCs w:val="28"/>
               </w:rPr>
               <w:fldChar w:fldCharType="end"/>
             </w:r>
@@ -1935,13 +1745,11 @@
               <w:rFonts w:asciiTheme="minorHAnsi" w:eastAsiaTheme="minorEastAsia" w:hAnsiTheme="minorHAnsi"/>
               <w:noProof/>
               <w:kern w:val="2"/>
-              <w:sz w:val="28"/>
-              <w:szCs w:val="28"/>
               <w:lang w:val="ru-RU" w:eastAsia="ru-RU"/>
               <w14:ligatures w14:val="standardContextual"/>
             </w:rPr>
           </w:pPr>
-          <w:hyperlink w:anchor="_Toc233384164" w:history="1">
+          <w:hyperlink w:anchor="_Toc233668300" w:history="1">
             <w:r>
               <w:rPr>
                 <w:rStyle w:val="aff8"/>
@@ -1957,8 +1765,6 @@
               <w:rPr>
                 <w:noProof/>
                 <w:webHidden/>
-                <w:sz w:val="28"/>
-                <w:szCs w:val="28"/>
               </w:rPr>
               <w:tab/>
             </w:r>
@@ -1966,8 +1772,6 @@
               <w:rPr>
                 <w:noProof/>
                 <w:webHidden/>
-                <w:sz w:val="28"/>
-                <w:szCs w:val="28"/>
               </w:rPr>
               <w:fldChar w:fldCharType="begin"/>
             </w:r>
@@ -1975,25 +1779,19 @@
               <w:rPr>
                 <w:noProof/>
                 <w:webHidden/>
-                <w:sz w:val="28"/>
-                <w:szCs w:val="28"/>
-              </w:rPr>
-              <w:instrText xml:space="preserve"> PAGEREF _Toc233384164 \h </w:instrText>
+              </w:rPr>
+              <w:instrText xml:space="preserve"> PAGEREF _Toc233668300 \h </w:instrText>
             </w:r>
             <w:r>
               <w:rPr>
                 <w:noProof/>
                 <w:webHidden/>
-                <w:sz w:val="28"/>
-                <w:szCs w:val="28"/>
               </w:rPr>
             </w:r>
             <w:r>
               <w:rPr>
                 <w:noProof/>
                 <w:webHidden/>
-                <w:sz w:val="28"/>
-                <w:szCs w:val="28"/>
               </w:rPr>
               <w:fldChar w:fldCharType="separate"/>
             </w:r>
@@ -2001,17 +1799,13 @@
               <w:rPr>
                 <w:noProof/>
                 <w:webHidden/>
-                <w:sz w:val="28"/>
-                <w:szCs w:val="28"/>
-              </w:rPr>
-              <w:t>6</w:t>
+              </w:rPr>
+              <w:t>7</w:t>
             </w:r>
             <w:r>
               <w:rPr>
                 <w:noProof/>
                 <w:webHidden/>
-                <w:sz w:val="28"/>
-                <w:szCs w:val="28"/>
               </w:rPr>
               <w:fldChar w:fldCharType="end"/>
             </w:r>
@@ -2020,21 +1814,15 @@
         <w:p>
           <w:pPr>
             <w:pStyle w:val="14"/>
-            <w:tabs>
-              <w:tab w:val="right" w:leader="dot" w:pos="9678"/>
-            </w:tabs>
-            <w:ind w:firstLine="0"/>
             <w:rPr>
               <w:rFonts w:asciiTheme="minorHAnsi" w:eastAsiaTheme="minorEastAsia" w:hAnsiTheme="minorHAnsi"/>
               <w:noProof/>
               <w:kern w:val="2"/>
-              <w:sz w:val="28"/>
-              <w:szCs w:val="28"/>
               <w:lang w:val="ru-RU" w:eastAsia="ru-RU"/>
               <w14:ligatures w14:val="standardContextual"/>
             </w:rPr>
           </w:pPr>
-          <w:hyperlink w:anchor="_Toc233384165" w:history="1">
+          <w:hyperlink w:anchor="_Toc233668301" w:history="1">
             <w:r>
               <w:rPr>
                 <w:rStyle w:val="aff8"/>
@@ -2042,6 +1830,7 @@
                 <w:noProof/>
                 <w:sz w:val="28"/>
                 <w:szCs w:val="28"/>
+                <w:lang w:val="ru-RU"/>
               </w:rPr>
               <w:t>4 ПРОЕКТИРОВАНИЕ БАЗЫ ДАННЫХ</w:t>
             </w:r>
@@ -2049,8 +1838,6 @@
               <w:rPr>
                 <w:noProof/>
                 <w:webHidden/>
-                <w:sz w:val="28"/>
-                <w:szCs w:val="28"/>
               </w:rPr>
               <w:tab/>
             </w:r>
@@ -2058,8 +1845,6 @@
               <w:rPr>
                 <w:noProof/>
                 <w:webHidden/>
-                <w:sz w:val="28"/>
-                <w:szCs w:val="28"/>
               </w:rPr>
               <w:fldChar w:fldCharType="begin"/>
             </w:r>
@@ -2067,25 +1852,19 @@
               <w:rPr>
                 <w:noProof/>
                 <w:webHidden/>
-                <w:sz w:val="28"/>
-                <w:szCs w:val="28"/>
-              </w:rPr>
-              <w:instrText xml:space="preserve"> PAGEREF _Toc233384165 \h </w:instrText>
+              </w:rPr>
+              <w:instrText xml:space="preserve"> PAGEREF _Toc233668301 \h </w:instrText>
             </w:r>
             <w:r>
               <w:rPr>
                 <w:noProof/>
                 <w:webHidden/>
-                <w:sz w:val="28"/>
-                <w:szCs w:val="28"/>
               </w:rPr>
             </w:r>
             <w:r>
               <w:rPr>
                 <w:noProof/>
                 <w:webHidden/>
-                <w:sz w:val="28"/>
-                <w:szCs w:val="28"/>
               </w:rPr>
               <w:fldChar w:fldCharType="separate"/>
             </w:r>
@@ -2093,8 +1872,6 @@
               <w:rPr>
                 <w:noProof/>
                 <w:webHidden/>
-                <w:sz w:val="28"/>
-                <w:szCs w:val="28"/>
               </w:rPr>
               <w:t>7</w:t>
             </w:r>
@@ -2102,8 +1879,6 @@
               <w:rPr>
                 <w:noProof/>
                 <w:webHidden/>
-                <w:sz w:val="28"/>
-                <w:szCs w:val="28"/>
               </w:rPr>
               <w:fldChar w:fldCharType="end"/>
             </w:r>
@@ -2116,13 +1891,11 @@
               <w:rFonts w:asciiTheme="minorHAnsi" w:eastAsiaTheme="minorEastAsia" w:hAnsiTheme="minorHAnsi"/>
               <w:noProof/>
               <w:kern w:val="2"/>
-              <w:sz w:val="28"/>
-              <w:szCs w:val="28"/>
               <w:lang w:val="ru-RU" w:eastAsia="ru-RU"/>
               <w14:ligatures w14:val="standardContextual"/>
             </w:rPr>
           </w:pPr>
-          <w:hyperlink w:anchor="_Toc233384166" w:history="1">
+          <w:hyperlink w:anchor="_Toc233668302" w:history="1">
             <w:r>
               <w:rPr>
                 <w:rStyle w:val="aff8"/>
@@ -2138,8 +1911,6 @@
               <w:rPr>
                 <w:noProof/>
                 <w:webHidden/>
-                <w:sz w:val="28"/>
-                <w:szCs w:val="28"/>
               </w:rPr>
               <w:tab/>
             </w:r>
@@ -2147,8 +1918,6 @@
               <w:rPr>
                 <w:noProof/>
                 <w:webHidden/>
-                <w:sz w:val="28"/>
-                <w:szCs w:val="28"/>
               </w:rPr>
               <w:fldChar w:fldCharType="begin"/>
             </w:r>
@@ -2156,25 +1925,19 @@
               <w:rPr>
                 <w:noProof/>
                 <w:webHidden/>
-                <w:sz w:val="28"/>
-                <w:szCs w:val="28"/>
-              </w:rPr>
-              <w:instrText xml:space="preserve"> PAGEREF _Toc233384166 \h </w:instrText>
+              </w:rPr>
+              <w:instrText xml:space="preserve"> PAGEREF _Toc233668302 \h </w:instrText>
             </w:r>
             <w:r>
               <w:rPr>
                 <w:noProof/>
                 <w:webHidden/>
-                <w:sz w:val="28"/>
-                <w:szCs w:val="28"/>
               </w:rPr>
             </w:r>
             <w:r>
               <w:rPr>
                 <w:noProof/>
                 <w:webHidden/>
-                <w:sz w:val="28"/>
-                <w:szCs w:val="28"/>
               </w:rPr>
               <w:fldChar w:fldCharType="separate"/>
             </w:r>
@@ -2182,8 +1945,6 @@
               <w:rPr>
                 <w:noProof/>
                 <w:webHidden/>
-                <w:sz w:val="28"/>
-                <w:szCs w:val="28"/>
               </w:rPr>
               <w:t>7</w:t>
             </w:r>
@@ -2191,8 +1952,6 @@
               <w:rPr>
                 <w:noProof/>
                 <w:webHidden/>
-                <w:sz w:val="28"/>
-                <w:szCs w:val="28"/>
               </w:rPr>
               <w:fldChar w:fldCharType="end"/>
             </w:r>
@@ -2205,13 +1964,11 @@
               <w:rFonts w:asciiTheme="minorHAnsi" w:eastAsiaTheme="minorEastAsia" w:hAnsiTheme="minorHAnsi"/>
               <w:noProof/>
               <w:kern w:val="2"/>
-              <w:sz w:val="28"/>
-              <w:szCs w:val="28"/>
               <w:lang w:val="ru-RU" w:eastAsia="ru-RU"/>
               <w14:ligatures w14:val="standardContextual"/>
             </w:rPr>
           </w:pPr>
-          <w:hyperlink w:anchor="_Toc233384167" w:history="1">
+          <w:hyperlink w:anchor="_Toc233668303" w:history="1">
             <w:r>
               <w:rPr>
                 <w:rStyle w:val="aff8"/>
@@ -2248,8 +2005,6 @@
               <w:rPr>
                 <w:noProof/>
                 <w:webHidden/>
-                <w:sz w:val="28"/>
-                <w:szCs w:val="28"/>
               </w:rPr>
               <w:tab/>
             </w:r>
@@ -2257,8 +2012,6 @@
               <w:rPr>
                 <w:noProof/>
                 <w:webHidden/>
-                <w:sz w:val="28"/>
-                <w:szCs w:val="28"/>
               </w:rPr>
               <w:fldChar w:fldCharType="begin"/>
             </w:r>
@@ -2266,25 +2019,19 @@
               <w:rPr>
                 <w:noProof/>
                 <w:webHidden/>
-                <w:sz w:val="28"/>
-                <w:szCs w:val="28"/>
-              </w:rPr>
-              <w:instrText xml:space="preserve"> PAGEREF _Toc233384167 \h </w:instrText>
+              </w:rPr>
+              <w:instrText xml:space="preserve"> PAGEREF _Toc233668303 \h </w:instrText>
             </w:r>
             <w:r>
               <w:rPr>
                 <w:noProof/>
                 <w:webHidden/>
-                <w:sz w:val="28"/>
-                <w:szCs w:val="28"/>
               </w:rPr>
             </w:r>
             <w:r>
               <w:rPr>
                 <w:noProof/>
                 <w:webHidden/>
-                <w:sz w:val="28"/>
-                <w:szCs w:val="28"/>
               </w:rPr>
               <w:fldChar w:fldCharType="separate"/>
             </w:r>
@@ -2292,8 +2039,6 @@
               <w:rPr>
                 <w:noProof/>
                 <w:webHidden/>
-                <w:sz w:val="28"/>
-                <w:szCs w:val="28"/>
               </w:rPr>
               <w:t>7</w:t>
             </w:r>
@@ -2301,8 +2046,6 @@
               <w:rPr>
                 <w:noProof/>
                 <w:webHidden/>
-                <w:sz w:val="28"/>
-                <w:szCs w:val="28"/>
               </w:rPr>
               <w:fldChar w:fldCharType="end"/>
             </w:r>
@@ -2315,13 +2058,11 @@
               <w:rFonts w:asciiTheme="minorHAnsi" w:eastAsiaTheme="minorEastAsia" w:hAnsiTheme="minorHAnsi"/>
               <w:noProof/>
               <w:kern w:val="2"/>
-              <w:sz w:val="28"/>
-              <w:szCs w:val="28"/>
               <w:lang w:val="ru-RU" w:eastAsia="ru-RU"/>
               <w14:ligatures w14:val="standardContextual"/>
             </w:rPr>
           </w:pPr>
-          <w:hyperlink w:anchor="_Toc233384168" w:history="1">
+          <w:hyperlink w:anchor="_Toc233668304" w:history="1">
             <w:r>
               <w:rPr>
                 <w:rStyle w:val="aff8"/>
@@ -2337,8 +2078,6 @@
               <w:rPr>
                 <w:noProof/>
                 <w:webHidden/>
-                <w:sz w:val="28"/>
-                <w:szCs w:val="28"/>
               </w:rPr>
               <w:tab/>
             </w:r>
@@ -2346,8 +2085,6 @@
               <w:rPr>
                 <w:noProof/>
                 <w:webHidden/>
-                <w:sz w:val="28"/>
-                <w:szCs w:val="28"/>
               </w:rPr>
               <w:fldChar w:fldCharType="begin"/>
             </w:r>
@@ -2355,25 +2092,19 @@
               <w:rPr>
                 <w:noProof/>
                 <w:webHidden/>
-                <w:sz w:val="28"/>
-                <w:szCs w:val="28"/>
-              </w:rPr>
-              <w:instrText xml:space="preserve"> PAGEREF _Toc233384168 \h </w:instrText>
+              </w:rPr>
+              <w:instrText xml:space="preserve"> PAGEREF _Toc233668304 \h </w:instrText>
             </w:r>
             <w:r>
               <w:rPr>
                 <w:noProof/>
                 <w:webHidden/>
-                <w:sz w:val="28"/>
-                <w:szCs w:val="28"/>
               </w:rPr>
             </w:r>
             <w:r>
               <w:rPr>
                 <w:noProof/>
                 <w:webHidden/>
-                <w:sz w:val="28"/>
-                <w:szCs w:val="28"/>
               </w:rPr>
               <w:fldChar w:fldCharType="separate"/>
             </w:r>
@@ -2381,8 +2112,6 @@
               <w:rPr>
                 <w:noProof/>
                 <w:webHidden/>
-                <w:sz w:val="28"/>
-                <w:szCs w:val="28"/>
               </w:rPr>
               <w:t>7</w:t>
             </w:r>
@@ -2390,8 +2119,6 @@
               <w:rPr>
                 <w:noProof/>
                 <w:webHidden/>
-                <w:sz w:val="28"/>
-                <w:szCs w:val="28"/>
               </w:rPr>
               <w:fldChar w:fldCharType="end"/>
             </w:r>
@@ -2404,13 +2131,11 @@
               <w:rFonts w:asciiTheme="minorHAnsi" w:eastAsiaTheme="minorEastAsia" w:hAnsiTheme="minorHAnsi"/>
               <w:noProof/>
               <w:kern w:val="2"/>
-              <w:sz w:val="28"/>
-              <w:szCs w:val="28"/>
               <w:lang w:val="ru-RU" w:eastAsia="ru-RU"/>
               <w14:ligatures w14:val="standardContextual"/>
             </w:rPr>
           </w:pPr>
-          <w:hyperlink w:anchor="_Toc233384169" w:history="1">
+          <w:hyperlink w:anchor="_Toc233668305" w:history="1">
             <w:r>
               <w:rPr>
                 <w:rStyle w:val="aff8"/>
@@ -2426,8 +2151,6 @@
               <w:rPr>
                 <w:noProof/>
                 <w:webHidden/>
-                <w:sz w:val="28"/>
-                <w:szCs w:val="28"/>
               </w:rPr>
               <w:tab/>
             </w:r>
@@ -2435,8 +2158,6 @@
               <w:rPr>
                 <w:noProof/>
                 <w:webHidden/>
-                <w:sz w:val="28"/>
-                <w:szCs w:val="28"/>
               </w:rPr>
               <w:fldChar w:fldCharType="begin"/>
             </w:r>
@@ -2444,25 +2165,19 @@
               <w:rPr>
                 <w:noProof/>
                 <w:webHidden/>
-                <w:sz w:val="28"/>
-                <w:szCs w:val="28"/>
-              </w:rPr>
-              <w:instrText xml:space="preserve"> PAGEREF _Toc233384169 \h </w:instrText>
+              </w:rPr>
+              <w:instrText xml:space="preserve"> PAGEREF _Toc233668305 \h </w:instrText>
             </w:r>
             <w:r>
               <w:rPr>
                 <w:noProof/>
                 <w:webHidden/>
-                <w:sz w:val="28"/>
-                <w:szCs w:val="28"/>
               </w:rPr>
             </w:r>
             <w:r>
               <w:rPr>
                 <w:noProof/>
                 <w:webHidden/>
-                <w:sz w:val="28"/>
-                <w:szCs w:val="28"/>
               </w:rPr>
               <w:fldChar w:fldCharType="separate"/>
             </w:r>
@@ -2470,8 +2185,6 @@
               <w:rPr>
                 <w:noProof/>
                 <w:webHidden/>
-                <w:sz w:val="28"/>
-                <w:szCs w:val="28"/>
               </w:rPr>
               <w:t>8</w:t>
             </w:r>
@@ -2479,8 +2192,6 @@
               <w:rPr>
                 <w:noProof/>
                 <w:webHidden/>
-                <w:sz w:val="28"/>
-                <w:szCs w:val="28"/>
               </w:rPr>
               <w:fldChar w:fldCharType="end"/>
             </w:r>
@@ -2489,21 +2200,15 @@
         <w:p>
           <w:pPr>
             <w:pStyle w:val="14"/>
-            <w:tabs>
-              <w:tab w:val="right" w:leader="dot" w:pos="9678"/>
-            </w:tabs>
-            <w:ind w:firstLine="0"/>
             <w:rPr>
               <w:rFonts w:asciiTheme="minorHAnsi" w:eastAsiaTheme="minorEastAsia" w:hAnsiTheme="minorHAnsi"/>
               <w:noProof/>
               <w:kern w:val="2"/>
-              <w:sz w:val="28"/>
-              <w:szCs w:val="28"/>
               <w:lang w:val="ru-RU" w:eastAsia="ru-RU"/>
               <w14:ligatures w14:val="standardContextual"/>
             </w:rPr>
           </w:pPr>
-          <w:hyperlink w:anchor="_Toc233384170" w:history="1">
+          <w:hyperlink w:anchor="_Toc233668306" w:history="1">
             <w:r>
               <w:rPr>
                 <w:rStyle w:val="aff8"/>
@@ -2513,67 +2218,388 @@
                 <w:szCs w:val="28"/>
                 <w:lang w:val="ru-RU"/>
               </w:rPr>
-              <w:t>ПРИЛОЖЕНИЕ</w:t>
+              <w:t>5</w:t>
+            </w:r>
+            <w:r>
+              <w:rPr>
+                <w:rFonts w:asciiTheme="minorHAnsi" w:eastAsiaTheme="minorEastAsia" w:hAnsiTheme="minorHAnsi"/>
+                <w:noProof/>
+                <w:kern w:val="2"/>
+                <w:lang w:val="ru-RU" w:eastAsia="ru-RU"/>
+                <w14:ligatures w14:val="standardContextual"/>
+              </w:rPr>
+              <w:t xml:space="preserve">  </w:t>
+            </w:r>
+            <w:r>
+              <w:rPr>
+                <w:rStyle w:val="aff8"/>
+                <w:rFonts w:eastAsiaTheme="majorEastAsia" w:cs="Times New Roman"/>
+                <w:noProof/>
+                <w:sz w:val="28"/>
+                <w:szCs w:val="28"/>
+                <w:lang w:val="ru-RU"/>
+              </w:rPr>
+              <w:t>ТРЕБОВАНИЯ К ПРОГРАММНОЙ ДОКУМЕНТАЦИИ</w:t>
             </w:r>
             <w:r>
               <w:rPr>
                 <w:noProof/>
                 <w:webHidden/>
+              </w:rPr>
+              <w:tab/>
+            </w:r>
+            <w:r>
+              <w:rPr>
+                <w:noProof/>
+                <w:webHidden/>
+              </w:rPr>
+              <w:fldChar w:fldCharType="begin"/>
+            </w:r>
+            <w:r>
+              <w:rPr>
+                <w:noProof/>
+                <w:webHidden/>
+              </w:rPr>
+              <w:instrText xml:space="preserve"> PAGEREF _Toc233668306 \h </w:instrText>
+            </w:r>
+            <w:r>
+              <w:rPr>
+                <w:noProof/>
+                <w:webHidden/>
+              </w:rPr>
+            </w:r>
+            <w:r>
+              <w:rPr>
+                <w:noProof/>
+                <w:webHidden/>
+              </w:rPr>
+              <w:fldChar w:fldCharType="separate"/>
+            </w:r>
+            <w:r>
+              <w:rPr>
+                <w:noProof/>
+                <w:webHidden/>
+              </w:rPr>
+              <w:t>9</w:t>
+            </w:r>
+            <w:r>
+              <w:rPr>
+                <w:noProof/>
+                <w:webHidden/>
+              </w:rPr>
+              <w:fldChar w:fldCharType="end"/>
+            </w:r>
+          </w:hyperlink>
+        </w:p>
+        <w:p>
+          <w:pPr>
+            <w:pStyle w:val="14"/>
+            <w:rPr>
+              <w:rFonts w:asciiTheme="minorHAnsi" w:eastAsiaTheme="minorEastAsia" w:hAnsiTheme="minorHAnsi"/>
+              <w:noProof/>
+              <w:kern w:val="2"/>
+              <w:lang w:val="ru-RU" w:eastAsia="ru-RU"/>
+              <w14:ligatures w14:val="standardContextual"/>
+            </w:rPr>
+          </w:pPr>
+          <w:hyperlink w:anchor="_Toc233668307" w:history="1">
+            <w:r>
+              <w:rPr>
+                <w:rStyle w:val="aff8"/>
+                <w:rFonts w:eastAsiaTheme="majorEastAsia" w:cs="Times New Roman"/>
+                <w:noProof/>
                 <w:sz w:val="28"/>
                 <w:szCs w:val="28"/>
-              </w:rPr>
-              <w:tab/>
+                <w:lang w:val="ru-RU"/>
+              </w:rPr>
+              <w:t>6</w:t>
+            </w:r>
+            <w:r>
+              <w:rPr>
+                <w:rStyle w:val="aff8"/>
+                <w:rFonts w:eastAsiaTheme="majorEastAsia" w:cs="Times New Roman"/>
+                <w:noProof/>
+                <w:sz w:val="28"/>
+                <w:szCs w:val="28"/>
+                <w:lang w:val="ru-RU"/>
+              </w:rPr>
+              <w:t xml:space="preserve">  </w:t>
+            </w:r>
+            <w:r>
+              <w:rPr>
+                <w:rStyle w:val="aff8"/>
+                <w:rFonts w:eastAsiaTheme="majorEastAsia" w:cs="Times New Roman"/>
+                <w:noProof/>
+                <w:sz w:val="28"/>
+                <w:szCs w:val="28"/>
+                <w:lang w:val="ru-RU"/>
+              </w:rPr>
+              <w:t>ТЕХНИКО-ЭКОНОМИЧЕСКИЕ ПОКАЗАТЕЛИ</w:t>
             </w:r>
             <w:r>
               <w:rPr>
                 <w:noProof/>
                 <w:webHidden/>
+              </w:rPr>
+              <w:tab/>
+            </w:r>
+            <w:r>
+              <w:rPr>
+                <w:noProof/>
+                <w:webHidden/>
+              </w:rPr>
+              <w:fldChar w:fldCharType="begin"/>
+            </w:r>
+            <w:r>
+              <w:rPr>
+                <w:noProof/>
+                <w:webHidden/>
+              </w:rPr>
+              <w:instrText xml:space="preserve"> PAGEREF _Toc233668307 \h </w:instrText>
+            </w:r>
+            <w:r>
+              <w:rPr>
+                <w:noProof/>
+                <w:webHidden/>
+              </w:rPr>
+            </w:r>
+            <w:r>
+              <w:rPr>
+                <w:noProof/>
+                <w:webHidden/>
+              </w:rPr>
+              <w:fldChar w:fldCharType="separate"/>
+            </w:r>
+            <w:r>
+              <w:rPr>
+                <w:noProof/>
+                <w:webHidden/>
+              </w:rPr>
+              <w:t>9</w:t>
+            </w:r>
+            <w:r>
+              <w:rPr>
+                <w:noProof/>
+                <w:webHidden/>
+              </w:rPr>
+              <w:fldChar w:fldCharType="end"/>
+            </w:r>
+          </w:hyperlink>
+        </w:p>
+        <w:p>
+          <w:pPr>
+            <w:pStyle w:val="14"/>
+            <w:rPr>
+              <w:rFonts w:asciiTheme="minorHAnsi" w:eastAsiaTheme="minorEastAsia" w:hAnsiTheme="minorHAnsi"/>
+              <w:noProof/>
+              <w:kern w:val="2"/>
+              <w:lang w:val="ru-RU" w:eastAsia="ru-RU"/>
+              <w14:ligatures w14:val="standardContextual"/>
+            </w:rPr>
+          </w:pPr>
+          <w:hyperlink w:anchor="_Toc233668308" w:history="1">
+            <w:r>
+              <w:rPr>
+                <w:rStyle w:val="aff8"/>
+                <w:rFonts w:eastAsiaTheme="majorEastAsia" w:cs="Times New Roman"/>
+                <w:noProof/>
                 <w:sz w:val="28"/>
                 <w:szCs w:val="28"/>
-              </w:rPr>
-              <w:fldChar w:fldCharType="begin"/>
+                <w:lang w:val="ru-RU"/>
+              </w:rPr>
+              <w:t>7 СТАДИИ И ЭТАПЫ РАЗРАБОТКИ</w:t>
             </w:r>
             <w:r>
               <w:rPr>
                 <w:noProof/>
                 <w:webHidden/>
+              </w:rPr>
+              <w:tab/>
+            </w:r>
+            <w:r>
+              <w:rPr>
+                <w:noProof/>
+                <w:webHidden/>
+              </w:rPr>
+              <w:fldChar w:fldCharType="begin"/>
+            </w:r>
+            <w:r>
+              <w:rPr>
+                <w:noProof/>
+                <w:webHidden/>
+              </w:rPr>
+              <w:instrText xml:space="preserve"> PAGEREF _Toc233668308 \h </w:instrText>
+            </w:r>
+            <w:r>
+              <w:rPr>
+                <w:noProof/>
+                <w:webHidden/>
+              </w:rPr>
+            </w:r>
+            <w:r>
+              <w:rPr>
+                <w:noProof/>
+                <w:webHidden/>
+              </w:rPr>
+              <w:fldChar w:fldCharType="separate"/>
+            </w:r>
+            <w:r>
+              <w:rPr>
+                <w:noProof/>
+                <w:webHidden/>
+              </w:rPr>
+              <w:t>9</w:t>
+            </w:r>
+            <w:r>
+              <w:rPr>
+                <w:noProof/>
+                <w:webHidden/>
+              </w:rPr>
+              <w:fldChar w:fldCharType="end"/>
+            </w:r>
+          </w:hyperlink>
+        </w:p>
+        <w:p>
+          <w:pPr>
+            <w:pStyle w:val="14"/>
+            <w:rPr>
+              <w:rFonts w:asciiTheme="minorHAnsi" w:eastAsiaTheme="minorEastAsia" w:hAnsiTheme="minorHAnsi"/>
+              <w:noProof/>
+              <w:kern w:val="2"/>
+              <w:lang w:val="ru-RU" w:eastAsia="ru-RU"/>
+              <w14:ligatures w14:val="standardContextual"/>
+            </w:rPr>
+          </w:pPr>
+          <w:hyperlink w:anchor="_Toc233668309" w:history="1">
+            <w:r>
+              <w:rPr>
+                <w:rStyle w:val="aff8"/>
+                <w:rFonts w:eastAsiaTheme="majorEastAsia" w:cs="Times New Roman"/>
+                <w:noProof/>
                 <w:sz w:val="28"/>
                 <w:szCs w:val="28"/>
-              </w:rPr>
-              <w:instrText xml:space="preserve"> PAGEREF _Toc233384170 \h </w:instrText>
+                <w:lang w:val="ru-RU"/>
+              </w:rPr>
+              <w:t>8 ПОРЯДОК КОНТРОЛЯ И ПРИЕМКИ</w:t>
             </w:r>
             <w:r>
               <w:rPr>
                 <w:noProof/>
                 <w:webHidden/>
+              </w:rPr>
+              <w:tab/>
+            </w:r>
+            <w:r>
+              <w:rPr>
+                <w:noProof/>
+                <w:webHidden/>
+              </w:rPr>
+              <w:fldChar w:fldCharType="begin"/>
+            </w:r>
+            <w:r>
+              <w:rPr>
+                <w:noProof/>
+                <w:webHidden/>
+              </w:rPr>
+              <w:instrText xml:space="preserve"> PAGEREF _Toc233668309 \h </w:instrText>
+            </w:r>
+            <w:r>
+              <w:rPr>
+                <w:noProof/>
+                <w:webHidden/>
+              </w:rPr>
+            </w:r>
+            <w:r>
+              <w:rPr>
+                <w:noProof/>
+                <w:webHidden/>
+              </w:rPr>
+              <w:fldChar w:fldCharType="separate"/>
+            </w:r>
+            <w:r>
+              <w:rPr>
+                <w:noProof/>
+                <w:webHidden/>
+              </w:rPr>
+              <w:t>10</w:t>
+            </w:r>
+            <w:r>
+              <w:rPr>
+                <w:noProof/>
+                <w:webHidden/>
+              </w:rPr>
+              <w:fldChar w:fldCharType="end"/>
+            </w:r>
+          </w:hyperlink>
+        </w:p>
+        <w:p>
+          <w:pPr>
+            <w:pStyle w:val="14"/>
+            <w:rPr>
+              <w:rFonts w:asciiTheme="minorHAnsi" w:eastAsiaTheme="minorEastAsia" w:hAnsiTheme="minorHAnsi"/>
+              <w:noProof/>
+              <w:kern w:val="2"/>
+              <w:lang w:val="ru-RU" w:eastAsia="ru-RU"/>
+              <w14:ligatures w14:val="standardContextual"/>
+            </w:rPr>
+          </w:pPr>
+          <w:hyperlink w:anchor="_Toc233668310" w:history="1">
+            <w:r>
+              <w:rPr>
+                <w:rStyle w:val="aff8"/>
+                <w:rFonts w:eastAsiaTheme="majorEastAsia" w:cs="Times New Roman"/>
+                <w:noProof/>
                 <w:sz w:val="28"/>
                 <w:szCs w:val="28"/>
-              </w:rPr>
+                <w:lang w:val="ru-RU"/>
+              </w:rPr>
+              <w:t>ПРИЛОЖЕНИЕ</w:t>
             </w:r>
             <w:r>
               <w:rPr>
                 <w:noProof/>
                 <w:webHidden/>
-                <w:sz w:val="28"/>
-                <w:szCs w:val="28"/>
-              </w:rPr>
-              <w:fldChar w:fldCharType="separate"/>
+              </w:rPr>
+              <w:tab/>
             </w:r>
             <w:r>
               <w:rPr>
                 <w:noProof/>
                 <w:webHidden/>
-                <w:sz w:val="28"/>
-                <w:szCs w:val="28"/>
-              </w:rPr>
-              <w:t>9</w:t>
+              </w:rPr>
+              <w:fldChar w:fldCharType="begin"/>
             </w:r>
             <w:r>
               <w:rPr>
                 <w:noProof/>
                 <w:webHidden/>
-                <w:sz w:val="28"/>
-                <w:szCs w:val="28"/>
+              </w:rPr>
+              <w:instrText xml:space="preserve"> PAGEREF _Toc233668310 \h </w:instrText>
+            </w:r>
+            <w:r>
+              <w:rPr>
+                <w:noProof/>
+                <w:webHidden/>
+              </w:rPr>
+            </w:r>
+            <w:r>
+              <w:rPr>
+                <w:noProof/>
+                <w:webHidden/>
+              </w:rPr>
+              <w:fldChar w:fldCharType="separate"/>
+            </w:r>
+            <w:r>
+              <w:rPr>
+                <w:noProof/>
+                <w:webHidden/>
+              </w:rPr>
+              <w:t>11</w:t>
+            </w:r>
+            <w:r>
+              <w:rPr>
+                <w:noProof/>
+                <w:webHidden/>
               </w:rPr>
               <w:fldChar w:fldCharType="end"/>
             </w:r>
@@ -2586,13 +2612,11 @@
               <w:rFonts w:asciiTheme="minorHAnsi" w:eastAsiaTheme="minorEastAsia" w:hAnsiTheme="minorHAnsi"/>
               <w:noProof/>
               <w:kern w:val="2"/>
-              <w:sz w:val="28"/>
-              <w:szCs w:val="28"/>
               <w:lang w:val="ru-RU" w:eastAsia="ru-RU"/>
               <w14:ligatures w14:val="standardContextual"/>
             </w:rPr>
           </w:pPr>
-          <w:hyperlink w:anchor="_Toc233384171" w:history="1">
+          <w:hyperlink w:anchor="_Toc233668311" w:history="1">
             <w:r>
               <w:rPr>
                 <w:rStyle w:val="aff8"/>
@@ -2608,8 +2632,6 @@
               <w:rPr>
                 <w:noProof/>
                 <w:webHidden/>
-                <w:sz w:val="28"/>
-                <w:szCs w:val="28"/>
               </w:rPr>
               <w:tab/>
             </w:r>
@@ -2617,8 +2639,6 @@
               <w:rPr>
                 <w:noProof/>
                 <w:webHidden/>
-                <w:sz w:val="28"/>
-                <w:szCs w:val="28"/>
               </w:rPr>
               <w:fldChar w:fldCharType="begin"/>
             </w:r>
@@ -2626,25 +2646,19 @@
               <w:rPr>
                 <w:noProof/>
                 <w:webHidden/>
-                <w:sz w:val="28"/>
-                <w:szCs w:val="28"/>
-              </w:rPr>
-              <w:instrText xml:space="preserve"> PAGEREF _Toc233384171 \h </w:instrText>
+              </w:rPr>
+              <w:instrText xml:space="preserve"> PAGEREF _Toc233668311 \h </w:instrText>
             </w:r>
             <w:r>
               <w:rPr>
                 <w:noProof/>
                 <w:webHidden/>
-                <w:sz w:val="28"/>
-                <w:szCs w:val="28"/>
               </w:rPr>
             </w:r>
             <w:r>
               <w:rPr>
                 <w:noProof/>
                 <w:webHidden/>
-                <w:sz w:val="28"/>
-                <w:szCs w:val="28"/>
               </w:rPr>
               <w:fldChar w:fldCharType="separate"/>
             </w:r>
@@ -2652,23 +2666,23 @@
               <w:rPr>
                 <w:noProof/>
                 <w:webHidden/>
-                <w:sz w:val="28"/>
-                <w:szCs w:val="28"/>
-              </w:rPr>
-              <w:t>9</w:t>
+              </w:rPr>
+              <w:t>11</w:t>
             </w:r>
             <w:r>
               <w:rPr>
                 <w:noProof/>
                 <w:webHidden/>
-                <w:sz w:val="28"/>
-                <w:szCs w:val="28"/>
               </w:rPr>
               <w:fldChar w:fldCharType="end"/>
             </w:r>
           </w:hyperlink>
         </w:p>
         <w:p>
+          <w:pPr>
+            <w:spacing w:after="0"/>
+            <w:jc w:val="both"/>
+          </w:pPr>
           <w:r>
             <w:rPr>
               <w:b/>
@@ -2719,7 +2733,7 @@
           <w:lang w:val="ru-RU"/>
         </w:rPr>
       </w:pPr>
-      <w:bookmarkStart w:id="0" w:name="_Toc233384154"/>
+      <w:bookmarkStart w:id="0" w:name="_Toc233668290"/>
       <w:r>
         <w:rPr>
           <w:rFonts w:ascii="Times New Roman" w:hAnsi="Times New Roman" w:cs="Times New Roman"/>
@@ -2819,7 +2833,7 @@
           <w:lang w:val="ru-RU"/>
         </w:rPr>
       </w:pPr>
-      <w:bookmarkStart w:id="1" w:name="_Toc233384155"/>
+      <w:bookmarkStart w:id="1" w:name="_Toc233668291"/>
       <w:r>
         <w:rPr>
           <w:rFonts w:ascii="Times New Roman" w:hAnsi="Times New Roman" w:cs="Times New Roman"/>
@@ -2941,7 +2955,7 @@
           <w:lang w:val="ru-RU"/>
         </w:rPr>
       </w:pPr>
-      <w:bookmarkStart w:id="2" w:name="_Toc233384156"/>
+      <w:bookmarkStart w:id="2" w:name="_Toc233668292"/>
       <w:r>
         <w:rPr>
           <w:rFonts w:ascii="Times New Roman" w:hAnsi="Times New Roman" w:cs="Times New Roman"/>
@@ -3119,7 +3133,7 @@
           <w:lang w:val="ru-RU"/>
         </w:rPr>
       </w:pPr>
-      <w:bookmarkStart w:id="3" w:name="_Toc233384157"/>
+      <w:bookmarkStart w:id="3" w:name="_Toc233668293"/>
       <w:r>
         <w:rPr>
           <w:rFonts w:ascii="Times New Roman" w:hAnsi="Times New Roman" w:cs="Times New Roman"/>
@@ -3167,7 +3181,7 @@
         </w:rPr>
         <w:t xml:space="preserve"> </w:t>
       </w:r>
-      <w:bookmarkStart w:id="4" w:name="_Toc233384158"/>
+      <w:bookmarkStart w:id="4" w:name="_Toc233668294"/>
       <w:r>
         <w:rPr>
           <w:rFonts w:ascii="Times New Roman" w:hAnsi="Times New Roman" w:cs="Times New Roman"/>
@@ -3540,7 +3554,7 @@
           <w:lang w:val="ru-RU"/>
         </w:rPr>
       </w:pPr>
-      <w:bookmarkStart w:id="5" w:name="_Toc233384159"/>
+      <w:bookmarkStart w:id="5" w:name="_Toc233668295"/>
       <w:r>
         <w:rPr>
           <w:rFonts w:ascii="Times New Roman" w:hAnsi="Times New Roman" w:cs="Times New Roman"/>
@@ -3610,6 +3624,7 @@
           <w:szCs w:val="28"/>
           <w:lang w:val="ru-RU"/>
         </w:rPr>
+        <w:lastRenderedPageBreak/>
         <w:t>При недоступности сервера или отсутствии подключения к сети приложение должно сообщать пользователю, что операция не выполнена.</w:t>
       </w:r>
     </w:p>
@@ -3630,7 +3645,6 @@
           <w:szCs w:val="28"/>
           <w:lang w:val="ru-RU"/>
         </w:rPr>
-        <w:lastRenderedPageBreak/>
         <w:t xml:space="preserve">При разрыве </w:t>
       </w:r>
       <w:proofErr w:type="spellStart"/>
@@ -3797,7 +3811,7 @@
           <w:lang w:val="ru-RU"/>
         </w:rPr>
       </w:pPr>
-      <w:bookmarkStart w:id="6" w:name="_Toc233384160"/>
+      <w:bookmarkStart w:id="6" w:name="_Toc233668296"/>
       <w:r>
         <w:rPr>
           <w:rFonts w:ascii="Times New Roman" w:hAnsi="Times New Roman" w:cs="Times New Roman"/>
@@ -3928,7 +3942,7 @@
           <w:lang w:val="ru-RU"/>
         </w:rPr>
       </w:pPr>
-      <w:bookmarkStart w:id="7" w:name="_Toc233384161"/>
+      <w:bookmarkStart w:id="7" w:name="_Toc233668297"/>
       <w:r>
         <w:rPr>
           <w:rFonts w:ascii="Times New Roman" w:hAnsi="Times New Roman" w:cs="Times New Roman"/>
@@ -4036,6 +4050,7 @@
           <w:szCs w:val="28"/>
           <w:lang w:val="ru-RU"/>
         </w:rPr>
+        <w:lastRenderedPageBreak/>
         <w:t xml:space="preserve">Требования к процессору, оперативке и дисковому пространству не устанавливаются, так как нет информации об ожидаемой нагрузке. </w:t>
       </w:r>
     </w:p>
@@ -4051,7 +4066,7 @@
           <w:lang w:val="ru-RU"/>
         </w:rPr>
       </w:pPr>
-      <w:bookmarkStart w:id="8" w:name="_Toc233384162"/>
+      <w:bookmarkStart w:id="8" w:name="_Toc233668298"/>
       <w:r>
         <w:rPr>
           <w:rFonts w:ascii="Times New Roman" w:hAnsi="Times New Roman" w:cs="Times New Roman"/>
@@ -4060,7 +4075,6 @@
           <w:szCs w:val="32"/>
           <w:lang w:val="ru-RU"/>
         </w:rPr>
-        <w:lastRenderedPageBreak/>
         <w:t>3.5 Требования к информационной и программной совместимости</w:t>
       </w:r>
       <w:bookmarkEnd w:id="8"/>
@@ -4586,7 +4600,7 @@
           <w:lang w:val="ru-RU"/>
         </w:rPr>
       </w:pPr>
-      <w:bookmarkStart w:id="9" w:name="_Toc233384163"/>
+      <w:bookmarkStart w:id="9" w:name="_Toc233668299"/>
       <w:r>
         <w:rPr>
           <w:rFonts w:ascii="Times New Roman" w:hAnsi="Times New Roman" w:cs="Times New Roman"/>
@@ -4690,7 +4704,7 @@
           <w:lang w:val="ru-RU"/>
         </w:rPr>
       </w:pPr>
-      <w:bookmarkStart w:id="10" w:name="_Toc233384164"/>
+      <w:bookmarkStart w:id="10" w:name="_Toc233668300"/>
       <w:r>
         <w:rPr>
           <w:rFonts w:ascii="Times New Roman" w:hAnsi="Times New Roman" w:cs="Times New Roman"/>
@@ -4699,6 +4713,7 @@
           <w:szCs w:val="32"/>
           <w:lang w:val="ru-RU"/>
         </w:rPr>
+        <w:lastRenderedPageBreak/>
         <w:t>3.7 Требования к транспортированию и хранению</w:t>
       </w:r>
       <w:bookmarkEnd w:id="10"/>
@@ -4766,7 +4781,7 @@
           <w:lang w:val="ru-RU"/>
         </w:rPr>
       </w:pPr>
-      <w:bookmarkStart w:id="11" w:name="_Toc233384165"/>
+      <w:bookmarkStart w:id="11" w:name="_Toc233668301"/>
       <w:r>
         <w:rPr>
           <w:rFonts w:ascii="Times New Roman" w:hAnsi="Times New Roman" w:cs="Times New Roman"/>
@@ -4775,7 +4790,6 @@
           <w:szCs w:val="32"/>
           <w:lang w:val="ru-RU"/>
         </w:rPr>
-        <w:lastRenderedPageBreak/>
         <w:t>4 ПРОЕКТИРОВАНИЕ БАЗЫ ДАННЫХ</w:t>
       </w:r>
       <w:bookmarkEnd w:id="11"/>
@@ -4792,7 +4806,7 @@
           <w:lang w:val="ru-RU"/>
         </w:rPr>
       </w:pPr>
-      <w:bookmarkStart w:id="12" w:name="_Toc233384166"/>
+      <w:bookmarkStart w:id="12" w:name="_Toc233668302"/>
       <w:r>
         <w:rPr>
           <w:rFonts w:ascii="Times New Roman" w:hAnsi="Times New Roman" w:cs="Times New Roman"/>
@@ -4836,7 +4850,7 @@
           <w:lang w:val="ru-RU"/>
         </w:rPr>
       </w:pPr>
-      <w:bookmarkStart w:id="13" w:name="_Toc233384167"/>
+      <w:bookmarkStart w:id="13" w:name="_Toc233668303"/>
       <w:r>
         <w:rPr>
           <w:rFonts w:ascii="Times New Roman" w:hAnsi="Times New Roman" w:cs="Times New Roman"/>
@@ -5128,7 +5142,7 @@
           <w:lang w:val="ru-RU"/>
         </w:rPr>
       </w:pPr>
-      <w:bookmarkStart w:id="14" w:name="_Toc233384168"/>
+      <w:bookmarkStart w:id="14" w:name="_Toc233668304"/>
       <w:r>
         <w:rPr>
           <w:rFonts w:ascii="Times New Roman" w:hAnsi="Times New Roman" w:cs="Times New Roman"/>
@@ -5196,6 +5210,7 @@
           <w:szCs w:val="28"/>
           <w:lang w:val="ru-RU"/>
         </w:rPr>
+        <w:lastRenderedPageBreak/>
         <w:t xml:space="preserve">Таблица 4.1 – Состав сущности </w:t>
       </w:r>
       <w:proofErr w:type="spellStart"/>
@@ -5215,7 +5230,7 @@
       <w:tblPr>
         <w:tblStyle w:val="aff0"/>
         <w:tblW w:w="0" w:type="auto"/>
-        <w:jc w:val="center"/>
+        <w:jc w:val="right"/>
         <w:tblLook w:val="04A0" w:firstRow="1" w:lastRow="0" w:firstColumn="1" w:lastColumn="0" w:noHBand="0" w:noVBand="1"/>
       </w:tblPr>
       <w:tblGrid>
@@ -5226,7 +5241,7 @@
       <w:tr>
         <w:trPr>
           <w:trHeight w:val="397"/>
-          <w:jc w:val="center"/>
+          <w:jc w:val="right"/>
         </w:trPr>
         <w:tc>
           <w:tcPr>
@@ -5325,7 +5340,7 @@
       <w:tr>
         <w:trPr>
           <w:trHeight w:val="397"/>
-          <w:jc w:val="center"/>
+          <w:jc w:val="right"/>
         </w:trPr>
         <w:tc>
           <w:tcPr>
@@ -5413,7 +5428,7 @@
       <w:tr>
         <w:trPr>
           <w:trHeight w:val="397"/>
-          <w:jc w:val="center"/>
+          <w:jc w:val="right"/>
         </w:trPr>
         <w:tc>
           <w:tcPr>
@@ -5512,7 +5527,7 @@
       <w:tr>
         <w:trPr>
           <w:trHeight w:val="397"/>
-          <w:jc w:val="center"/>
+          <w:jc w:val="right"/>
         </w:trPr>
         <w:tc>
           <w:tcPr>
@@ -5611,7 +5626,7 @@
       <w:tr>
         <w:trPr>
           <w:trHeight w:val="397"/>
-          <w:jc w:val="center"/>
+          <w:jc w:val="right"/>
         </w:trPr>
         <w:tc>
           <w:tcPr>
@@ -5719,7 +5734,6 @@
           <w:szCs w:val="28"/>
           <w:lang w:val="ru-RU"/>
         </w:rPr>
-        <w:lastRenderedPageBreak/>
         <w:t xml:space="preserve">Таблица 4.2 – Состав сущности </w:t>
       </w:r>
       <w:proofErr w:type="spellStart"/>
@@ -6099,6 +6113,7 @@
       <w:tblPr>
         <w:tblStyle w:val="aff0"/>
         <w:tblW w:w="9776" w:type="dxa"/>
+        <w:jc w:val="right"/>
         <w:tblLayout w:type="fixed"/>
         <w:tblLook w:val="04A0" w:firstRow="1" w:lastRow="0" w:firstColumn="1" w:lastColumn="0" w:noHBand="0" w:noVBand="1"/>
       </w:tblPr>
@@ -6108,6 +6123,9 @@
         <w:gridCol w:w="5657"/>
       </w:tblGrid>
       <w:tr>
+        <w:trPr>
+          <w:jc w:val="right"/>
+        </w:trPr>
         <w:tc>
           <w:tcPr>
             <w:tcW w:w="2285" w:type="dxa"/>
@@ -6203,6 +6221,9 @@
         </w:tc>
       </w:tr>
       <w:tr>
+        <w:trPr>
+          <w:jc w:val="right"/>
+        </w:trPr>
         <w:tc>
           <w:tcPr>
             <w:tcW w:w="2285" w:type="dxa"/>
@@ -6287,6 +6308,9 @@
         </w:tc>
       </w:tr>
       <w:tr>
+        <w:trPr>
+          <w:jc w:val="right"/>
+        </w:trPr>
         <w:tc>
           <w:tcPr>
             <w:tcW w:w="2285" w:type="dxa"/>
@@ -6372,6 +6396,9 @@
         </w:tc>
       </w:tr>
       <w:tr>
+        <w:trPr>
+          <w:jc w:val="right"/>
+        </w:trPr>
         <w:tc>
           <w:tcPr>
             <w:tcW w:w="2285" w:type="dxa"/>
@@ -6457,6 +6484,9 @@
         </w:tc>
       </w:tr>
       <w:tr>
+        <w:trPr>
+          <w:jc w:val="right"/>
+        </w:trPr>
         <w:tc>
           <w:tcPr>
             <w:tcW w:w="2285" w:type="dxa"/>
@@ -6541,6 +6571,9 @@
         </w:tc>
       </w:tr>
       <w:tr>
+        <w:trPr>
+          <w:jc w:val="right"/>
+        </w:trPr>
         <w:tc>
           <w:tcPr>
             <w:tcW w:w="2285" w:type="dxa"/>
@@ -6633,6 +6666,9 @@
         </w:tc>
       </w:tr>
       <w:tr>
+        <w:trPr>
+          <w:jc w:val="right"/>
+        </w:trPr>
         <w:tc>
           <w:tcPr>
             <w:tcW w:w="2285" w:type="dxa"/>
@@ -6765,7 +6801,7 @@
           <w:lang w:val="ru-RU"/>
         </w:rPr>
       </w:pPr>
-      <w:bookmarkStart w:id="15" w:name="_Toc233384169"/>
+      <w:bookmarkStart w:id="15" w:name="_Toc233668305"/>
       <w:r>
         <w:rPr>
           <w:rFonts w:ascii="Times New Roman" w:hAnsi="Times New Roman" w:cs="Times New Roman"/>
@@ -7001,7 +7037,33 @@
     </w:p>
     <w:p>
       <w:pPr>
+        <w:ind w:firstLine="0"/>
+        <w:jc w:val="both"/>
+        <w:rPr>
+          <w:sz w:val="28"/>
+          <w:szCs w:val="28"/>
+          <w:lang w:val="ru-RU"/>
+        </w:rPr>
+      </w:pPr>
+    </w:p>
+    <w:p>
+      <w:pPr>
+        <w:ind w:firstLine="0"/>
+        <w:jc w:val="both"/>
+        <w:rPr>
+          <w:sz w:val="28"/>
+          <w:szCs w:val="28"/>
+          <w:lang w:val="ru-RU"/>
+        </w:rPr>
+      </w:pPr>
+    </w:p>
+    <w:p>
+      <w:pPr>
         <w:pStyle w:val="1"/>
+        <w:numPr>
+          <w:ilvl w:val="0"/>
+          <w:numId w:val="28"/>
+        </w:numPr>
         <w:jc w:val="center"/>
         <w:rPr>
           <w:rFonts w:ascii="Times New Roman" w:hAnsi="Times New Roman" w:cs="Times New Roman"/>
@@ -7011,7 +7073,7 @@
           <w:lang w:val="ru-RU"/>
         </w:rPr>
       </w:pPr>
-      <w:bookmarkStart w:id="16" w:name="_Toc233384170"/>
+      <w:bookmarkStart w:id="16" w:name="_Toc233668306"/>
       <w:r>
         <w:rPr>
           <w:rFonts w:ascii="Times New Roman" w:hAnsi="Times New Roman" w:cs="Times New Roman"/>
@@ -7021,15 +7083,232 @@
           <w:lang w:val="ru-RU"/>
         </w:rPr>
         <w:lastRenderedPageBreak/>
-        <w:t>ПРИЛОЖЕНИЕ</w:t>
+        <w:t>ТРЕБОВАНИЯ К ПРОГРАММНОЙ ДОКУМЕНТАЦИИ</w:t>
       </w:r>
       <w:bookmarkEnd w:id="16"/>
     </w:p>
     <w:p>
       <w:pPr>
-        <w:pStyle w:val="21"/>
-        <w:spacing w:line="240" w:lineRule="auto"/>
+        <w:spacing w:after="0"/>
         <w:ind w:firstLine="0"/>
+        <w:jc w:val="both"/>
+        <w:rPr>
+          <w:sz w:val="28"/>
+          <w:szCs w:val="28"/>
+          <w:lang w:val="ru-RU"/>
+        </w:rPr>
+      </w:pPr>
+      <w:r>
+        <w:rPr>
+          <w:sz w:val="28"/>
+          <w:szCs w:val="28"/>
+          <w:lang w:val="ru-RU"/>
+        </w:rPr>
+        <w:t>В составе программной документации должны быть подготовлены:</w:t>
+      </w:r>
+    </w:p>
+    <w:p>
+      <w:pPr>
+        <w:pStyle w:val="ae"/>
+        <w:numPr>
+          <w:ilvl w:val="0"/>
+          <w:numId w:val="27"/>
+        </w:numPr>
+        <w:spacing w:after="0"/>
+        <w:ind w:left="851" w:hanging="283"/>
+        <w:jc w:val="both"/>
+        <w:rPr>
+          <w:sz w:val="28"/>
+          <w:szCs w:val="28"/>
+          <w:lang w:val="ru-RU"/>
+        </w:rPr>
+      </w:pPr>
+      <w:r>
+        <w:rPr>
+          <w:sz w:val="28"/>
+          <w:szCs w:val="28"/>
+          <w:lang w:val="ru-RU"/>
+        </w:rPr>
+        <w:t>техническое задание на разработку программы;</w:t>
+      </w:r>
+    </w:p>
+    <w:p>
+      <w:pPr>
+        <w:pStyle w:val="ae"/>
+        <w:numPr>
+          <w:ilvl w:val="0"/>
+          <w:numId w:val="27"/>
+        </w:numPr>
+        <w:spacing w:after="0"/>
+        <w:ind w:left="851" w:hanging="283"/>
+        <w:jc w:val="both"/>
+        <w:rPr>
+          <w:sz w:val="28"/>
+          <w:szCs w:val="28"/>
+          <w:lang w:val="ru-RU"/>
+        </w:rPr>
+      </w:pPr>
+      <w:r>
+        <w:rPr>
+          <w:sz w:val="28"/>
+          <w:szCs w:val="28"/>
+          <w:lang w:val="ru-RU"/>
+        </w:rPr>
+        <w:t>UML-диаграммы основных функций и структуры приложения;</w:t>
+      </w:r>
+    </w:p>
+    <w:p>
+      <w:pPr>
+        <w:pStyle w:val="ae"/>
+        <w:numPr>
+          <w:ilvl w:val="0"/>
+          <w:numId w:val="27"/>
+        </w:numPr>
+        <w:spacing w:after="0"/>
+        <w:ind w:left="851" w:hanging="283"/>
+        <w:jc w:val="both"/>
+        <w:rPr>
+          <w:sz w:val="28"/>
+          <w:szCs w:val="28"/>
+          <w:lang w:val="ru-RU"/>
+        </w:rPr>
+      </w:pPr>
+      <w:r>
+        <w:rPr>
+          <w:sz w:val="28"/>
+          <w:szCs w:val="28"/>
+          <w:lang w:val="ru-RU"/>
+        </w:rPr>
+        <w:t>описание SOAP-сервиса в виде XSD-схемы и WSDL-описания;</w:t>
+      </w:r>
+    </w:p>
+    <w:p>
+      <w:pPr>
+        <w:pStyle w:val="ae"/>
+        <w:numPr>
+          <w:ilvl w:val="0"/>
+          <w:numId w:val="27"/>
+        </w:numPr>
+        <w:spacing w:after="0"/>
+        <w:ind w:left="851" w:hanging="283"/>
+        <w:jc w:val="both"/>
+        <w:rPr>
+          <w:sz w:val="28"/>
+          <w:szCs w:val="28"/>
+          <w:lang w:val="ru-RU"/>
+        </w:rPr>
+      </w:pPr>
+      <w:r>
+        <w:rPr>
+          <w:sz w:val="28"/>
+          <w:szCs w:val="28"/>
+          <w:lang w:val="ru-RU"/>
+        </w:rPr>
+        <w:t>описание структуры базы данных и миграции для её создания;</w:t>
+      </w:r>
+    </w:p>
+    <w:p>
+      <w:pPr>
+        <w:pStyle w:val="ae"/>
+        <w:numPr>
+          <w:ilvl w:val="0"/>
+          <w:numId w:val="27"/>
+        </w:numPr>
+        <w:spacing w:after="0"/>
+        <w:ind w:left="851" w:hanging="283"/>
+        <w:jc w:val="both"/>
+        <w:rPr>
+          <w:sz w:val="28"/>
+          <w:szCs w:val="28"/>
+          <w:lang w:val="ru-RU"/>
+        </w:rPr>
+      </w:pPr>
+      <w:r>
+        <w:rPr>
+          <w:sz w:val="28"/>
+          <w:szCs w:val="28"/>
+          <w:lang w:val="ru-RU"/>
+        </w:rPr>
+        <w:t>исходный код мобильного приложения и серверной части программы</w:t>
+      </w:r>
+      <w:r>
+        <w:rPr>
+          <w:sz w:val="28"/>
+          <w:szCs w:val="28"/>
+          <w:lang w:val="ru-RU"/>
+        </w:rPr>
+        <w:t>;</w:t>
+      </w:r>
+    </w:p>
+    <w:p>
+      <w:pPr>
+        <w:pStyle w:val="ae"/>
+        <w:numPr>
+          <w:ilvl w:val="0"/>
+          <w:numId w:val="27"/>
+        </w:numPr>
+        <w:spacing w:after="0"/>
+        <w:ind w:left="851" w:hanging="283"/>
+        <w:jc w:val="both"/>
+        <w:rPr>
+          <w:sz w:val="28"/>
+          <w:szCs w:val="28"/>
+          <w:lang w:val="ru-RU"/>
+        </w:rPr>
+      </w:pPr>
+      <w:r>
+        <w:rPr>
+          <w:sz w:val="28"/>
+          <w:szCs w:val="28"/>
+          <w:lang w:val="ru-RU"/>
+        </w:rPr>
+        <w:t>инструкция по развертыванию и запуску программы.</w:t>
+      </w:r>
+    </w:p>
+    <w:p>
+      <w:pPr>
+        <w:spacing w:after="0"/>
+        <w:ind w:firstLine="360"/>
+        <w:jc w:val="both"/>
+        <w:rPr>
+          <w:sz w:val="28"/>
+          <w:szCs w:val="28"/>
+          <w:lang w:val="ru-RU"/>
+        </w:rPr>
+      </w:pPr>
+      <w:r>
+        <w:rPr>
+          <w:sz w:val="28"/>
+          <w:szCs w:val="28"/>
+          <w:lang w:val="ru-RU"/>
+        </w:rPr>
+        <w:t xml:space="preserve">Документация и исходные тексты программы должны быть размещены в </w:t>
+      </w:r>
+      <w:proofErr w:type="spellStart"/>
+      <w:r>
+        <w:rPr>
+          <w:sz w:val="28"/>
+          <w:szCs w:val="28"/>
+          <w:lang w:val="ru-RU"/>
+        </w:rPr>
+        <w:t>Git</w:t>
+      </w:r>
+      <w:proofErr w:type="spellEnd"/>
+      <w:r>
+        <w:rPr>
+          <w:sz w:val="28"/>
+          <w:szCs w:val="28"/>
+          <w:lang w:val="ru-RU"/>
+        </w:rPr>
+        <w:t>-репозитории проекта.</w:t>
+      </w:r>
+    </w:p>
+    <w:p>
+      <w:pPr>
+        <w:pStyle w:val="1"/>
+        <w:spacing w:after="240"/>
+        <w:ind w:firstLine="0"/>
+        <w:jc w:val="center"/>
         <w:rPr>
           <w:rFonts w:ascii="Times New Roman" w:hAnsi="Times New Roman" w:cs="Times New Roman"/>
           <w:color w:val="auto"/>
@@ -7038,7 +7317,7 @@
           <w:lang w:val="ru-RU"/>
         </w:rPr>
       </w:pPr>
-      <w:bookmarkStart w:id="17" w:name="_Toc233384171"/>
+      <w:bookmarkStart w:id="17" w:name="_Toc233668307"/>
       <w:r>
         <w:rPr>
           <w:rFonts w:ascii="Times New Roman" w:hAnsi="Times New Roman" w:cs="Times New Roman"/>
@@ -7047,9 +7326,34 @@
           <w:szCs w:val="32"/>
           <w:lang w:val="ru-RU"/>
         </w:rPr>
-        <w:t xml:space="preserve">Приложение А </w:t>
-      </w:r>
-      <w:r>
+        <w:t>6 ТЕХНИКО-ЭКОНОМИЧЕСКИЕ ПОКАЗАТЕЛИ</w:t>
+      </w:r>
+      <w:bookmarkEnd w:id="17"/>
+    </w:p>
+    <w:p>
+      <w:pPr>
+        <w:ind w:firstLine="720"/>
+        <w:jc w:val="both"/>
+        <w:rPr>
+          <w:sz w:val="28"/>
+          <w:szCs w:val="28"/>
+          <w:lang w:val="ru-RU"/>
+        </w:rPr>
+      </w:pPr>
+      <w:r>
+        <w:rPr>
+          <w:sz w:val="28"/>
+          <w:szCs w:val="28"/>
+          <w:lang w:val="ru-RU"/>
+        </w:rPr>
+        <w:t>Разработка выполняется в учебных целях. Расчёт экономической эффективности, стоимости внедрения и сроков окупаемости не производится.</w:t>
+      </w:r>
+    </w:p>
+    <w:p>
+      <w:pPr>
+        <w:pStyle w:val="1"/>
+        <w:ind w:firstLine="0"/>
+        <w:jc w:val="center"/>
         <w:rPr>
           <w:rFonts w:ascii="Times New Roman" w:hAnsi="Times New Roman" w:cs="Times New Roman"/>
           <w:color w:val="auto"/>
@@ -7057,8 +7361,8 @@
           <w:szCs w:val="32"/>
           <w:lang w:val="ru-RU"/>
         </w:rPr>
-        <w:t>–</w:t>
-      </w:r>
+      </w:pPr>
+      <w:bookmarkStart w:id="18" w:name="_Toc233668308"/>
       <w:r>
         <w:rPr>
           <w:rFonts w:ascii="Times New Roman" w:hAnsi="Times New Roman" w:cs="Times New Roman"/>
@@ -7067,9 +7371,528 @@
           <w:szCs w:val="32"/>
           <w:lang w:val="ru-RU"/>
         </w:rPr>
+        <w:t>7 СТАДИИ И ЭТАПЫ РАЗРАБОТКИ</w:t>
+      </w:r>
+      <w:bookmarkEnd w:id="18"/>
+    </w:p>
+    <w:p>
+      <w:pPr>
+        <w:spacing w:after="0"/>
+        <w:ind w:firstLine="0"/>
+        <w:jc w:val="both"/>
+        <w:rPr>
+          <w:sz w:val="28"/>
+          <w:szCs w:val="28"/>
+          <w:lang w:val="ru-RU"/>
+        </w:rPr>
+      </w:pPr>
+      <w:r>
+        <w:rPr>
+          <w:sz w:val="28"/>
+          <w:szCs w:val="28"/>
+          <w:lang w:val="ru-RU"/>
+        </w:rPr>
+        <w:t>В ходе разработки выполняются следующие этапы:</w:t>
+      </w:r>
+    </w:p>
+    <w:p>
+      <w:pPr>
+        <w:numPr>
+          <w:ilvl w:val="0"/>
+          <w:numId w:val="29"/>
+        </w:numPr>
+        <w:spacing w:after="0"/>
+        <w:jc w:val="both"/>
+        <w:rPr>
+          <w:sz w:val="28"/>
+          <w:szCs w:val="28"/>
+          <w:lang w:val="ru-RU"/>
+        </w:rPr>
+      </w:pPr>
+      <w:r>
+        <w:rPr>
+          <w:sz w:val="28"/>
+          <w:szCs w:val="28"/>
+          <w:lang w:val="ru-RU"/>
+        </w:rPr>
+        <w:t>подготовка технического задания;</w:t>
+      </w:r>
+    </w:p>
+    <w:p>
+      <w:pPr>
+        <w:numPr>
+          <w:ilvl w:val="0"/>
+          <w:numId w:val="29"/>
+        </w:numPr>
+        <w:spacing w:after="0"/>
+        <w:jc w:val="both"/>
+        <w:rPr>
+          <w:sz w:val="28"/>
+          <w:szCs w:val="28"/>
+          <w:lang w:val="ru-RU"/>
+        </w:rPr>
+      </w:pPr>
+      <w:r>
+        <w:rPr>
+          <w:sz w:val="28"/>
+          <w:szCs w:val="28"/>
+          <w:lang w:val="ru-RU"/>
+        </w:rPr>
+        <w:t>проектирование UML-диаграмм, SOAP-контракта и базы данных;</w:t>
+      </w:r>
+    </w:p>
+    <w:p>
+      <w:pPr>
+        <w:numPr>
+          <w:ilvl w:val="0"/>
+          <w:numId w:val="29"/>
+        </w:numPr>
+        <w:spacing w:after="0"/>
+        <w:jc w:val="both"/>
+        <w:rPr>
+          <w:sz w:val="28"/>
+          <w:szCs w:val="28"/>
+          <w:lang w:val="ru-RU"/>
+        </w:rPr>
+      </w:pPr>
+      <w:r>
+        <w:rPr>
+          <w:sz w:val="28"/>
+          <w:szCs w:val="28"/>
+          <w:lang w:val="ru-RU"/>
+        </w:rPr>
+        <w:t>реализация серверной части, SOAP-сервиса и базы данных;</w:t>
+      </w:r>
+    </w:p>
+    <w:p>
+      <w:pPr>
+        <w:numPr>
+          <w:ilvl w:val="0"/>
+          <w:numId w:val="29"/>
+        </w:numPr>
+        <w:spacing w:after="0"/>
+        <w:jc w:val="both"/>
+        <w:rPr>
+          <w:sz w:val="28"/>
+          <w:szCs w:val="28"/>
+          <w:lang w:val="ru-RU"/>
+        </w:rPr>
+      </w:pPr>
+      <w:r>
+        <w:rPr>
+          <w:sz w:val="28"/>
+          <w:szCs w:val="28"/>
+          <w:lang w:val="ru-RU"/>
+        </w:rPr>
+        <w:t>реализация мобильного приложения;</w:t>
+      </w:r>
+    </w:p>
+    <w:p>
+      <w:pPr>
+        <w:numPr>
+          <w:ilvl w:val="0"/>
+          <w:numId w:val="29"/>
+        </w:numPr>
+        <w:spacing w:after="0"/>
+        <w:jc w:val="both"/>
+        <w:rPr>
+          <w:sz w:val="28"/>
+          <w:szCs w:val="28"/>
+          <w:lang w:val="ru-RU"/>
+        </w:rPr>
+      </w:pPr>
+      <w:r>
+        <w:rPr>
+          <w:sz w:val="28"/>
+          <w:szCs w:val="28"/>
+          <w:lang w:val="ru-RU"/>
+        </w:rPr>
+        <w:t xml:space="preserve">реализация обмена новыми сообщениями в реальном времени через </w:t>
+      </w:r>
+      <w:proofErr w:type="spellStart"/>
+      <w:r>
+        <w:rPr>
+          <w:sz w:val="28"/>
+          <w:szCs w:val="28"/>
+          <w:lang w:val="ru-RU"/>
+        </w:rPr>
+        <w:t>WebSocket</w:t>
+      </w:r>
+      <w:proofErr w:type="spellEnd"/>
+      <w:r>
+        <w:rPr>
+          <w:sz w:val="28"/>
+          <w:szCs w:val="28"/>
+          <w:lang w:val="ru-RU"/>
+        </w:rPr>
+        <w:t>;</w:t>
+      </w:r>
+    </w:p>
+    <w:p>
+      <w:pPr>
+        <w:numPr>
+          <w:ilvl w:val="0"/>
+          <w:numId w:val="29"/>
+        </w:numPr>
+        <w:spacing w:after="0"/>
+        <w:jc w:val="both"/>
+        <w:rPr>
+          <w:sz w:val="28"/>
+          <w:szCs w:val="28"/>
+          <w:lang w:val="ru-RU"/>
+        </w:rPr>
+      </w:pPr>
+      <w:r>
+        <w:rPr>
+          <w:sz w:val="28"/>
+          <w:szCs w:val="28"/>
+          <w:lang w:val="ru-RU"/>
+        </w:rPr>
+        <w:t>тестирование программы и подготовка программной документации;</w:t>
+      </w:r>
+    </w:p>
+    <w:p>
+      <w:pPr>
+        <w:numPr>
+          <w:ilvl w:val="0"/>
+          <w:numId w:val="29"/>
+        </w:numPr>
+        <w:spacing w:after="0"/>
+        <w:jc w:val="both"/>
+        <w:rPr>
+          <w:sz w:val="28"/>
+          <w:szCs w:val="28"/>
+          <w:lang w:val="ru-RU"/>
+        </w:rPr>
+      </w:pPr>
+      <w:r>
+        <w:rPr>
+          <w:sz w:val="28"/>
+          <w:szCs w:val="28"/>
+          <w:lang w:val="ru-RU"/>
+        </w:rPr>
+        <w:t xml:space="preserve">размещение исходного кода и документации в </w:t>
+      </w:r>
+      <w:proofErr w:type="spellStart"/>
+      <w:r>
+        <w:rPr>
+          <w:sz w:val="28"/>
+          <w:szCs w:val="28"/>
+          <w:lang w:val="ru-RU"/>
+        </w:rPr>
+        <w:t>Git</w:t>
+      </w:r>
+      <w:proofErr w:type="spellEnd"/>
+      <w:r>
+        <w:rPr>
+          <w:sz w:val="28"/>
+          <w:szCs w:val="28"/>
+          <w:lang w:val="ru-RU"/>
+        </w:rPr>
+        <w:t>-репозитории.</w:t>
+      </w:r>
+    </w:p>
+    <w:p>
+      <w:pPr>
+        <w:ind w:firstLine="0"/>
+        <w:jc w:val="both"/>
+        <w:rPr>
+          <w:sz w:val="28"/>
+          <w:szCs w:val="28"/>
+          <w:lang w:val="ru-RU"/>
+        </w:rPr>
+      </w:pPr>
+    </w:p>
+    <w:p>
+      <w:pPr>
+        <w:ind w:firstLine="0"/>
+        <w:jc w:val="both"/>
+        <w:rPr>
+          <w:sz w:val="28"/>
+          <w:szCs w:val="28"/>
+          <w:lang w:val="ru-RU"/>
+        </w:rPr>
+      </w:pPr>
+    </w:p>
+    <w:p>
+      <w:pPr>
+        <w:pStyle w:val="1"/>
+        <w:ind w:firstLine="0"/>
+        <w:jc w:val="center"/>
+        <w:rPr>
+          <w:rFonts w:ascii="Times New Roman" w:hAnsi="Times New Roman" w:cs="Times New Roman"/>
+          <w:color w:val="auto"/>
+          <w:sz w:val="32"/>
+          <w:szCs w:val="32"/>
+          <w:lang w:val="ru-RU"/>
+        </w:rPr>
+      </w:pPr>
+      <w:bookmarkStart w:id="19" w:name="_Toc233668309"/>
+      <w:r>
+        <w:rPr>
+          <w:rFonts w:ascii="Times New Roman" w:hAnsi="Times New Roman" w:cs="Times New Roman"/>
+          <w:color w:val="auto"/>
+          <w:sz w:val="32"/>
+          <w:szCs w:val="32"/>
+          <w:lang w:val="ru-RU"/>
+        </w:rPr>
+        <w:lastRenderedPageBreak/>
+        <w:t>8 ПОРЯДОК КОНТРОЛЯ И ПРИЕМКИ</w:t>
+      </w:r>
+      <w:bookmarkEnd w:id="19"/>
+    </w:p>
+    <w:p>
+      <w:pPr>
+        <w:pStyle w:val="pdq2pgselectionanchorcontainer"/>
+        <w:spacing w:before="0" w:beforeAutospacing="0" w:after="0" w:afterAutospacing="0" w:line="360" w:lineRule="auto"/>
+        <w:ind w:left="360" w:firstLine="360"/>
+        <w:jc w:val="both"/>
+        <w:rPr>
+          <w:sz w:val="28"/>
+          <w:szCs w:val="28"/>
+        </w:rPr>
+      </w:pPr>
+      <w:r>
+        <w:rPr>
+          <w:sz w:val="28"/>
+          <w:szCs w:val="28"/>
+        </w:rPr>
+        <w:t>Контроль программы выполняется путём функциональных и интеграционных испытаний.</w:t>
+      </w:r>
+    </w:p>
+    <w:p>
+      <w:pPr>
+        <w:pStyle w:val="pdq2pgselectionanchorcontainer"/>
+        <w:spacing w:before="0" w:beforeAutospacing="0" w:after="0" w:afterAutospacing="0" w:line="360" w:lineRule="auto"/>
+        <w:ind w:left="360" w:firstLine="360"/>
+        <w:jc w:val="both"/>
+        <w:rPr>
+          <w:sz w:val="28"/>
+          <w:szCs w:val="28"/>
+        </w:rPr>
+      </w:pPr>
+      <w:r>
+        <w:rPr>
+          <w:sz w:val="28"/>
+          <w:szCs w:val="28"/>
+        </w:rPr>
+        <w:t xml:space="preserve">В ходе функциональных испытаний на мобильном устройстве с ОС </w:t>
+      </w:r>
+      <w:proofErr w:type="spellStart"/>
+      <w:r>
+        <w:rPr>
+          <w:sz w:val="28"/>
+          <w:szCs w:val="28"/>
+        </w:rPr>
+        <w:t>Android</w:t>
+      </w:r>
+      <w:proofErr w:type="spellEnd"/>
+      <w:r>
+        <w:rPr>
+          <w:sz w:val="28"/>
+          <w:szCs w:val="28"/>
+        </w:rPr>
+        <w:t xml:space="preserve"> проверяется выполнение регистрации и аутентификации пользователя, поиска собеседника, создания и открытия личного диалога, просмотра списка диалогов и истории сообщений, отправки и получения новых сообщений.</w:t>
+      </w:r>
+    </w:p>
+    <w:p>
+      <w:pPr>
+        <w:pStyle w:val="pdq2pgselectionanchorcontainer"/>
+        <w:spacing w:before="0" w:beforeAutospacing="0" w:after="0" w:afterAutospacing="0" w:line="360" w:lineRule="auto"/>
+        <w:ind w:left="360" w:firstLine="360"/>
+        <w:jc w:val="both"/>
+        <w:rPr>
+          <w:sz w:val="28"/>
+          <w:szCs w:val="28"/>
+        </w:rPr>
+      </w:pPr>
+      <w:r>
+        <w:rPr>
+          <w:sz w:val="28"/>
+          <w:szCs w:val="28"/>
+        </w:rPr>
+        <w:t xml:space="preserve">В ходе интеграционных испытаний проверяется взаимодействие мобильного приложения с серверной частью: выполнение SOAP-запросов, подключение по </w:t>
+      </w:r>
+      <w:proofErr w:type="spellStart"/>
+      <w:r>
+        <w:rPr>
+          <w:sz w:val="28"/>
+          <w:szCs w:val="28"/>
+        </w:rPr>
+        <w:t>WebSocket</w:t>
+      </w:r>
+      <w:proofErr w:type="spellEnd"/>
+      <w:r>
+        <w:rPr>
+          <w:sz w:val="28"/>
+          <w:szCs w:val="28"/>
+        </w:rPr>
+        <w:t xml:space="preserve"> и сохранение данных в базе данных.</w:t>
+      </w:r>
+    </w:p>
+    <w:p>
+      <w:pPr>
+        <w:pStyle w:val="pdq2pgselectionanchorcontainer"/>
+        <w:spacing w:before="0" w:beforeAutospacing="0" w:after="0" w:afterAutospacing="0" w:line="360" w:lineRule="auto"/>
+        <w:ind w:left="360" w:firstLine="360"/>
+        <w:jc w:val="both"/>
+        <w:rPr>
+          <w:sz w:val="28"/>
+          <w:szCs w:val="28"/>
+        </w:rPr>
+      </w:pPr>
+      <w:r>
+        <w:rPr>
+          <w:sz w:val="28"/>
+          <w:szCs w:val="28"/>
+        </w:rPr>
+        <w:t>Программа принимается при выполнении функций, указанных в разделе 3.1, отсутствии ошибок, препятствующих работе пользователя, и соответствии результатов работы требованиям настоящего технического задания</w:t>
+      </w:r>
+      <w:r>
+        <w:rPr>
+          <w:sz w:val="28"/>
+          <w:szCs w:val="28"/>
+        </w:rPr>
+        <w:t>.</w:t>
+      </w:r>
+    </w:p>
+    <w:p>
+      <w:pPr>
+        <w:ind w:firstLine="0"/>
+        <w:jc w:val="both"/>
+        <w:rPr>
+          <w:sz w:val="28"/>
+          <w:szCs w:val="28"/>
+          <w:lang w:val="ru-RU"/>
+        </w:rPr>
+      </w:pPr>
+    </w:p>
+    <w:p>
+      <w:pPr>
+        <w:ind w:firstLine="0"/>
+        <w:jc w:val="both"/>
+        <w:rPr>
+          <w:sz w:val="28"/>
+          <w:szCs w:val="28"/>
+          <w:lang w:val="ru-RU"/>
+        </w:rPr>
+      </w:pPr>
+    </w:p>
+    <w:p>
+      <w:pPr>
+        <w:ind w:firstLine="0"/>
+        <w:jc w:val="both"/>
+        <w:rPr>
+          <w:sz w:val="28"/>
+          <w:szCs w:val="28"/>
+          <w:lang w:val="ru-RU"/>
+        </w:rPr>
+      </w:pPr>
+    </w:p>
+    <w:p>
+      <w:pPr>
+        <w:ind w:firstLine="0"/>
+        <w:jc w:val="both"/>
+        <w:rPr>
+          <w:sz w:val="28"/>
+          <w:szCs w:val="28"/>
+          <w:lang w:val="ru-RU"/>
+        </w:rPr>
+      </w:pPr>
+    </w:p>
+    <w:p>
+      <w:pPr>
+        <w:ind w:firstLine="0"/>
+        <w:jc w:val="both"/>
+        <w:rPr>
+          <w:sz w:val="28"/>
+          <w:szCs w:val="28"/>
+          <w:lang w:val="ru-RU"/>
+        </w:rPr>
+      </w:pPr>
+    </w:p>
+    <w:p>
+      <w:pPr>
+        <w:ind w:firstLine="0"/>
+        <w:jc w:val="both"/>
+        <w:rPr>
+          <w:sz w:val="28"/>
+          <w:szCs w:val="28"/>
+          <w:lang w:val="ru-RU"/>
+        </w:rPr>
+      </w:pPr>
+    </w:p>
+    <w:p>
+      <w:pPr>
+        <w:pStyle w:val="1"/>
+        <w:jc w:val="center"/>
+        <w:rPr>
+          <w:rFonts w:ascii="Times New Roman" w:hAnsi="Times New Roman" w:cs="Times New Roman"/>
+          <w:color w:val="auto"/>
+          <w:sz w:val="32"/>
+          <w:szCs w:val="32"/>
+          <w:lang w:val="ru-RU"/>
+        </w:rPr>
+      </w:pPr>
+      <w:bookmarkStart w:id="20" w:name="_Toc233668310"/>
+      <w:r>
+        <w:rPr>
+          <w:rFonts w:ascii="Times New Roman" w:hAnsi="Times New Roman" w:cs="Times New Roman"/>
+          <w:color w:val="auto"/>
+          <w:sz w:val="32"/>
+          <w:szCs w:val="32"/>
+          <w:lang w:val="ru-RU"/>
+        </w:rPr>
+        <w:lastRenderedPageBreak/>
+        <w:t>ПРИЛОЖЕНИЕ</w:t>
+      </w:r>
+      <w:bookmarkEnd w:id="20"/>
+    </w:p>
+    <w:p>
+      <w:pPr>
+        <w:pStyle w:val="21"/>
+        <w:spacing w:line="240" w:lineRule="auto"/>
+        <w:ind w:firstLine="0"/>
+        <w:rPr>
+          <w:rFonts w:ascii="Times New Roman" w:hAnsi="Times New Roman" w:cs="Times New Roman"/>
+          <w:color w:val="auto"/>
+          <w:sz w:val="32"/>
+          <w:szCs w:val="32"/>
+          <w:lang w:val="ru-RU"/>
+        </w:rPr>
+      </w:pPr>
+      <w:bookmarkStart w:id="21" w:name="_Toc233668311"/>
+      <w:r>
+        <w:rPr>
+          <w:rFonts w:ascii="Times New Roman" w:hAnsi="Times New Roman" w:cs="Times New Roman"/>
+          <w:color w:val="auto"/>
+          <w:sz w:val="32"/>
+          <w:szCs w:val="32"/>
+          <w:lang w:val="ru-RU"/>
+        </w:rPr>
+        <w:t xml:space="preserve">Приложение А </w:t>
+      </w:r>
+      <w:r>
+        <w:rPr>
+          <w:rFonts w:ascii="Times New Roman" w:hAnsi="Times New Roman" w:cs="Times New Roman"/>
+          <w:color w:val="auto"/>
+          <w:sz w:val="32"/>
+          <w:szCs w:val="32"/>
+          <w:lang w:val="ru-RU"/>
+        </w:rPr>
+        <w:t>–</w:t>
+      </w:r>
+      <w:r>
+        <w:rPr>
+          <w:rFonts w:ascii="Times New Roman" w:hAnsi="Times New Roman" w:cs="Times New Roman"/>
+          <w:color w:val="auto"/>
+          <w:sz w:val="32"/>
+          <w:szCs w:val="32"/>
+          <w:lang w:val="ru-RU"/>
+        </w:rPr>
         <w:t xml:space="preserve"> UML-диаграммы</w:t>
       </w:r>
-      <w:bookmarkEnd w:id="17"/>
+      <w:bookmarkEnd w:id="21"/>
     </w:p>
     <w:p>
       <w:pPr>
@@ -7650,7 +8473,7 @@
     <w:sectPr>
       <w:footerReference w:type="default" r:id="rId16"/>
       <w:pgSz w:w="12240" w:h="15840"/>
-      <w:pgMar w:top="1134" w:right="851" w:bottom="1134" w:left="1134" w:header="567" w:footer="567" w:gutter="0"/>
+      <w:pgMar w:top="1134" w:right="1467" w:bottom="1134" w:left="1134" w:header="567" w:footer="567" w:gutter="0"/>
       <w:cols w:space="720"/>
       <w:titlePg/>
       <w:docGrid w:linePitch="360"/>
@@ -7974,6 +8797,95 @@
     </w:lvl>
   </w:abstractNum>
   <w:abstractNum w:abstractNumId="9" w15:restartNumberingAfterBreak="0">
+    <w:nsid w:val="1A4211B6"/>
+    <w:multiLevelType w:val="hybridMultilevel"/>
+    <w:tmpl w:val="FD16F32A"/>
+    <w:lvl w:ilvl="0" w:tplc="5ECE6EDA">
+      <w:start w:val="5"/>
+      <w:numFmt w:val="decimal"/>
+      <w:lvlText w:val="%1"/>
+      <w:lvlJc w:val="left"/>
+      <w:pPr>
+        <w:ind w:left="720" w:hanging="360"/>
+      </w:pPr>
+      <w:rPr>
+        <w:rFonts w:hint="default"/>
+      </w:rPr>
+    </w:lvl>
+    <w:lvl w:ilvl="1" w:tplc="04190019" w:tentative="1">
+      <w:start w:val="1"/>
+      <w:numFmt w:val="lowerLetter"/>
+      <w:lvlText w:val="%2."/>
+      <w:lvlJc w:val="left"/>
+      <w:pPr>
+        <w:ind w:left="1440" w:hanging="360"/>
+      </w:pPr>
+    </w:lvl>
+    <w:lvl w:ilvl="2" w:tplc="0419001B" w:tentative="1">
+      <w:start w:val="1"/>
+      <w:numFmt w:val="lowerRoman"/>
+      <w:lvlText w:val="%3."/>
+      <w:lvlJc w:val="right"/>
+      <w:pPr>
+        <w:ind w:left="2160" w:hanging="180"/>
+      </w:pPr>
+    </w:lvl>
+    <w:lvl w:ilvl="3" w:tplc="0419000F" w:tentative="1">
+      <w:start w:val="1"/>
+      <w:numFmt w:val="decimal"/>
+      <w:lvlText w:val="%4."/>
+      <w:lvlJc w:val="left"/>
+      <w:pPr>
+        <w:ind w:left="2880" w:hanging="360"/>
+      </w:pPr>
+    </w:lvl>
+    <w:lvl w:ilvl="4" w:tplc="04190019" w:tentative="1">
+      <w:start w:val="1"/>
+      <w:numFmt w:val="lowerLetter"/>
+      <w:lvlText w:val="%5."/>
+      <w:lvlJc w:val="left"/>
+      <w:pPr>
+        <w:ind w:left="3600" w:hanging="360"/>
+      </w:pPr>
+    </w:lvl>
+    <w:lvl w:ilvl="5" w:tplc="0419001B" w:tentative="1">
+      <w:start w:val="1"/>
+      <w:numFmt w:val="lowerRoman"/>
+      <w:lvlText w:val="%6."/>
+      <w:lvlJc w:val="right"/>
+      <w:pPr>
+        <w:ind w:left="4320" w:hanging="180"/>
+      </w:pPr>
+    </w:lvl>
+    <w:lvl w:ilvl="6" w:tplc="0419000F" w:tentative="1">
+      <w:start w:val="1"/>
+      <w:numFmt w:val="decimal"/>
+      <w:lvlText w:val="%7."/>
+      <w:lvlJc w:val="left"/>
+      <w:pPr>
+        <w:ind w:left="5040" w:hanging="360"/>
+      </w:pPr>
+    </w:lvl>
+    <w:lvl w:ilvl="7" w:tplc="04190019" w:tentative="1">
+      <w:start w:val="1"/>
+      <w:numFmt w:val="lowerLetter"/>
+      <w:lvlText w:val="%8."/>
+      <w:lvlJc w:val="left"/>
+      <w:pPr>
+        <w:ind w:left="5760" w:hanging="360"/>
+      </w:pPr>
+    </w:lvl>
+    <w:lvl w:ilvl="8" w:tplc="0419001B" w:tentative="1">
+      <w:start w:val="1"/>
+      <w:numFmt w:val="lowerRoman"/>
+      <w:lvlText w:val="%9."/>
+      <w:lvlJc w:val="right"/>
+      <w:pPr>
+        <w:ind w:left="6480" w:hanging="180"/>
+      </w:pPr>
+    </w:lvl>
+  </w:abstractNum>
+  <w:abstractNum w:abstractNumId="10" w15:restartNumberingAfterBreak="0">
     <w:nsid w:val="1C04041E"/>
     <w:multiLevelType w:val="hybridMultilevel"/>
     <w:tmpl w:val="3C2CBF7C"/>
@@ -8086,7 +8998,7 @@
       </w:rPr>
     </w:lvl>
   </w:abstractNum>
-  <w:abstractNum w:abstractNumId="10" w15:restartNumberingAfterBreak="0">
+  <w:abstractNum w:abstractNumId="11" w15:restartNumberingAfterBreak="0">
     <w:nsid w:val="2603794E"/>
     <w:multiLevelType w:val="hybridMultilevel"/>
     <w:tmpl w:val="D4F2C5FE"/>
@@ -8199,7 +9111,7 @@
       </w:rPr>
     </w:lvl>
   </w:abstractNum>
-  <w:abstractNum w:abstractNumId="11" w15:restartNumberingAfterBreak="0">
+  <w:abstractNum w:abstractNumId="12" w15:restartNumberingAfterBreak="0">
     <w:nsid w:val="276A38F1"/>
     <w:multiLevelType w:val="hybridMultilevel"/>
     <w:tmpl w:val="889A223E"/>
@@ -8285,7 +9197,233 @@
       </w:pPr>
     </w:lvl>
   </w:abstractNum>
-  <w:abstractNum w:abstractNumId="12" w15:restartNumberingAfterBreak="0">
+  <w:abstractNum w:abstractNumId="13" w15:restartNumberingAfterBreak="0">
+    <w:nsid w:val="2F190D4C"/>
+    <w:multiLevelType w:val="multilevel"/>
+    <w:tmpl w:val="7AB6F56C"/>
+    <w:lvl w:ilvl="0">
+      <w:start w:val="1"/>
+      <w:numFmt w:val="decimal"/>
+      <w:lvlText w:val="%1."/>
+      <w:lvlJc w:val="left"/>
+      <w:pPr>
+        <w:tabs>
+          <w:tab w:val="num" w:pos="720"/>
+        </w:tabs>
+        <w:ind w:left="720" w:hanging="360"/>
+      </w:pPr>
+    </w:lvl>
+    <w:lvl w:ilvl="1" w:tentative="1">
+      <w:start w:val="1"/>
+      <w:numFmt w:val="decimal"/>
+      <w:lvlText w:val="%2."/>
+      <w:lvlJc w:val="left"/>
+      <w:pPr>
+        <w:tabs>
+          <w:tab w:val="num" w:pos="1440"/>
+        </w:tabs>
+        <w:ind w:left="1440" w:hanging="360"/>
+      </w:pPr>
+    </w:lvl>
+    <w:lvl w:ilvl="2" w:tentative="1">
+      <w:start w:val="1"/>
+      <w:numFmt w:val="decimal"/>
+      <w:lvlText w:val="%3."/>
+      <w:lvlJc w:val="left"/>
+      <w:pPr>
+        <w:tabs>
+          <w:tab w:val="num" w:pos="2160"/>
+        </w:tabs>
+        <w:ind w:left="2160" w:hanging="360"/>
+      </w:pPr>
+    </w:lvl>
+    <w:lvl w:ilvl="3" w:tentative="1">
+      <w:start w:val="1"/>
+      <w:numFmt w:val="decimal"/>
+      <w:lvlText w:val="%4."/>
+      <w:lvlJc w:val="left"/>
+      <w:pPr>
+        <w:tabs>
+          <w:tab w:val="num" w:pos="2880"/>
+        </w:tabs>
+        <w:ind w:left="2880" w:hanging="360"/>
+      </w:pPr>
+    </w:lvl>
+    <w:lvl w:ilvl="4" w:tentative="1">
+      <w:start w:val="1"/>
+      <w:numFmt w:val="decimal"/>
+      <w:lvlText w:val="%5."/>
+      <w:lvlJc w:val="left"/>
+      <w:pPr>
+        <w:tabs>
+          <w:tab w:val="num" w:pos="3600"/>
+        </w:tabs>
+        <w:ind w:left="3600" w:hanging="360"/>
+      </w:pPr>
+    </w:lvl>
+    <w:lvl w:ilvl="5" w:tentative="1">
+      <w:start w:val="1"/>
+      <w:numFmt w:val="decimal"/>
+      <w:lvlText w:val="%6."/>
+      <w:lvlJc w:val="left"/>
+      <w:pPr>
+        <w:tabs>
+          <w:tab w:val="num" w:pos="4320"/>
+        </w:tabs>
+        <w:ind w:left="4320" w:hanging="360"/>
+      </w:pPr>
+    </w:lvl>
+    <w:lvl w:ilvl="6" w:tentative="1">
+      <w:start w:val="1"/>
+      <w:numFmt w:val="decimal"/>
+      <w:lvlText w:val="%7."/>
+      <w:lvlJc w:val="left"/>
+      <w:pPr>
+        <w:tabs>
+          <w:tab w:val="num" w:pos="5040"/>
+        </w:tabs>
+        <w:ind w:left="5040" w:hanging="360"/>
+      </w:pPr>
+    </w:lvl>
+    <w:lvl w:ilvl="7" w:tentative="1">
+      <w:start w:val="1"/>
+      <w:numFmt w:val="decimal"/>
+      <w:lvlText w:val="%8."/>
+      <w:lvlJc w:val="left"/>
+      <w:pPr>
+        <w:tabs>
+          <w:tab w:val="num" w:pos="5760"/>
+        </w:tabs>
+        <w:ind w:left="5760" w:hanging="360"/>
+      </w:pPr>
+    </w:lvl>
+    <w:lvl w:ilvl="8" w:tentative="1">
+      <w:start w:val="1"/>
+      <w:numFmt w:val="decimal"/>
+      <w:lvlText w:val="%9."/>
+      <w:lvlJc w:val="left"/>
+      <w:pPr>
+        <w:tabs>
+          <w:tab w:val="num" w:pos="6480"/>
+        </w:tabs>
+        <w:ind w:left="6480" w:hanging="360"/>
+      </w:pPr>
+    </w:lvl>
+  </w:abstractNum>
+  <w:abstractNum w:abstractNumId="14" w15:restartNumberingAfterBreak="0">
+    <w:nsid w:val="2F910289"/>
+    <w:multiLevelType w:val="multilevel"/>
+    <w:tmpl w:val="BDFE44D2"/>
+    <w:lvl w:ilvl="0">
+      <w:start w:val="1"/>
+      <w:numFmt w:val="decimal"/>
+      <w:lvlText w:val="%1."/>
+      <w:lvlJc w:val="left"/>
+      <w:pPr>
+        <w:tabs>
+          <w:tab w:val="num" w:pos="720"/>
+        </w:tabs>
+        <w:ind w:left="720" w:hanging="360"/>
+      </w:pPr>
+    </w:lvl>
+    <w:lvl w:ilvl="1" w:tentative="1">
+      <w:start w:val="1"/>
+      <w:numFmt w:val="decimal"/>
+      <w:lvlText w:val="%2."/>
+      <w:lvlJc w:val="left"/>
+      <w:pPr>
+        <w:tabs>
+          <w:tab w:val="num" w:pos="1440"/>
+        </w:tabs>
+        <w:ind w:left="1440" w:hanging="360"/>
+      </w:pPr>
+    </w:lvl>
+    <w:lvl w:ilvl="2" w:tentative="1">
+      <w:start w:val="1"/>
+      <w:numFmt w:val="decimal"/>
+      <w:lvlText w:val="%3."/>
+      <w:lvlJc w:val="left"/>
+      <w:pPr>
+        <w:tabs>
+          <w:tab w:val="num" w:pos="2160"/>
+        </w:tabs>
+        <w:ind w:left="2160" w:hanging="360"/>
+      </w:pPr>
+    </w:lvl>
+    <w:lvl w:ilvl="3" w:tentative="1">
+      <w:start w:val="1"/>
+      <w:numFmt w:val="decimal"/>
+      <w:lvlText w:val="%4."/>
+      <w:lvlJc w:val="left"/>
+      <w:pPr>
+        <w:tabs>
+          <w:tab w:val="num" w:pos="2880"/>
+        </w:tabs>
+        <w:ind w:left="2880" w:hanging="360"/>
+      </w:pPr>
+    </w:lvl>
+    <w:lvl w:ilvl="4" w:tentative="1">
+      <w:start w:val="1"/>
+      <w:numFmt w:val="decimal"/>
+      <w:lvlText w:val="%5."/>
+      <w:lvlJc w:val="left"/>
+      <w:pPr>
+        <w:tabs>
+          <w:tab w:val="num" w:pos="3600"/>
+        </w:tabs>
+        <w:ind w:left="3600" w:hanging="360"/>
+      </w:pPr>
+    </w:lvl>
+    <w:lvl w:ilvl="5" w:tentative="1">
+      <w:start w:val="1"/>
+      <w:numFmt w:val="decimal"/>
+      <w:lvlText w:val="%6."/>
+      <w:lvlJc w:val="left"/>
+      <w:pPr>
+        <w:tabs>
+          <w:tab w:val="num" w:pos="4320"/>
+        </w:tabs>
+        <w:ind w:left="4320" w:hanging="360"/>
+      </w:pPr>
+    </w:lvl>
+    <w:lvl w:ilvl="6" w:tentative="1">
+      <w:start w:val="1"/>
+      <w:numFmt w:val="decimal"/>
+      <w:lvlText w:val="%7."/>
+      <w:lvlJc w:val="left"/>
+      <w:pPr>
+        <w:tabs>
+          <w:tab w:val="num" w:pos="5040"/>
+        </w:tabs>
+        <w:ind w:left="5040" w:hanging="360"/>
+      </w:pPr>
+    </w:lvl>
+    <w:lvl w:ilvl="7" w:tentative="1">
+      <w:start w:val="1"/>
+      <w:numFmt w:val="decimal"/>
+      <w:lvlText w:val="%8."/>
+      <w:lvlJc w:val="left"/>
+      <w:pPr>
+        <w:tabs>
+          <w:tab w:val="num" w:pos="5760"/>
+        </w:tabs>
+        <w:ind w:left="5760" w:hanging="360"/>
+      </w:pPr>
+    </w:lvl>
+    <w:lvl w:ilvl="8" w:tentative="1">
+      <w:start w:val="1"/>
+      <w:numFmt w:val="decimal"/>
+      <w:lvlText w:val="%9."/>
+      <w:lvlJc w:val="left"/>
+      <w:pPr>
+        <w:tabs>
+          <w:tab w:val="num" w:pos="6480"/>
+        </w:tabs>
+        <w:ind w:left="6480" w:hanging="360"/>
+      </w:pPr>
+    </w:lvl>
+  </w:abstractNum>
+  <w:abstractNum w:abstractNumId="15" w15:restartNumberingAfterBreak="0">
     <w:nsid w:val="319A141A"/>
     <w:multiLevelType w:val="multilevel"/>
     <w:tmpl w:val="653888A6"/>
@@ -8398,7 +9536,7 @@
       </w:rPr>
     </w:lvl>
   </w:abstractNum>
-  <w:abstractNum w:abstractNumId="13" w15:restartNumberingAfterBreak="0">
+  <w:abstractNum w:abstractNumId="16" w15:restartNumberingAfterBreak="0">
     <w:nsid w:val="361D4005"/>
     <w:multiLevelType w:val="hybridMultilevel"/>
     <w:tmpl w:val="702A9C26"/>
@@ -8484,7 +9622,233 @@
       </w:pPr>
     </w:lvl>
   </w:abstractNum>
-  <w:abstractNum w:abstractNumId="14" w15:restartNumberingAfterBreak="0">
+  <w:abstractNum w:abstractNumId="17" w15:restartNumberingAfterBreak="0">
+    <w:nsid w:val="41274414"/>
+    <w:multiLevelType w:val="multilevel"/>
+    <w:tmpl w:val="F49246D2"/>
+    <w:lvl w:ilvl="0">
+      <w:start w:val="1"/>
+      <w:numFmt w:val="decimal"/>
+      <w:lvlText w:val="%1."/>
+      <w:lvlJc w:val="left"/>
+      <w:pPr>
+        <w:tabs>
+          <w:tab w:val="num" w:pos="720"/>
+        </w:tabs>
+        <w:ind w:left="720" w:hanging="360"/>
+      </w:pPr>
+    </w:lvl>
+    <w:lvl w:ilvl="1" w:tentative="1">
+      <w:start w:val="1"/>
+      <w:numFmt w:val="decimal"/>
+      <w:lvlText w:val="%2."/>
+      <w:lvlJc w:val="left"/>
+      <w:pPr>
+        <w:tabs>
+          <w:tab w:val="num" w:pos="1440"/>
+        </w:tabs>
+        <w:ind w:left="1440" w:hanging="360"/>
+      </w:pPr>
+    </w:lvl>
+    <w:lvl w:ilvl="2" w:tentative="1">
+      <w:start w:val="1"/>
+      <w:numFmt w:val="decimal"/>
+      <w:lvlText w:val="%3."/>
+      <w:lvlJc w:val="left"/>
+      <w:pPr>
+        <w:tabs>
+          <w:tab w:val="num" w:pos="2160"/>
+        </w:tabs>
+        <w:ind w:left="2160" w:hanging="360"/>
+      </w:pPr>
+    </w:lvl>
+    <w:lvl w:ilvl="3" w:tentative="1">
+      <w:start w:val="1"/>
+      <w:numFmt w:val="decimal"/>
+      <w:lvlText w:val="%4."/>
+      <w:lvlJc w:val="left"/>
+      <w:pPr>
+        <w:tabs>
+          <w:tab w:val="num" w:pos="2880"/>
+        </w:tabs>
+        <w:ind w:left="2880" w:hanging="360"/>
+      </w:pPr>
+    </w:lvl>
+    <w:lvl w:ilvl="4" w:tentative="1">
+      <w:start w:val="1"/>
+      <w:numFmt w:val="decimal"/>
+      <w:lvlText w:val="%5."/>
+      <w:lvlJc w:val="left"/>
+      <w:pPr>
+        <w:tabs>
+          <w:tab w:val="num" w:pos="3600"/>
+        </w:tabs>
+        <w:ind w:left="3600" w:hanging="360"/>
+      </w:pPr>
+    </w:lvl>
+    <w:lvl w:ilvl="5" w:tentative="1">
+      <w:start w:val="1"/>
+      <w:numFmt w:val="decimal"/>
+      <w:lvlText w:val="%6."/>
+      <w:lvlJc w:val="left"/>
+      <w:pPr>
+        <w:tabs>
+          <w:tab w:val="num" w:pos="4320"/>
+        </w:tabs>
+        <w:ind w:left="4320" w:hanging="360"/>
+      </w:pPr>
+    </w:lvl>
+    <w:lvl w:ilvl="6" w:tentative="1">
+      <w:start w:val="1"/>
+      <w:numFmt w:val="decimal"/>
+      <w:lvlText w:val="%7."/>
+      <w:lvlJc w:val="left"/>
+      <w:pPr>
+        <w:tabs>
+          <w:tab w:val="num" w:pos="5040"/>
+        </w:tabs>
+        <w:ind w:left="5040" w:hanging="360"/>
+      </w:pPr>
+    </w:lvl>
+    <w:lvl w:ilvl="7" w:tentative="1">
+      <w:start w:val="1"/>
+      <w:numFmt w:val="decimal"/>
+      <w:lvlText w:val="%8."/>
+      <w:lvlJc w:val="left"/>
+      <w:pPr>
+        <w:tabs>
+          <w:tab w:val="num" w:pos="5760"/>
+        </w:tabs>
+        <w:ind w:left="5760" w:hanging="360"/>
+      </w:pPr>
+    </w:lvl>
+    <w:lvl w:ilvl="8" w:tentative="1">
+      <w:start w:val="1"/>
+      <w:numFmt w:val="decimal"/>
+      <w:lvlText w:val="%9."/>
+      <w:lvlJc w:val="left"/>
+      <w:pPr>
+        <w:tabs>
+          <w:tab w:val="num" w:pos="6480"/>
+        </w:tabs>
+        <w:ind w:left="6480" w:hanging="360"/>
+      </w:pPr>
+    </w:lvl>
+  </w:abstractNum>
+  <w:abstractNum w:abstractNumId="18" w15:restartNumberingAfterBreak="0">
+    <w:nsid w:val="46740820"/>
+    <w:multiLevelType w:val="multilevel"/>
+    <w:tmpl w:val="CD3E4384"/>
+    <w:lvl w:ilvl="0">
+      <w:start w:val="1"/>
+      <w:numFmt w:val="decimal"/>
+      <w:lvlText w:val="%1."/>
+      <w:lvlJc w:val="left"/>
+      <w:pPr>
+        <w:tabs>
+          <w:tab w:val="num" w:pos="720"/>
+        </w:tabs>
+        <w:ind w:left="720" w:hanging="360"/>
+      </w:pPr>
+    </w:lvl>
+    <w:lvl w:ilvl="1" w:tentative="1">
+      <w:start w:val="1"/>
+      <w:numFmt w:val="decimal"/>
+      <w:lvlText w:val="%2."/>
+      <w:lvlJc w:val="left"/>
+      <w:pPr>
+        <w:tabs>
+          <w:tab w:val="num" w:pos="1440"/>
+        </w:tabs>
+        <w:ind w:left="1440" w:hanging="360"/>
+      </w:pPr>
+    </w:lvl>
+    <w:lvl w:ilvl="2" w:tentative="1">
+      <w:start w:val="1"/>
+      <w:numFmt w:val="decimal"/>
+      <w:lvlText w:val="%3."/>
+      <w:lvlJc w:val="left"/>
+      <w:pPr>
+        <w:tabs>
+          <w:tab w:val="num" w:pos="2160"/>
+        </w:tabs>
+        <w:ind w:left="2160" w:hanging="360"/>
+      </w:pPr>
+    </w:lvl>
+    <w:lvl w:ilvl="3" w:tentative="1">
+      <w:start w:val="1"/>
+      <w:numFmt w:val="decimal"/>
+      <w:lvlText w:val="%4."/>
+      <w:lvlJc w:val="left"/>
+      <w:pPr>
+        <w:tabs>
+          <w:tab w:val="num" w:pos="2880"/>
+        </w:tabs>
+        <w:ind w:left="2880" w:hanging="360"/>
+      </w:pPr>
+    </w:lvl>
+    <w:lvl w:ilvl="4" w:tentative="1">
+      <w:start w:val="1"/>
+      <w:numFmt w:val="decimal"/>
+      <w:lvlText w:val="%5."/>
+      <w:lvlJc w:val="left"/>
+      <w:pPr>
+        <w:tabs>
+          <w:tab w:val="num" w:pos="3600"/>
+        </w:tabs>
+        <w:ind w:left="3600" w:hanging="360"/>
+      </w:pPr>
+    </w:lvl>
+    <w:lvl w:ilvl="5" w:tentative="1">
+      <w:start w:val="1"/>
+      <w:numFmt w:val="decimal"/>
+      <w:lvlText w:val="%6."/>
+      <w:lvlJc w:val="left"/>
+      <w:pPr>
+        <w:tabs>
+          <w:tab w:val="num" w:pos="4320"/>
+        </w:tabs>
+        <w:ind w:left="4320" w:hanging="360"/>
+      </w:pPr>
+    </w:lvl>
+    <w:lvl w:ilvl="6" w:tentative="1">
+      <w:start w:val="1"/>
+      <w:numFmt w:val="decimal"/>
+      <w:lvlText w:val="%7."/>
+      <w:lvlJc w:val="left"/>
+      <w:pPr>
+        <w:tabs>
+          <w:tab w:val="num" w:pos="5040"/>
+        </w:tabs>
+        <w:ind w:left="5040" w:hanging="360"/>
+      </w:pPr>
+    </w:lvl>
+    <w:lvl w:ilvl="7" w:tentative="1">
+      <w:start w:val="1"/>
+      <w:numFmt w:val="decimal"/>
+      <w:lvlText w:val="%8."/>
+      <w:lvlJc w:val="left"/>
+      <w:pPr>
+        <w:tabs>
+          <w:tab w:val="num" w:pos="5760"/>
+        </w:tabs>
+        <w:ind w:left="5760" w:hanging="360"/>
+      </w:pPr>
+    </w:lvl>
+    <w:lvl w:ilvl="8" w:tentative="1">
+      <w:start w:val="1"/>
+      <w:numFmt w:val="decimal"/>
+      <w:lvlText w:val="%9."/>
+      <w:lvlJc w:val="left"/>
+      <w:pPr>
+        <w:tabs>
+          <w:tab w:val="num" w:pos="6480"/>
+        </w:tabs>
+        <w:ind w:left="6480" w:hanging="360"/>
+      </w:pPr>
+    </w:lvl>
+  </w:abstractNum>
+  <w:abstractNum w:abstractNumId="19" w15:restartNumberingAfterBreak="0">
     <w:nsid w:val="4CDD7079"/>
     <w:multiLevelType w:val="hybridMultilevel"/>
     <w:tmpl w:val="652A5296"/>
@@ -8596,7 +9960,7 @@
       </w:rPr>
     </w:lvl>
   </w:abstractNum>
-  <w:abstractNum w:abstractNumId="15" w15:restartNumberingAfterBreak="0">
+  <w:abstractNum w:abstractNumId="20" w15:restartNumberingAfterBreak="0">
     <w:nsid w:val="4F861386"/>
     <w:multiLevelType w:val="hybridMultilevel"/>
     <w:tmpl w:val="830E2204"/>
@@ -8709,7 +10073,7 @@
       </w:rPr>
     </w:lvl>
   </w:abstractNum>
-  <w:abstractNum w:abstractNumId="16" w15:restartNumberingAfterBreak="0">
+  <w:abstractNum w:abstractNumId="21" w15:restartNumberingAfterBreak="0">
     <w:nsid w:val="61FA71B4"/>
     <w:multiLevelType w:val="hybridMultilevel"/>
     <w:tmpl w:val="F870ADB6"/>
@@ -8822,7 +10186,120 @@
       </w:rPr>
     </w:lvl>
   </w:abstractNum>
-  <w:abstractNum w:abstractNumId="17" w15:restartNumberingAfterBreak="0">
+  <w:abstractNum w:abstractNumId="22" w15:restartNumberingAfterBreak="0">
+    <w:nsid w:val="66372629"/>
+    <w:multiLevelType w:val="multilevel"/>
+    <w:tmpl w:val="12443C8A"/>
+    <w:lvl w:ilvl="0">
+      <w:start w:val="1"/>
+      <w:numFmt w:val="decimal"/>
+      <w:lvlText w:val="%1."/>
+      <w:lvlJc w:val="left"/>
+      <w:pPr>
+        <w:ind w:left="973" w:hanging="405"/>
+      </w:pPr>
+      <w:rPr>
+        <w:rFonts w:hint="default"/>
+      </w:rPr>
+    </w:lvl>
+    <w:lvl w:ilvl="1">
+      <w:start w:val="1"/>
+      <w:numFmt w:val="decimal"/>
+      <w:lvlText w:val="%1.%2"/>
+      <w:lvlJc w:val="left"/>
+      <w:pPr>
+        <w:ind w:left="973" w:hanging="405"/>
+      </w:pPr>
+      <w:rPr>
+        <w:rFonts w:hint="default"/>
+      </w:rPr>
+    </w:lvl>
+    <w:lvl w:ilvl="2">
+      <w:start w:val="1"/>
+      <w:numFmt w:val="decimal"/>
+      <w:lvlText w:val="%1.%2.%3"/>
+      <w:lvlJc w:val="left"/>
+      <w:pPr>
+        <w:ind w:left="1288" w:hanging="720"/>
+      </w:pPr>
+      <w:rPr>
+        <w:rFonts w:hint="default"/>
+      </w:rPr>
+    </w:lvl>
+    <w:lvl w:ilvl="3">
+      <w:start w:val="1"/>
+      <w:numFmt w:val="decimal"/>
+      <w:lvlText w:val="%1.%2.%3.%4"/>
+      <w:lvlJc w:val="left"/>
+      <w:pPr>
+        <w:ind w:left="1648" w:hanging="1080"/>
+      </w:pPr>
+      <w:rPr>
+        <w:rFonts w:hint="default"/>
+      </w:rPr>
+    </w:lvl>
+    <w:lvl w:ilvl="4">
+      <w:start w:val="1"/>
+      <w:numFmt w:val="decimal"/>
+      <w:lvlText w:val="%1.%2.%3.%4.%5"/>
+      <w:lvlJc w:val="left"/>
+      <w:pPr>
+        <w:ind w:left="1648" w:hanging="1080"/>
+      </w:pPr>
+      <w:rPr>
+        <w:rFonts w:hint="default"/>
+      </w:rPr>
+    </w:lvl>
+    <w:lvl w:ilvl="5">
+      <w:start w:val="1"/>
+      <w:numFmt w:val="decimal"/>
+      <w:lvlText w:val="%1.%2.%3.%4.%5.%6"/>
+      <w:lvlJc w:val="left"/>
+      <w:pPr>
+        <w:ind w:left="2008" w:hanging="1440"/>
+      </w:pPr>
+      <w:rPr>
+        <w:rFonts w:hint="default"/>
+      </w:rPr>
+    </w:lvl>
+    <w:lvl w:ilvl="6">
+      <w:start w:val="1"/>
+      <w:numFmt w:val="decimal"/>
+      <w:lvlText w:val="%1.%2.%3.%4.%5.%6.%7"/>
+      <w:lvlJc w:val="left"/>
+      <w:pPr>
+        <w:ind w:left="2008" w:hanging="1440"/>
+      </w:pPr>
+      <w:rPr>
+        <w:rFonts w:hint="default"/>
+      </w:rPr>
+    </w:lvl>
+    <w:lvl w:ilvl="7">
+      <w:start w:val="1"/>
+      <w:numFmt w:val="decimal"/>
+      <w:lvlText w:val="%1.%2.%3.%4.%5.%6.%7.%8"/>
+      <w:lvlJc w:val="left"/>
+      <w:pPr>
+        <w:ind w:left="2368" w:hanging="1800"/>
+      </w:pPr>
+      <w:rPr>
+        <w:rFonts w:hint="default"/>
+      </w:rPr>
+    </w:lvl>
+    <w:lvl w:ilvl="8">
+      <w:start w:val="1"/>
+      <w:numFmt w:val="decimal"/>
+      <w:lvlText w:val="%1.%2.%3.%4.%5.%6.%7.%8.%9"/>
+      <w:lvlJc w:val="left"/>
+      <w:pPr>
+        <w:ind w:left="2728" w:hanging="2160"/>
+      </w:pPr>
+      <w:rPr>
+        <w:rFonts w:hint="default"/>
+      </w:rPr>
+    </w:lvl>
+  </w:abstractNum>
+  <w:abstractNum w:abstractNumId="23" w15:restartNumberingAfterBreak="0">
     <w:nsid w:val="66C858FD"/>
     <w:multiLevelType w:val="hybridMultilevel"/>
     <w:tmpl w:val="7BD28FA2"/>
@@ -8908,7 +10385,7 @@
       </w:pPr>
     </w:lvl>
   </w:abstractNum>
-  <w:abstractNum w:abstractNumId="18" w15:restartNumberingAfterBreak="0">
+  <w:abstractNum w:abstractNumId="24" w15:restartNumberingAfterBreak="0">
     <w:nsid w:val="6A5E761E"/>
     <w:multiLevelType w:val="multilevel"/>
     <w:tmpl w:val="4C663866"/>
@@ -9021,7 +10498,7 @@
       </w:rPr>
     </w:lvl>
   </w:abstractNum>
-  <w:abstractNum w:abstractNumId="19" w15:restartNumberingAfterBreak="0">
+  <w:abstractNum w:abstractNumId="25" w15:restartNumberingAfterBreak="0">
     <w:nsid w:val="6B4046BE"/>
     <w:multiLevelType w:val="multilevel"/>
     <w:tmpl w:val="3000C0BE"/>
@@ -9134,7 +10611,7 @@
       </w:pPr>
     </w:lvl>
   </w:abstractNum>
-  <w:abstractNum w:abstractNumId="20" w15:restartNumberingAfterBreak="0">
+  <w:abstractNum w:abstractNumId="26" w15:restartNumberingAfterBreak="0">
     <w:nsid w:val="6E9F2863"/>
     <w:multiLevelType w:val="multilevel"/>
     <w:tmpl w:val="376CA7FA"/>
@@ -9247,7 +10724,120 @@
       </w:pPr>
     </w:lvl>
   </w:abstractNum>
-  <w:abstractNum w:abstractNumId="21" w15:restartNumberingAfterBreak="0">
+  <w:abstractNum w:abstractNumId="27" w15:restartNumberingAfterBreak="0">
+    <w:nsid w:val="782563EF"/>
+    <w:multiLevelType w:val="multilevel"/>
+    <w:tmpl w:val="10F613DC"/>
+    <w:lvl w:ilvl="0">
+      <w:start w:val="1"/>
+      <w:numFmt w:val="decimal"/>
+      <w:lvlText w:val="%1."/>
+      <w:lvlJc w:val="left"/>
+      <w:pPr>
+        <w:tabs>
+          <w:tab w:val="num" w:pos="720"/>
+        </w:tabs>
+        <w:ind w:left="720" w:hanging="360"/>
+      </w:pPr>
+    </w:lvl>
+    <w:lvl w:ilvl="1" w:tentative="1">
+      <w:start w:val="1"/>
+      <w:numFmt w:val="decimal"/>
+      <w:lvlText w:val="%2."/>
+      <w:lvlJc w:val="left"/>
+      <w:pPr>
+        <w:tabs>
+          <w:tab w:val="num" w:pos="1440"/>
+        </w:tabs>
+        <w:ind w:left="1440" w:hanging="360"/>
+      </w:pPr>
+    </w:lvl>
+    <w:lvl w:ilvl="2" w:tentative="1">
+      <w:start w:val="1"/>
+      <w:numFmt w:val="decimal"/>
+      <w:lvlText w:val="%3."/>
+      <w:lvlJc w:val="left"/>
+      <w:pPr>
+        <w:tabs>
+          <w:tab w:val="num" w:pos="2160"/>
+        </w:tabs>
+        <w:ind w:left="2160" w:hanging="360"/>
+      </w:pPr>
+    </w:lvl>
+    <w:lvl w:ilvl="3" w:tentative="1">
+      <w:start w:val="1"/>
+      <w:numFmt w:val="decimal"/>
+      <w:lvlText w:val="%4."/>
+      <w:lvlJc w:val="left"/>
+      <w:pPr>
+        <w:tabs>
+          <w:tab w:val="num" w:pos="2880"/>
+        </w:tabs>
+        <w:ind w:left="2880" w:hanging="360"/>
+      </w:pPr>
+    </w:lvl>
+    <w:lvl w:ilvl="4" w:tentative="1">
+      <w:start w:val="1"/>
+      <w:numFmt w:val="decimal"/>
+      <w:lvlText w:val="%5."/>
+      <w:lvlJc w:val="left"/>
+      <w:pPr>
+        <w:tabs>
+          <w:tab w:val="num" w:pos="3600"/>
+        </w:tabs>
+        <w:ind w:left="3600" w:hanging="360"/>
+      </w:pPr>
+    </w:lvl>
+    <w:lvl w:ilvl="5" w:tentative="1">
+      <w:start w:val="1"/>
+      <w:numFmt w:val="decimal"/>
+      <w:lvlText w:val="%6."/>
+      <w:lvlJc w:val="left"/>
+      <w:pPr>
+        <w:tabs>
+          <w:tab w:val="num" w:pos="4320"/>
+        </w:tabs>
+        <w:ind w:left="4320" w:hanging="360"/>
+      </w:pPr>
+    </w:lvl>
+    <w:lvl w:ilvl="6" w:tentative="1">
+      <w:start w:val="1"/>
+      <w:numFmt w:val="decimal"/>
+      <w:lvlText w:val="%7."/>
+      <w:lvlJc w:val="left"/>
+      <w:pPr>
+        <w:tabs>
+          <w:tab w:val="num" w:pos="5040"/>
+        </w:tabs>
+        <w:ind w:left="5040" w:hanging="360"/>
+      </w:pPr>
+    </w:lvl>
+    <w:lvl w:ilvl="7" w:tentative="1">
+      <w:start w:val="1"/>
+      <w:numFmt w:val="decimal"/>
+      <w:lvlText w:val="%8."/>
+      <w:lvlJc w:val="left"/>
+      <w:pPr>
+        <w:tabs>
+          <w:tab w:val="num" w:pos="5760"/>
+        </w:tabs>
+        <w:ind w:left="5760" w:hanging="360"/>
+      </w:pPr>
+    </w:lvl>
+    <w:lvl w:ilvl="8" w:tentative="1">
+      <w:start w:val="1"/>
+      <w:numFmt w:val="decimal"/>
+      <w:lvlText w:val="%9."/>
+      <w:lvlJc w:val="left"/>
+      <w:pPr>
+        <w:tabs>
+          <w:tab w:val="num" w:pos="6480"/>
+        </w:tabs>
+        <w:ind w:left="6480" w:hanging="360"/>
+      </w:pPr>
+    </w:lvl>
+  </w:abstractNum>
+  <w:abstractNum w:abstractNumId="28" w15:restartNumberingAfterBreak="0">
     <w:nsid w:val="7FF82CA8"/>
     <w:multiLevelType w:val="hybridMultilevel"/>
     <w:tmpl w:val="BBECE030"/>
@@ -9388,43 +10978,64 @@
     <w:abstractNumId w:val="0"/>
   </w:num>
   <w:num w:numId="10" w16cid:durableId="361712200">
+    <w:abstractNumId w:val="21"/>
+  </w:num>
+  <w:num w:numId="11" w16cid:durableId="1077362398">
+    <w:abstractNumId w:val="10"/>
+  </w:num>
+  <w:num w:numId="12" w16cid:durableId="657423711">
+    <w:abstractNumId w:val="28"/>
+  </w:num>
+  <w:num w:numId="13" w16cid:durableId="1330520209">
+    <w:abstractNumId w:val="19"/>
+  </w:num>
+  <w:num w:numId="14" w16cid:durableId="1194995569">
+    <w:abstractNumId w:val="26"/>
+  </w:num>
+  <w:num w:numId="15" w16cid:durableId="410780324">
+    <w:abstractNumId w:val="24"/>
+  </w:num>
+  <w:num w:numId="16" w16cid:durableId="1157307537">
+    <w:abstractNumId w:val="12"/>
+  </w:num>
+  <w:num w:numId="17" w16cid:durableId="2059471827">
+    <w:abstractNumId w:val="25"/>
+  </w:num>
+  <w:num w:numId="18" w16cid:durableId="790324886">
+    <w:abstractNumId w:val="23"/>
+  </w:num>
+  <w:num w:numId="19" w16cid:durableId="1523783300">
+    <w:abstractNumId w:val="15"/>
+  </w:num>
+  <w:num w:numId="20" w16cid:durableId="1656183150">
+    <w:abstractNumId w:val="11"/>
+  </w:num>
+  <w:num w:numId="21" w16cid:durableId="2099936362">
+    <w:abstractNumId w:val="20"/>
+  </w:num>
+  <w:num w:numId="22" w16cid:durableId="1327132066">
     <w:abstractNumId w:val="16"/>
   </w:num>
-  <w:num w:numId="11" w16cid:durableId="1077362398">
+  <w:num w:numId="23" w16cid:durableId="2052026014">
+    <w:abstractNumId w:val="13"/>
+  </w:num>
+  <w:num w:numId="24" w16cid:durableId="1588733218">
+    <w:abstractNumId w:val="14"/>
+  </w:num>
+  <w:num w:numId="25" w16cid:durableId="734544652">
+    <w:abstractNumId w:val="27"/>
+  </w:num>
+  <w:num w:numId="26" w16cid:durableId="748111929">
+    <w:abstractNumId w:val="17"/>
+  </w:num>
+  <w:num w:numId="27" w16cid:durableId="797645911">
+    <w:abstractNumId w:val="22"/>
+  </w:num>
+  <w:num w:numId="28" w16cid:durableId="1407341214">
     <w:abstractNumId w:val="9"/>
   </w:num>
-  <w:num w:numId="12" w16cid:durableId="657423711">
-    <w:abstractNumId w:val="21"/>
-  </w:num>
-  <w:num w:numId="13" w16cid:durableId="1330520209">
-    <w:abstractNumId w:val="14"/>
-  </w:num>
-  <w:num w:numId="14" w16cid:durableId="1194995569">
-    <w:abstractNumId w:val="20"/>
-  </w:num>
-  <w:num w:numId="15" w16cid:durableId="410780324">
+  <w:num w:numId="29" w16cid:durableId="1099177058">
     <w:abstractNumId w:val="18"/>
-  </w:num>
-  <w:num w:numId="16" w16cid:durableId="1157307537">
-    <w:abstractNumId w:val="11"/>
-  </w:num>
-  <w:num w:numId="17" w16cid:durableId="2059471827">
-    <w:abstractNumId w:val="19"/>
-  </w:num>
-  <w:num w:numId="18" w16cid:durableId="790324886">
-    <w:abstractNumId w:val="17"/>
-  </w:num>
-  <w:num w:numId="19" w16cid:durableId="1523783300">
-    <w:abstractNumId w:val="12"/>
-  </w:num>
-  <w:num w:numId="20" w16cid:durableId="1656183150">
-    <w:abstractNumId w:val="10"/>
-  </w:num>
-  <w:num w:numId="21" w16cid:durableId="2099936362">
-    <w:abstractNumId w:val="15"/>
-  </w:num>
-  <w:num w:numId="22" w16cid:durableId="1327132066">
-    <w:abstractNumId w:val="13"/>
   </w:num>
 </w:numbering>
 </file>
@@ -10041,7 +11652,6 @@
   <w:style w:type="character" w:default="1" w:styleId="a2">
     <w:name w:val="Default Paragraph Font"/>
     <w:uiPriority w:val="1"/>
-    <w:semiHidden/>
     <w:unhideWhenUsed/>
   </w:style>
   <w:style w:type="table" w:default="1" w:styleId="a3">
@@ -20822,9 +22432,15 @@
     <w:autoRedefine/>
     <w:uiPriority w:val="39"/>
     <w:unhideWhenUsed/>
-    <w:rsid w:val="00AA659E"/>
+    <w:rsid w:val="00C2160B"/>
     <w:pPr>
-      <w:spacing w:after="100"/>
+      <w:tabs>
+        <w:tab w:val="left" w:pos="142"/>
+        <w:tab w:val="right" w:leader="dot" w:pos="10245"/>
+      </w:tabs>
+      <w:spacing w:after="0"/>
+      <w:ind w:firstLine="0"/>
+      <w:jc w:val="both"/>
     </w:pPr>
   </w:style>
   <w:style w:type="paragraph" w:styleId="2c">
@@ -20834,14 +22450,15 @@
     <w:autoRedefine/>
     <w:uiPriority w:val="39"/>
     <w:unhideWhenUsed/>
-    <w:rsid w:val="00517DF6"/>
+    <w:rsid w:val="00C2160B"/>
     <w:pPr>
       <w:tabs>
         <w:tab w:val="left" w:pos="993"/>
         <w:tab w:val="right" w:leader="dot" w:pos="9678"/>
       </w:tabs>
-      <w:spacing w:after="100"/>
+      <w:spacing w:after="0"/>
       <w:ind w:left="240" w:firstLine="327"/>
+      <w:jc w:val="both"/>
     </w:pPr>
   </w:style>
   <w:style w:type="character" w:styleId="aff8">
@@ -20930,6 +22547,36 @@
         <w:shd w:val="clear" w:color="auto" w:fill="DAEEF3" w:themeFill="accent5" w:themeFillTint="33"/>
       </w:tcPr>
     </w:tblStylePr>
+  </w:style>
+  <w:style w:type="paragraph" w:customStyle="1" w:styleId="pdq2pgselectionanchorcontainer">
+    <w:name w:val="pdq2pg_selectionanchorcontainer"/>
+    <w:basedOn w:val="a1"/>
+    <w:rsid w:val="00C01DC4"/>
+    <w:pPr>
+      <w:spacing w:before="100" w:beforeAutospacing="1" w:after="100" w:afterAutospacing="1" w:line="240" w:lineRule="auto"/>
+      <w:ind w:firstLine="0"/>
+    </w:pPr>
+    <w:rPr>
+      <w:rFonts w:cs="Times New Roman"/>
+      <w:szCs w:val="24"/>
+      <w:lang w:val="ru-RU" w:eastAsia="ru-RU"/>
+    </w:rPr>
+  </w:style>
+  <w:style w:type="paragraph" w:styleId="aff9">
+    <w:name w:val="Normal (Web)"/>
+    <w:basedOn w:val="a1"/>
+    <w:uiPriority w:val="99"/>
+    <w:unhideWhenUsed/>
+    <w:rsid w:val="00C01DC4"/>
+    <w:pPr>
+      <w:spacing w:before="100" w:beforeAutospacing="1" w:after="100" w:afterAutospacing="1" w:line="240" w:lineRule="auto"/>
+      <w:ind w:firstLine="0"/>
+    </w:pPr>
+    <w:rPr>
+      <w:rFonts w:cs="Times New Roman"/>
+      <w:szCs w:val="24"/>
+      <w:lang w:val="ru-RU" w:eastAsia="ru-RU"/>
+    </w:rPr>
   </w:style>
 </w:styles>
 </file>
